--- a/docs/Описание_страниц_приложения.docx
+++ b/docs/Описание_страниц_приложения.docx
@@ -146,19 +146,6 @@
           <w:sz w:val="24"/>
           <w:szCs w:val="24"/>
         </w:rPr>
-        <w:t>（中俄跨境贸易轻量化协同平台（申请页面描述））</w:t>
-      </w:r>
-    </w:p>
-    <w:p>
-      <w:pPr>
-        <w:pStyle w:val="PZCenter"/>
-        <w:spacing w:line="288" w:lineRule="auto"/>
-      </w:pPr>
-      <w:r>
-        <w:rPr>
-          <w:sz w:val="24"/>
-          <w:szCs w:val="24"/>
-        </w:rPr>
         <w:t>Этап 2. Описание страниц приложения</w:t>
       </w:r>
     </w:p>
@@ -288,7 +275,7 @@
         <w:pStyle w:val="PZPlain"/>
       </w:pPr>
       <w:r>
-        <w:t>Курсовой проект содержит 28 страниц, 4 рисунка, 18 таблиц и 10 источников.</w:t>
+        <w:t>Курсовой проект содержит 31 страница, 4 рисунка, 18 таблиц и 10 источников.</w:t>
       </w:r>
     </w:p>
     <w:p>
@@ -299,90 +286,22 @@
     </w:p>
     <w:p>
       <w:r>
-        <w:t>本文档是</w:t>
-      </w:r>
-      <w:r>
-        <w:t>“</w:t>
-      </w:r>
-      <w:r>
-        <w:t>中俄跨境贸易轻量化协同平台</w:t>
-      </w:r>
-      <w:r>
-        <w:t xml:space="preserve">”Web </w:t>
-      </w:r>
-      <w:r>
-        <w:t>客户端课程设计的第二阶段交付物，用于完整描述应用的页面结构。文档首先说明应用的用途、业务边界与用户角色，给出页面清单的编制原则与地址（</w:t>
-      </w:r>
-      <w:r>
-        <w:t>URL</w:t>
-      </w:r>
-      <w:r>
-        <w:t>）命名约定；随后给出应用的路由结构，包括路由地图、</w:t>
-      </w:r>
-      <w:r>
-        <w:t xml:space="preserve">Django </w:t>
-      </w:r>
-      <w:r>
-        <w:t>对请求的处理链路以及模板继承关系；第三章为主体，按</w:t>
-      </w:r>
-      <w:r>
-        <w:t xml:space="preserve"> M0 </w:t>
-      </w:r>
-      <w:r>
-        <w:t>至</w:t>
-      </w:r>
-      <w:r>
-        <w:t xml:space="preserve"> M11 </w:t>
-      </w:r>
-      <w:r>
-        <w:t>共十二个功能模块逐模块给出页面表格，每条记录包含页面名称、访问地址、路由名称、访问权限、用途与主要内容；第四章给出全部页面的路由与视图汇总表；附录</w:t>
-      </w:r>
-      <w:r>
-        <w:t xml:space="preserve"> A </w:t>
-      </w:r>
-      <w:r>
-        <w:t>为术语表，附录</w:t>
-      </w:r>
-      <w:r>
-        <w:t xml:space="preserve"> B </w:t>
-      </w:r>
-      <w:r>
-        <w:t>为按模块汇总的页面索引。</w:t>
+        <w:t>Настоящий документ является результатом второго этапа курсового проекта «Легковесная платформа совместной работы для трансграничной торговли России и Китая» и описывает структуру страниц веб-клиента приложения.</w:t>
       </w:r>
     </w:p>
     <w:p>
       <w:r>
-        <w:t>本文档所描述的</w:t>
+        <w:t>В первой главе изложены назначение приложения, границы предметной области и пользовательские роли, а также принципы формирования перечня страниц и соглашения об адресах (URL). Во второй главе приведена структура маршрутов: карта маршрутов, схема обработки запроса в Django и наследование шаблонов.</w:t>
       </w:r>
+    </w:p>
+    <w:p>
       <w:r>
-        <w:t xml:space="preserve"> 43 </w:t>
+        <w:t>Третья глава — основная: по двенадцати функциональным модулям M0–M11 приведены таблицы страниц, где для каждой указаны название, адрес, имя маршрута, режим доступа, назначение и основное содержание. Четвёртая глава содержит сводную таблицу маршрутов и представлений. В приложениях приведены глоссарий и указатель страниц по модулям.</w:t>
       </w:r>
+    </w:p>
+    <w:p>
       <w:r>
-        <w:t>个页面全部已在</w:t>
-      </w:r>
-      <w:r>
-        <w:t xml:space="preserve"> Django </w:t>
-      </w:r>
-      <w:r>
-        <w:t>项目中实现为可访问的路由与视图原型，并已通过自动化的路由校验与页面渲染冒烟测试（</w:t>
-      </w:r>
-      <w:r>
-        <w:t xml:space="preserve">43 </w:t>
-      </w:r>
-      <w:r>
-        <w:t>个页面全部返回</w:t>
-      </w:r>
-      <w:r>
-        <w:t xml:space="preserve"> HTTP 200</w:t>
-      </w:r>
-      <w:r>
-        <w:t>，管理后台与退出登录返回预期的</w:t>
-      </w:r>
-      <w:r>
-        <w:t xml:space="preserve"> 302 </w:t>
-      </w:r>
-      <w:r>
-        <w:t>重定向）。文档中的页面清单由项目内的页面注册表自动生成，因此文档与代码始终保持一致。</w:t>
+        <w:t>Все 43 описанные страницы реализованы в проекте Django как рабочие маршруты и прототипы представлений и прошли автоматическую сверку маршрутов и дымовой тест отрисовки: 43 страницы возвращают HTTP 200, административная панель и выход из системы — ожидаемое перенаправление 302. Перечень страниц формируется программой из реестра страниц проекта, поэтому документ и код всегда согласованы.</w:t>
       </w:r>
     </w:p>
     <w:p>
@@ -396,25 +315,7 @@
         <w:pStyle w:val="PZPlain"/>
       </w:pPr>
       <w:r>
-        <w:t>关键词：</w:t>
-      </w:r>
-      <w:r>
-        <w:t xml:space="preserve">Python Web </w:t>
-      </w:r>
-      <w:r>
-        <w:t>应用；</w:t>
-      </w:r>
-      <w:r>
-        <w:t>Django</w:t>
-      </w:r>
-      <w:r>
-        <w:t>；页面清单；地址（</w:t>
-      </w:r>
-      <w:r>
-        <w:t>URL</w:t>
-      </w:r>
-      <w:r>
-        <w:t>）命名约定；路由配置；视图原型；单一数据源。</w:t>
+        <w:t>Ключевые слова: веб-приложение на Python; Django; перечень страниц; соглашения об адресах (URL); конфигурация маршрутов; прототип представления; единый источник данных</w:t>
       </w:r>
     </w:p>
     <w:p>
@@ -446,10 +347,15 @@
         <w:pStyle w:val="PZPlain"/>
       </w:pPr>
       <w:r>
-        <w:t xml:space="preserve">The document first defines the purpose of the application, its subject-area boundaries and user roles, and formulates the principles used to compose the page list together with the URL naming conventions. The routing structure is then presented, including the route map, the Django request-handling pipeline and template inheritance. The main chapter describes all pages module by module (M0 to M11), each entry containing the page name, URL, route name, access mode, purpose and main content. The final chapter </w:t>
+        <w:t>The first chapter defines the purpose of the application, its subject-area boundaries and user roles, and formulates the principles used to compose the page list together with the URL naming conventions. The second chapter presents the routing structure: the route map, the Django request-handling pipeline and template inheritance.</w:t>
       </w:r>
+    </w:p>
+    <w:p>
+      <w:pPr>
+        <w:pStyle w:val="PZPlain"/>
+      </w:pPr>
       <w:r>
-        <w:t>provides a summary table of routes and views.</w:t>
+        <w:t>The main chapter describes all pages module by module (M0 to M11), each entry containing the page name, URL, route name, access mode, purpose and main content. The final chapter provides a summary table of routes and views. The appendices contain a glossary and an index of pages by module.</w:t>
       </w:r>
     </w:p>
     <w:p>
@@ -471,7 +377,7 @@
         <w:pStyle w:val="PZPlain"/>
       </w:pPr>
       <w:r>
-        <w:t>Keywords: Python web application; Django; page inventory; URL naming conventions; URLconf; view prototype; single source of truth.</w:t>
+        <w:t>Keywords: Python web application; Django; page inventory; URL naming conventions; URLconf; view prototype; single source of truth</w:t>
       </w:r>
     </w:p>
     <w:p>
@@ -486,3107 +392,515 @@
     </w:p>
     <w:p>
       <w:pPr>
-        <w:pStyle w:val="TOC1"/>
+        <w:pStyle w:val="PZPlain"/>
         <w:tabs>
-          <w:tab w:val="right" w:leader="dot" w:pos="9515"/>
+          <w:tab w:val="right" w:leader="dot" w:pos="9524"/>
         </w:tabs>
-        <w:rPr>
-          <w:rFonts w:asciiTheme="minorHAnsi" w:eastAsiaTheme="minorEastAsia" w:hAnsiTheme="minorHAnsi" w:cstheme="minorBidi" w:hint="eastAsia"/>
-          <w:noProof/>
-          <w:kern w:val="2"/>
-          <w:sz w:val="22"/>
-          <w:szCs w:val="24"/>
-          <w:lang w:eastAsia="zh-CN"/>
-          <w14:ligatures w14:val="standardContextual"/>
-        </w:rPr>
+        <w:spacing w:line="480" w:lineRule="exact"/>
       </w:pPr>
       <w:r>
-        <w:fldChar w:fldCharType="begin"/>
+        <w:t>ОПРЕДЕЛЕНИЯ, ОБОЗНАЧЕНИЯ И СОКРАЩЕНИЯ</w:t>
       </w:r>
       <w:r>
-        <w:instrText>TOC \o "1-3" \h \z \u</w:instrText>
+        <w:tab/>
+        <w:t>6</w:t>
       </w:r>
-      <w:r>
-        <w:fldChar w:fldCharType="separate"/>
-      </w:r>
-      <w:hyperlink w:anchor="_Toc241418949" w:history="1">
-        <w:r>
-          <w:rPr>
-            <w:rStyle w:val="aff9"/>
-            <w:rFonts w:eastAsia="SimHei"/>
-            <w:noProof/>
-          </w:rPr>
-          <w:t>ОПРЕДЕЛЕНИЯ, ОБОЗНАЧЕНИЯ И СОКРАЩЕНИЯ</w:t>
-        </w:r>
-        <w:r>
-          <w:rPr>
-            <w:rFonts w:hint="eastAsia"/>
-            <w:noProof/>
-            <w:webHidden/>
-          </w:rPr>
-          <w:tab/>
-        </w:r>
-        <w:r>
-          <w:rPr>
-            <w:rFonts w:hint="eastAsia"/>
-            <w:noProof/>
-            <w:webHidden/>
-          </w:rPr>
-          <w:fldChar w:fldCharType="begin"/>
-        </w:r>
-        <w:r>
-          <w:rPr>
-            <w:rFonts w:hint="eastAsia"/>
-            <w:noProof/>
-            <w:webHidden/>
-          </w:rPr>
-          <w:instrText xml:space="preserve"> </w:instrText>
-        </w:r>
-        <w:r>
-          <w:rPr>
-            <w:noProof/>
-            <w:webHidden/>
-          </w:rPr>
-          <w:instrText>PAGEREF _Toc241418949 \h</w:instrText>
-        </w:r>
-        <w:r>
-          <w:rPr>
-            <w:rFonts w:hint="eastAsia"/>
-            <w:noProof/>
-            <w:webHidden/>
-          </w:rPr>
-          <w:instrText xml:space="preserve"> </w:instrText>
-        </w:r>
-        <w:r>
-          <w:rPr>
-            <w:rFonts w:hint="eastAsia"/>
-            <w:noProof/>
-            <w:webHidden/>
-          </w:rPr>
-        </w:r>
-        <w:r>
-          <w:rPr>
-            <w:rFonts w:hint="eastAsia"/>
-            <w:noProof/>
-            <w:webHidden/>
-          </w:rPr>
-          <w:fldChar w:fldCharType="separate"/>
-        </w:r>
-        <w:r>
-          <w:rPr>
-            <w:noProof/>
-            <w:webHidden/>
-          </w:rPr>
-          <w:t>6</w:t>
-        </w:r>
-        <w:r>
-          <w:rPr>
-            <w:rFonts w:hint="eastAsia"/>
-            <w:noProof/>
-            <w:webHidden/>
-          </w:rPr>
-          <w:fldChar w:fldCharType="end"/>
-        </w:r>
-      </w:hyperlink>
-    </w:p>
-    <w:p>
-      <w:pPr>
-        <w:pStyle w:val="TOC1"/>
-        <w:tabs>
-          <w:tab w:val="right" w:leader="dot" w:pos="9515"/>
-        </w:tabs>
-        <w:rPr>
-          <w:rFonts w:asciiTheme="minorHAnsi" w:eastAsiaTheme="minorEastAsia" w:hAnsiTheme="minorHAnsi" w:cstheme="minorBidi" w:hint="eastAsia"/>
-          <w:noProof/>
-          <w:kern w:val="2"/>
-          <w:sz w:val="22"/>
-          <w:szCs w:val="24"/>
-          <w:lang w:eastAsia="zh-CN"/>
-          <w14:ligatures w14:val="standardContextual"/>
-        </w:rPr>
-      </w:pPr>
-      <w:hyperlink w:anchor="_Toc241418950" w:history="1">
-        <w:r>
-          <w:rPr>
-            <w:rStyle w:val="aff9"/>
-            <w:rFonts w:eastAsia="SimHei"/>
-            <w:noProof/>
-          </w:rPr>
-          <w:t>ВВЕДЕНИЕ</w:t>
-        </w:r>
-        <w:r>
-          <w:rPr>
-            <w:rFonts w:hint="eastAsia"/>
-            <w:noProof/>
-            <w:webHidden/>
-          </w:rPr>
-          <w:tab/>
-        </w:r>
-        <w:r>
-          <w:rPr>
-            <w:rFonts w:hint="eastAsia"/>
-            <w:noProof/>
-            <w:webHidden/>
-          </w:rPr>
-          <w:fldChar w:fldCharType="begin"/>
-        </w:r>
-        <w:r>
-          <w:rPr>
-            <w:rFonts w:hint="eastAsia"/>
-            <w:noProof/>
-            <w:webHidden/>
-          </w:rPr>
-          <w:instrText xml:space="preserve"> </w:instrText>
-        </w:r>
-        <w:r>
-          <w:rPr>
-            <w:noProof/>
-            <w:webHidden/>
-          </w:rPr>
-          <w:instrText>PAGEREF _Toc241418950 \h</w:instrText>
-        </w:r>
-        <w:r>
-          <w:rPr>
-            <w:rFonts w:hint="eastAsia"/>
-            <w:noProof/>
-            <w:webHidden/>
-          </w:rPr>
-          <w:instrText xml:space="preserve"> </w:instrText>
-        </w:r>
-        <w:r>
-          <w:rPr>
-            <w:rFonts w:hint="eastAsia"/>
-            <w:noProof/>
-            <w:webHidden/>
-          </w:rPr>
-        </w:r>
-        <w:r>
-          <w:rPr>
-            <w:rFonts w:hint="eastAsia"/>
-            <w:noProof/>
-            <w:webHidden/>
-          </w:rPr>
-          <w:fldChar w:fldCharType="separate"/>
-        </w:r>
-        <w:r>
-          <w:rPr>
-            <w:noProof/>
-            <w:webHidden/>
-          </w:rPr>
-          <w:t>7</w:t>
-        </w:r>
-        <w:r>
-          <w:rPr>
-            <w:rFonts w:hint="eastAsia"/>
-            <w:noProof/>
-            <w:webHidden/>
-          </w:rPr>
-          <w:fldChar w:fldCharType="end"/>
-        </w:r>
-      </w:hyperlink>
-    </w:p>
-    <w:p>
-      <w:pPr>
-        <w:pStyle w:val="TOC1"/>
-        <w:tabs>
-          <w:tab w:val="right" w:leader="dot" w:pos="9515"/>
-        </w:tabs>
-        <w:rPr>
-          <w:rFonts w:asciiTheme="minorHAnsi" w:eastAsiaTheme="minorEastAsia" w:hAnsiTheme="minorHAnsi" w:cstheme="minorBidi" w:hint="eastAsia"/>
-          <w:noProof/>
-          <w:kern w:val="2"/>
-          <w:sz w:val="22"/>
-          <w:szCs w:val="24"/>
-          <w:lang w:eastAsia="zh-CN"/>
-          <w14:ligatures w14:val="standardContextual"/>
-        </w:rPr>
-      </w:pPr>
-      <w:hyperlink w:anchor="_Toc241418951" w:history="1">
-        <w:r>
-          <w:rPr>
-            <w:rStyle w:val="aff9"/>
-            <w:rFonts w:eastAsia="SimHei"/>
-            <w:noProof/>
-          </w:rPr>
-          <w:t>1 ОБЩИЕ СВЕДЕНИЯ О ПРИЛОЖЕНИИ</w:t>
-        </w:r>
-        <w:r>
-          <w:rPr>
-            <w:rFonts w:hint="eastAsia"/>
-            <w:noProof/>
-            <w:webHidden/>
-          </w:rPr>
-          <w:tab/>
-        </w:r>
-        <w:r>
-          <w:rPr>
-            <w:rFonts w:hint="eastAsia"/>
-            <w:noProof/>
-            <w:webHidden/>
-          </w:rPr>
-          <w:fldChar w:fldCharType="begin"/>
-        </w:r>
-        <w:r>
-          <w:rPr>
-            <w:rFonts w:hint="eastAsia"/>
-            <w:noProof/>
-            <w:webHidden/>
-          </w:rPr>
-          <w:instrText xml:space="preserve"> </w:instrText>
-        </w:r>
-        <w:r>
-          <w:rPr>
-            <w:noProof/>
-            <w:webHidden/>
-          </w:rPr>
-          <w:instrText>PAGEREF _Toc241418951 \h</w:instrText>
-        </w:r>
-        <w:r>
-          <w:rPr>
-            <w:rFonts w:hint="eastAsia"/>
-            <w:noProof/>
-            <w:webHidden/>
-          </w:rPr>
-          <w:instrText xml:space="preserve"> </w:instrText>
-        </w:r>
-        <w:r>
-          <w:rPr>
-            <w:rFonts w:hint="eastAsia"/>
-            <w:noProof/>
-            <w:webHidden/>
-          </w:rPr>
-        </w:r>
-        <w:r>
-          <w:rPr>
-            <w:rFonts w:hint="eastAsia"/>
-            <w:noProof/>
-            <w:webHidden/>
-          </w:rPr>
-          <w:fldChar w:fldCharType="separate"/>
-        </w:r>
-        <w:r>
-          <w:rPr>
-            <w:noProof/>
-            <w:webHidden/>
-          </w:rPr>
-          <w:t>9</w:t>
-        </w:r>
-        <w:r>
-          <w:rPr>
-            <w:rFonts w:hint="eastAsia"/>
-            <w:noProof/>
-            <w:webHidden/>
-          </w:rPr>
-          <w:fldChar w:fldCharType="end"/>
-        </w:r>
-      </w:hyperlink>
-    </w:p>
-    <w:p>
-      <w:pPr>
-        <w:pStyle w:val="TOC2"/>
-        <w:tabs>
-          <w:tab w:val="right" w:leader="dot" w:pos="9515"/>
-        </w:tabs>
-        <w:ind w:left="560"/>
-        <w:rPr>
-          <w:rFonts w:asciiTheme="minorHAnsi" w:eastAsiaTheme="minorEastAsia" w:hAnsiTheme="minorHAnsi" w:cstheme="minorBidi" w:hint="eastAsia"/>
-          <w:noProof/>
-          <w:kern w:val="2"/>
-          <w:sz w:val="22"/>
-          <w:szCs w:val="24"/>
-          <w:lang w:eastAsia="zh-CN"/>
-          <w14:ligatures w14:val="standardContextual"/>
-        </w:rPr>
-      </w:pPr>
-      <w:hyperlink w:anchor="_Toc241418952" w:history="1">
-        <w:r>
-          <w:rPr>
-            <w:rStyle w:val="aff9"/>
-            <w:rFonts w:eastAsia="SimHei"/>
-            <w:noProof/>
-          </w:rPr>
-          <w:t>1.1 Назначение приложения и границы предметной области</w:t>
-        </w:r>
-        <w:r>
-          <w:rPr>
-            <w:rStyle w:val="aff9"/>
-            <w:rFonts w:eastAsia="SimHei"/>
-            <w:noProof/>
-          </w:rPr>
-          <w:t>（应用用途与业务边界）</w:t>
-        </w:r>
-        <w:r>
-          <w:rPr>
-            <w:rFonts w:hint="eastAsia"/>
-            <w:noProof/>
-            <w:webHidden/>
-          </w:rPr>
-          <w:tab/>
-        </w:r>
-        <w:r>
-          <w:rPr>
-            <w:rFonts w:hint="eastAsia"/>
-            <w:noProof/>
-            <w:webHidden/>
-          </w:rPr>
-          <w:fldChar w:fldCharType="begin"/>
-        </w:r>
-        <w:r>
-          <w:rPr>
-            <w:rFonts w:hint="eastAsia"/>
-            <w:noProof/>
-            <w:webHidden/>
-          </w:rPr>
-          <w:instrText xml:space="preserve"> </w:instrText>
-        </w:r>
-        <w:r>
-          <w:rPr>
-            <w:noProof/>
-            <w:webHidden/>
-          </w:rPr>
-          <w:instrText>PAGEREF _Toc241418952 \h</w:instrText>
-        </w:r>
-        <w:r>
-          <w:rPr>
-            <w:rFonts w:hint="eastAsia"/>
-            <w:noProof/>
-            <w:webHidden/>
-          </w:rPr>
-          <w:instrText xml:space="preserve"> </w:instrText>
-        </w:r>
-        <w:r>
-          <w:rPr>
-            <w:rFonts w:hint="eastAsia"/>
-            <w:noProof/>
-            <w:webHidden/>
-          </w:rPr>
-        </w:r>
-        <w:r>
-          <w:rPr>
-            <w:rFonts w:hint="eastAsia"/>
-            <w:noProof/>
-            <w:webHidden/>
-          </w:rPr>
-          <w:fldChar w:fldCharType="separate"/>
-        </w:r>
-        <w:r>
-          <w:rPr>
-            <w:noProof/>
-            <w:webHidden/>
-          </w:rPr>
-          <w:t>9</w:t>
-        </w:r>
-        <w:r>
-          <w:rPr>
-            <w:rFonts w:hint="eastAsia"/>
-            <w:noProof/>
-            <w:webHidden/>
-          </w:rPr>
-          <w:fldChar w:fldCharType="end"/>
-        </w:r>
-      </w:hyperlink>
-    </w:p>
-    <w:p>
-      <w:pPr>
-        <w:pStyle w:val="TOC2"/>
-        <w:tabs>
-          <w:tab w:val="right" w:leader="dot" w:pos="9515"/>
-        </w:tabs>
-        <w:ind w:left="560"/>
-        <w:rPr>
-          <w:rFonts w:asciiTheme="minorHAnsi" w:eastAsiaTheme="minorEastAsia" w:hAnsiTheme="minorHAnsi" w:cstheme="minorBidi" w:hint="eastAsia"/>
-          <w:noProof/>
-          <w:kern w:val="2"/>
-          <w:sz w:val="22"/>
-          <w:szCs w:val="24"/>
-          <w:lang w:eastAsia="zh-CN"/>
-          <w14:ligatures w14:val="standardContextual"/>
-        </w:rPr>
-      </w:pPr>
-      <w:hyperlink w:anchor="_Toc241418953" w:history="1">
-        <w:r>
-          <w:rPr>
-            <w:rStyle w:val="aff9"/>
-            <w:rFonts w:eastAsia="SimHei"/>
-            <w:noProof/>
-          </w:rPr>
-          <w:t>1.2 Пользовательские роли</w:t>
-        </w:r>
-        <w:r>
-          <w:rPr>
-            <w:rStyle w:val="aff9"/>
-            <w:rFonts w:eastAsia="SimHei"/>
-            <w:noProof/>
-          </w:rPr>
-          <w:t>（用户角色）</w:t>
-        </w:r>
-        <w:r>
-          <w:rPr>
-            <w:rFonts w:hint="eastAsia"/>
-            <w:noProof/>
-            <w:webHidden/>
-          </w:rPr>
-          <w:tab/>
-        </w:r>
-        <w:r>
-          <w:rPr>
-            <w:rFonts w:hint="eastAsia"/>
-            <w:noProof/>
-            <w:webHidden/>
-          </w:rPr>
-          <w:fldChar w:fldCharType="begin"/>
-        </w:r>
-        <w:r>
-          <w:rPr>
-            <w:rFonts w:hint="eastAsia"/>
-            <w:noProof/>
-            <w:webHidden/>
-          </w:rPr>
-          <w:instrText xml:space="preserve"> </w:instrText>
-        </w:r>
-        <w:r>
-          <w:rPr>
-            <w:noProof/>
-            <w:webHidden/>
-          </w:rPr>
-          <w:instrText>PAGEREF _Toc241418953 \h</w:instrText>
-        </w:r>
-        <w:r>
-          <w:rPr>
-            <w:rFonts w:hint="eastAsia"/>
-            <w:noProof/>
-            <w:webHidden/>
-          </w:rPr>
-          <w:instrText xml:space="preserve"> </w:instrText>
-        </w:r>
-        <w:r>
-          <w:rPr>
-            <w:rFonts w:hint="eastAsia"/>
-            <w:noProof/>
-            <w:webHidden/>
-          </w:rPr>
-        </w:r>
-        <w:r>
-          <w:rPr>
-            <w:rFonts w:hint="eastAsia"/>
-            <w:noProof/>
-            <w:webHidden/>
-          </w:rPr>
-          <w:fldChar w:fldCharType="separate"/>
-        </w:r>
-        <w:r>
-          <w:rPr>
-            <w:noProof/>
-            <w:webHidden/>
-          </w:rPr>
-          <w:t>9</w:t>
-        </w:r>
-        <w:r>
-          <w:rPr>
-            <w:rFonts w:hint="eastAsia"/>
-            <w:noProof/>
-            <w:webHidden/>
-          </w:rPr>
-          <w:fldChar w:fldCharType="end"/>
-        </w:r>
-      </w:hyperlink>
-    </w:p>
-    <w:p>
-      <w:pPr>
-        <w:pStyle w:val="TOC2"/>
-        <w:tabs>
-          <w:tab w:val="right" w:leader="dot" w:pos="9515"/>
-        </w:tabs>
-        <w:ind w:left="560"/>
-        <w:rPr>
-          <w:rFonts w:asciiTheme="minorHAnsi" w:eastAsiaTheme="minorEastAsia" w:hAnsiTheme="minorHAnsi" w:cstheme="minorBidi" w:hint="eastAsia"/>
-          <w:noProof/>
-          <w:kern w:val="2"/>
-          <w:sz w:val="22"/>
-          <w:szCs w:val="24"/>
-          <w:lang w:eastAsia="zh-CN"/>
-          <w14:ligatures w14:val="standardContextual"/>
-        </w:rPr>
-      </w:pPr>
-      <w:hyperlink w:anchor="_Toc241418954" w:history="1">
-        <w:r>
-          <w:rPr>
-            <w:rStyle w:val="aff9"/>
-            <w:rFonts w:eastAsia="SimHei"/>
-            <w:noProof/>
-          </w:rPr>
-          <w:t>1.3 Принципы формирования перечня страниц</w:t>
-        </w:r>
-        <w:r>
-          <w:rPr>
-            <w:rStyle w:val="aff9"/>
-            <w:rFonts w:eastAsia="SimHei"/>
-            <w:noProof/>
-          </w:rPr>
-          <w:t>（页面清单的编制原则）</w:t>
-        </w:r>
-        <w:r>
-          <w:rPr>
-            <w:rFonts w:hint="eastAsia"/>
-            <w:noProof/>
-            <w:webHidden/>
-          </w:rPr>
-          <w:tab/>
-        </w:r>
-        <w:r>
-          <w:rPr>
-            <w:rFonts w:hint="eastAsia"/>
-            <w:noProof/>
-            <w:webHidden/>
-          </w:rPr>
-          <w:fldChar w:fldCharType="begin"/>
-        </w:r>
-        <w:r>
-          <w:rPr>
-            <w:rFonts w:hint="eastAsia"/>
-            <w:noProof/>
-            <w:webHidden/>
-          </w:rPr>
-          <w:instrText xml:space="preserve"> </w:instrText>
-        </w:r>
-        <w:r>
-          <w:rPr>
-            <w:noProof/>
-            <w:webHidden/>
-          </w:rPr>
-          <w:instrText>PAGEREF _Toc241418954 \h</w:instrText>
-        </w:r>
-        <w:r>
-          <w:rPr>
-            <w:rFonts w:hint="eastAsia"/>
-            <w:noProof/>
-            <w:webHidden/>
-          </w:rPr>
-          <w:instrText xml:space="preserve"> </w:instrText>
-        </w:r>
-        <w:r>
-          <w:rPr>
-            <w:rFonts w:hint="eastAsia"/>
-            <w:noProof/>
-            <w:webHidden/>
-          </w:rPr>
-        </w:r>
-        <w:r>
-          <w:rPr>
-            <w:rFonts w:hint="eastAsia"/>
-            <w:noProof/>
-            <w:webHidden/>
-          </w:rPr>
-          <w:fldChar w:fldCharType="separate"/>
-        </w:r>
-        <w:r>
-          <w:rPr>
-            <w:noProof/>
-            <w:webHidden/>
-          </w:rPr>
-          <w:t>10</w:t>
-        </w:r>
-        <w:r>
-          <w:rPr>
-            <w:rFonts w:hint="eastAsia"/>
-            <w:noProof/>
-            <w:webHidden/>
-          </w:rPr>
-          <w:fldChar w:fldCharType="end"/>
-        </w:r>
-      </w:hyperlink>
-    </w:p>
-    <w:p>
-      <w:pPr>
-        <w:pStyle w:val="TOC2"/>
-        <w:tabs>
-          <w:tab w:val="right" w:leader="dot" w:pos="9515"/>
-        </w:tabs>
-        <w:ind w:left="560"/>
-        <w:rPr>
-          <w:rFonts w:asciiTheme="minorHAnsi" w:eastAsiaTheme="minorEastAsia" w:hAnsiTheme="minorHAnsi" w:cstheme="minorBidi" w:hint="eastAsia"/>
-          <w:noProof/>
-          <w:kern w:val="2"/>
-          <w:sz w:val="22"/>
-          <w:szCs w:val="24"/>
-          <w:lang w:eastAsia="zh-CN"/>
-          <w14:ligatures w14:val="standardContextual"/>
-        </w:rPr>
-      </w:pPr>
-      <w:hyperlink w:anchor="_Toc241418955" w:history="1">
-        <w:r>
-          <w:rPr>
-            <w:rStyle w:val="aff9"/>
-            <w:rFonts w:eastAsia="SimHei"/>
-            <w:noProof/>
-          </w:rPr>
-          <w:t>1.4 Соглашения об адресах (URL)</w:t>
-        </w:r>
-        <w:r>
-          <w:rPr>
-            <w:rStyle w:val="aff9"/>
-            <w:rFonts w:eastAsia="SimHei"/>
-            <w:noProof/>
-          </w:rPr>
-          <w:t>（地址命名约定）</w:t>
-        </w:r>
-        <w:r>
-          <w:rPr>
-            <w:rFonts w:hint="eastAsia"/>
-            <w:noProof/>
-            <w:webHidden/>
-          </w:rPr>
-          <w:tab/>
-        </w:r>
-        <w:r>
-          <w:rPr>
-            <w:rFonts w:hint="eastAsia"/>
-            <w:noProof/>
-            <w:webHidden/>
-          </w:rPr>
-          <w:fldChar w:fldCharType="begin"/>
-        </w:r>
-        <w:r>
-          <w:rPr>
-            <w:rFonts w:hint="eastAsia"/>
-            <w:noProof/>
-            <w:webHidden/>
-          </w:rPr>
-          <w:instrText xml:space="preserve"> </w:instrText>
-        </w:r>
-        <w:r>
-          <w:rPr>
-            <w:noProof/>
-            <w:webHidden/>
-          </w:rPr>
-          <w:instrText>PAGEREF _Toc241418955 \h</w:instrText>
-        </w:r>
-        <w:r>
-          <w:rPr>
-            <w:rFonts w:hint="eastAsia"/>
-            <w:noProof/>
-            <w:webHidden/>
-          </w:rPr>
-          <w:instrText xml:space="preserve"> </w:instrText>
-        </w:r>
-        <w:r>
-          <w:rPr>
-            <w:rFonts w:hint="eastAsia"/>
-            <w:noProof/>
-            <w:webHidden/>
-          </w:rPr>
-        </w:r>
-        <w:r>
-          <w:rPr>
-            <w:rFonts w:hint="eastAsia"/>
-            <w:noProof/>
-            <w:webHidden/>
-          </w:rPr>
-          <w:fldChar w:fldCharType="separate"/>
-        </w:r>
-        <w:r>
-          <w:rPr>
-            <w:noProof/>
-            <w:webHidden/>
-          </w:rPr>
-          <w:t>11</w:t>
-        </w:r>
-        <w:r>
-          <w:rPr>
-            <w:rFonts w:hint="eastAsia"/>
-            <w:noProof/>
-            <w:webHidden/>
-          </w:rPr>
-          <w:fldChar w:fldCharType="end"/>
-        </w:r>
-      </w:hyperlink>
-    </w:p>
-    <w:p>
-      <w:pPr>
-        <w:pStyle w:val="TOC1"/>
-        <w:tabs>
-          <w:tab w:val="right" w:leader="dot" w:pos="9515"/>
-        </w:tabs>
-        <w:rPr>
-          <w:rFonts w:asciiTheme="minorHAnsi" w:eastAsiaTheme="minorEastAsia" w:hAnsiTheme="minorHAnsi" w:cstheme="minorBidi" w:hint="eastAsia"/>
-          <w:noProof/>
-          <w:kern w:val="2"/>
-          <w:sz w:val="22"/>
-          <w:szCs w:val="24"/>
-          <w:lang w:eastAsia="zh-CN"/>
-          <w14:ligatures w14:val="standardContextual"/>
-        </w:rPr>
-      </w:pPr>
-      <w:hyperlink w:anchor="_Toc241418956" w:history="1">
-        <w:r>
-          <w:rPr>
-            <w:rStyle w:val="aff9"/>
-            <w:rFonts w:eastAsia="SimHei"/>
-            <w:noProof/>
-          </w:rPr>
-          <w:t>2 СТРУКТУРА МАРШРУТОВ ПРИЛОЖЕНИЯ</w:t>
-        </w:r>
-        <w:r>
-          <w:rPr>
-            <w:rFonts w:hint="eastAsia"/>
-            <w:noProof/>
-            <w:webHidden/>
-          </w:rPr>
-          <w:tab/>
-        </w:r>
-        <w:r>
-          <w:rPr>
-            <w:rFonts w:hint="eastAsia"/>
-            <w:noProof/>
-            <w:webHidden/>
-          </w:rPr>
-          <w:fldChar w:fldCharType="begin"/>
-        </w:r>
-        <w:r>
-          <w:rPr>
-            <w:rFonts w:hint="eastAsia"/>
-            <w:noProof/>
-            <w:webHidden/>
-          </w:rPr>
-          <w:instrText xml:space="preserve"> </w:instrText>
-        </w:r>
-        <w:r>
-          <w:rPr>
-            <w:noProof/>
-            <w:webHidden/>
-          </w:rPr>
-          <w:instrText>PAGEREF _Toc241418956 \h</w:instrText>
-        </w:r>
-        <w:r>
-          <w:rPr>
-            <w:rFonts w:hint="eastAsia"/>
-            <w:noProof/>
-            <w:webHidden/>
-          </w:rPr>
-          <w:instrText xml:space="preserve"> </w:instrText>
-        </w:r>
-        <w:r>
-          <w:rPr>
-            <w:rFonts w:hint="eastAsia"/>
-            <w:noProof/>
-            <w:webHidden/>
-          </w:rPr>
-        </w:r>
-        <w:r>
-          <w:rPr>
-            <w:rFonts w:hint="eastAsia"/>
-            <w:noProof/>
-            <w:webHidden/>
-          </w:rPr>
-          <w:fldChar w:fldCharType="separate"/>
-        </w:r>
-        <w:r>
-          <w:rPr>
-            <w:noProof/>
-            <w:webHidden/>
-          </w:rPr>
-          <w:t>12</w:t>
-        </w:r>
-        <w:r>
-          <w:rPr>
-            <w:rFonts w:hint="eastAsia"/>
-            <w:noProof/>
-            <w:webHidden/>
-          </w:rPr>
-          <w:fldChar w:fldCharType="end"/>
-        </w:r>
-      </w:hyperlink>
-    </w:p>
-    <w:p>
-      <w:pPr>
-        <w:pStyle w:val="TOC2"/>
-        <w:tabs>
-          <w:tab w:val="right" w:leader="dot" w:pos="9515"/>
-        </w:tabs>
-        <w:ind w:left="560"/>
-        <w:rPr>
-          <w:rFonts w:asciiTheme="minorHAnsi" w:eastAsiaTheme="minorEastAsia" w:hAnsiTheme="minorHAnsi" w:cstheme="minorBidi" w:hint="eastAsia"/>
-          <w:noProof/>
-          <w:kern w:val="2"/>
-          <w:sz w:val="22"/>
-          <w:szCs w:val="24"/>
-          <w:lang w:eastAsia="zh-CN"/>
-          <w14:ligatures w14:val="standardContextual"/>
-        </w:rPr>
-      </w:pPr>
-      <w:hyperlink w:anchor="_Toc241418957" w:history="1">
-        <w:r>
-          <w:rPr>
-            <w:rStyle w:val="aff9"/>
-            <w:rFonts w:eastAsia="SimHei"/>
-            <w:noProof/>
-          </w:rPr>
-          <w:t>2.1 Карта маршрутов</w:t>
-        </w:r>
-        <w:r>
-          <w:rPr>
-            <w:rStyle w:val="aff9"/>
-            <w:rFonts w:eastAsia="SimHei"/>
-            <w:noProof/>
-          </w:rPr>
-          <w:t>（路由地图）</w:t>
-        </w:r>
-        <w:r>
-          <w:rPr>
-            <w:rFonts w:hint="eastAsia"/>
-            <w:noProof/>
-            <w:webHidden/>
-          </w:rPr>
-          <w:tab/>
-        </w:r>
-        <w:r>
-          <w:rPr>
-            <w:rFonts w:hint="eastAsia"/>
-            <w:noProof/>
-            <w:webHidden/>
-          </w:rPr>
-          <w:fldChar w:fldCharType="begin"/>
-        </w:r>
-        <w:r>
-          <w:rPr>
-            <w:rFonts w:hint="eastAsia"/>
-            <w:noProof/>
-            <w:webHidden/>
-          </w:rPr>
-          <w:instrText xml:space="preserve"> </w:instrText>
-        </w:r>
-        <w:r>
-          <w:rPr>
-            <w:noProof/>
-            <w:webHidden/>
-          </w:rPr>
-          <w:instrText>PAGEREF _Toc241418957 \h</w:instrText>
-        </w:r>
-        <w:r>
-          <w:rPr>
-            <w:rFonts w:hint="eastAsia"/>
-            <w:noProof/>
-            <w:webHidden/>
-          </w:rPr>
-          <w:instrText xml:space="preserve"> </w:instrText>
-        </w:r>
-        <w:r>
-          <w:rPr>
-            <w:rFonts w:hint="eastAsia"/>
-            <w:noProof/>
-            <w:webHidden/>
-          </w:rPr>
-        </w:r>
-        <w:r>
-          <w:rPr>
-            <w:rFonts w:hint="eastAsia"/>
-            <w:noProof/>
-            <w:webHidden/>
-          </w:rPr>
-          <w:fldChar w:fldCharType="separate"/>
-        </w:r>
-        <w:r>
-          <w:rPr>
-            <w:noProof/>
-            <w:webHidden/>
-          </w:rPr>
-          <w:t>12</w:t>
-        </w:r>
-        <w:r>
-          <w:rPr>
-            <w:rFonts w:hint="eastAsia"/>
-            <w:noProof/>
-            <w:webHidden/>
-          </w:rPr>
-          <w:fldChar w:fldCharType="end"/>
-        </w:r>
-      </w:hyperlink>
-    </w:p>
-    <w:p>
-      <w:pPr>
-        <w:pStyle w:val="TOC2"/>
-        <w:tabs>
-          <w:tab w:val="right" w:leader="dot" w:pos="9515"/>
-        </w:tabs>
-        <w:ind w:left="560"/>
-        <w:rPr>
-          <w:rFonts w:asciiTheme="minorHAnsi" w:eastAsiaTheme="minorEastAsia" w:hAnsiTheme="minorHAnsi" w:cstheme="minorBidi" w:hint="eastAsia"/>
-          <w:noProof/>
-          <w:kern w:val="2"/>
-          <w:sz w:val="22"/>
-          <w:szCs w:val="24"/>
-          <w:lang w:eastAsia="zh-CN"/>
-          <w14:ligatures w14:val="standardContextual"/>
-        </w:rPr>
-      </w:pPr>
-      <w:hyperlink w:anchor="_Toc241418958" w:history="1">
-        <w:r>
-          <w:rPr>
-            <w:rStyle w:val="aff9"/>
-            <w:rFonts w:eastAsia="SimHei"/>
-            <w:noProof/>
-          </w:rPr>
-          <w:t>2.2 Обработка запроса</w:t>
-        </w:r>
-        <w:r>
-          <w:rPr>
-            <w:rStyle w:val="aff9"/>
-            <w:rFonts w:eastAsia="SimHei"/>
-            <w:noProof/>
-          </w:rPr>
-          <w:t>（请求处理链路）</w:t>
-        </w:r>
-        <w:r>
-          <w:rPr>
-            <w:rFonts w:hint="eastAsia"/>
-            <w:noProof/>
-            <w:webHidden/>
-          </w:rPr>
-          <w:tab/>
-        </w:r>
-        <w:r>
-          <w:rPr>
-            <w:rFonts w:hint="eastAsia"/>
-            <w:noProof/>
-            <w:webHidden/>
-          </w:rPr>
-          <w:fldChar w:fldCharType="begin"/>
-        </w:r>
-        <w:r>
-          <w:rPr>
-            <w:rFonts w:hint="eastAsia"/>
-            <w:noProof/>
-            <w:webHidden/>
-          </w:rPr>
-          <w:instrText xml:space="preserve"> </w:instrText>
-        </w:r>
-        <w:r>
-          <w:rPr>
-            <w:noProof/>
-            <w:webHidden/>
-          </w:rPr>
-          <w:instrText>PAGEREF _Toc241418958 \h</w:instrText>
-        </w:r>
-        <w:r>
-          <w:rPr>
-            <w:rFonts w:hint="eastAsia"/>
-            <w:noProof/>
-            <w:webHidden/>
-          </w:rPr>
-          <w:instrText xml:space="preserve"> </w:instrText>
-        </w:r>
-        <w:r>
-          <w:rPr>
-            <w:rFonts w:hint="eastAsia"/>
-            <w:noProof/>
-            <w:webHidden/>
-          </w:rPr>
-        </w:r>
-        <w:r>
-          <w:rPr>
-            <w:rFonts w:hint="eastAsia"/>
-            <w:noProof/>
-            <w:webHidden/>
-          </w:rPr>
-          <w:fldChar w:fldCharType="separate"/>
-        </w:r>
-        <w:r>
-          <w:rPr>
-            <w:noProof/>
-            <w:webHidden/>
-          </w:rPr>
-          <w:t>12</w:t>
-        </w:r>
-        <w:r>
-          <w:rPr>
-            <w:rFonts w:hint="eastAsia"/>
-            <w:noProof/>
-            <w:webHidden/>
-          </w:rPr>
-          <w:fldChar w:fldCharType="end"/>
-        </w:r>
-      </w:hyperlink>
-    </w:p>
-    <w:p>
-      <w:pPr>
-        <w:pStyle w:val="TOC2"/>
-        <w:tabs>
-          <w:tab w:val="right" w:leader="dot" w:pos="9515"/>
-        </w:tabs>
-        <w:ind w:left="560"/>
-        <w:rPr>
-          <w:rFonts w:asciiTheme="minorHAnsi" w:eastAsiaTheme="minorEastAsia" w:hAnsiTheme="minorHAnsi" w:cstheme="minorBidi" w:hint="eastAsia"/>
-          <w:noProof/>
-          <w:kern w:val="2"/>
-          <w:sz w:val="22"/>
-          <w:szCs w:val="24"/>
-          <w:lang w:eastAsia="zh-CN"/>
-          <w14:ligatures w14:val="standardContextual"/>
-        </w:rPr>
-      </w:pPr>
-      <w:hyperlink w:anchor="_Toc241418959" w:history="1">
-        <w:r>
-          <w:rPr>
-            <w:rStyle w:val="aff9"/>
-            <w:rFonts w:eastAsia="SimHei"/>
-            <w:noProof/>
-          </w:rPr>
-          <w:t>2.3 Наследование шаблонов</w:t>
-        </w:r>
-        <w:r>
-          <w:rPr>
-            <w:rStyle w:val="aff9"/>
-            <w:rFonts w:eastAsia="SimHei"/>
-            <w:noProof/>
-          </w:rPr>
-          <w:t>（模板继承）</w:t>
-        </w:r>
-        <w:r>
-          <w:rPr>
-            <w:rFonts w:hint="eastAsia"/>
-            <w:noProof/>
-            <w:webHidden/>
-          </w:rPr>
-          <w:tab/>
-        </w:r>
-        <w:r>
-          <w:rPr>
-            <w:rFonts w:hint="eastAsia"/>
-            <w:noProof/>
-            <w:webHidden/>
-          </w:rPr>
-          <w:fldChar w:fldCharType="begin"/>
-        </w:r>
-        <w:r>
-          <w:rPr>
-            <w:rFonts w:hint="eastAsia"/>
-            <w:noProof/>
-            <w:webHidden/>
-          </w:rPr>
-          <w:instrText xml:space="preserve"> </w:instrText>
-        </w:r>
-        <w:r>
-          <w:rPr>
-            <w:noProof/>
-            <w:webHidden/>
-          </w:rPr>
-          <w:instrText>PAGEREF _Toc241418959 \h</w:instrText>
-        </w:r>
-        <w:r>
-          <w:rPr>
-            <w:rFonts w:hint="eastAsia"/>
-            <w:noProof/>
-            <w:webHidden/>
-          </w:rPr>
-          <w:instrText xml:space="preserve"> </w:instrText>
-        </w:r>
-        <w:r>
-          <w:rPr>
-            <w:rFonts w:hint="eastAsia"/>
-            <w:noProof/>
-            <w:webHidden/>
-          </w:rPr>
-        </w:r>
-        <w:r>
-          <w:rPr>
-            <w:rFonts w:hint="eastAsia"/>
-            <w:noProof/>
-            <w:webHidden/>
-          </w:rPr>
-          <w:fldChar w:fldCharType="separate"/>
-        </w:r>
-        <w:r>
-          <w:rPr>
-            <w:noProof/>
-            <w:webHidden/>
-          </w:rPr>
-          <w:t>13</w:t>
-        </w:r>
-        <w:r>
-          <w:rPr>
-            <w:rFonts w:hint="eastAsia"/>
-            <w:noProof/>
-            <w:webHidden/>
-          </w:rPr>
-          <w:fldChar w:fldCharType="end"/>
-        </w:r>
-      </w:hyperlink>
-    </w:p>
-    <w:p>
-      <w:pPr>
-        <w:pStyle w:val="TOC2"/>
-        <w:tabs>
-          <w:tab w:val="right" w:leader="dot" w:pos="9515"/>
-        </w:tabs>
-        <w:ind w:left="560"/>
-        <w:rPr>
-          <w:rFonts w:asciiTheme="minorHAnsi" w:eastAsiaTheme="minorEastAsia" w:hAnsiTheme="minorHAnsi" w:cstheme="minorBidi" w:hint="eastAsia"/>
-          <w:noProof/>
-          <w:kern w:val="2"/>
-          <w:sz w:val="22"/>
-          <w:szCs w:val="24"/>
-          <w:lang w:eastAsia="zh-CN"/>
-          <w14:ligatures w14:val="standardContextual"/>
-        </w:rPr>
-      </w:pPr>
-      <w:hyperlink w:anchor="_Toc241418960" w:history="1">
-        <w:r>
-          <w:rPr>
-            <w:rStyle w:val="aff9"/>
-            <w:rFonts w:eastAsia="SimHei"/>
-            <w:noProof/>
-          </w:rPr>
-          <w:t>2.4 Распределение страниц по модулям</w:t>
-        </w:r>
-        <w:r>
-          <w:rPr>
-            <w:rStyle w:val="aff9"/>
-            <w:rFonts w:eastAsia="SimHei"/>
-            <w:noProof/>
-          </w:rPr>
-          <w:t>（页面在模块间的分布）</w:t>
-        </w:r>
-        <w:r>
-          <w:rPr>
-            <w:rFonts w:hint="eastAsia"/>
-            <w:noProof/>
-            <w:webHidden/>
-          </w:rPr>
-          <w:tab/>
-        </w:r>
-        <w:r>
-          <w:rPr>
-            <w:rFonts w:hint="eastAsia"/>
-            <w:noProof/>
-            <w:webHidden/>
-          </w:rPr>
-          <w:fldChar w:fldCharType="begin"/>
-        </w:r>
-        <w:r>
-          <w:rPr>
-            <w:rFonts w:hint="eastAsia"/>
-            <w:noProof/>
-            <w:webHidden/>
-          </w:rPr>
-          <w:instrText xml:space="preserve"> </w:instrText>
-        </w:r>
-        <w:r>
-          <w:rPr>
-            <w:noProof/>
-            <w:webHidden/>
-          </w:rPr>
-          <w:instrText>PAGEREF _Toc241418960 \h</w:instrText>
-        </w:r>
-        <w:r>
-          <w:rPr>
-            <w:rFonts w:hint="eastAsia"/>
-            <w:noProof/>
-            <w:webHidden/>
-          </w:rPr>
-          <w:instrText xml:space="preserve"> </w:instrText>
-        </w:r>
-        <w:r>
-          <w:rPr>
-            <w:rFonts w:hint="eastAsia"/>
-            <w:noProof/>
-            <w:webHidden/>
-          </w:rPr>
-        </w:r>
-        <w:r>
-          <w:rPr>
-            <w:rFonts w:hint="eastAsia"/>
-            <w:noProof/>
-            <w:webHidden/>
-          </w:rPr>
-          <w:fldChar w:fldCharType="separate"/>
-        </w:r>
-        <w:r>
-          <w:rPr>
-            <w:noProof/>
-            <w:webHidden/>
-          </w:rPr>
-          <w:t>14</w:t>
-        </w:r>
-        <w:r>
-          <w:rPr>
-            <w:rFonts w:hint="eastAsia"/>
-            <w:noProof/>
-            <w:webHidden/>
-          </w:rPr>
-          <w:fldChar w:fldCharType="end"/>
-        </w:r>
-      </w:hyperlink>
-    </w:p>
-    <w:p>
-      <w:pPr>
-        <w:pStyle w:val="TOC1"/>
-        <w:tabs>
-          <w:tab w:val="right" w:leader="dot" w:pos="9515"/>
-        </w:tabs>
-        <w:rPr>
-          <w:rFonts w:asciiTheme="minorHAnsi" w:eastAsiaTheme="minorEastAsia" w:hAnsiTheme="minorHAnsi" w:cstheme="minorBidi" w:hint="eastAsia"/>
-          <w:noProof/>
-          <w:kern w:val="2"/>
-          <w:sz w:val="22"/>
-          <w:szCs w:val="24"/>
-          <w:lang w:eastAsia="zh-CN"/>
-          <w14:ligatures w14:val="standardContextual"/>
-        </w:rPr>
-      </w:pPr>
-      <w:hyperlink w:anchor="_Toc241418961" w:history="1">
-        <w:r>
-          <w:rPr>
-            <w:rStyle w:val="aff9"/>
-            <w:rFonts w:eastAsia="SimHei"/>
-            <w:noProof/>
-          </w:rPr>
-          <w:t>3 ОПИСАНИЕ СТРАНИЦ ПРИЛОЖЕНИЯ</w:t>
-        </w:r>
-        <w:r>
-          <w:rPr>
-            <w:rFonts w:hint="eastAsia"/>
-            <w:noProof/>
-            <w:webHidden/>
-          </w:rPr>
-          <w:tab/>
-        </w:r>
-        <w:r>
-          <w:rPr>
-            <w:rFonts w:hint="eastAsia"/>
-            <w:noProof/>
-            <w:webHidden/>
-          </w:rPr>
-          <w:fldChar w:fldCharType="begin"/>
-        </w:r>
-        <w:r>
-          <w:rPr>
-            <w:rFonts w:hint="eastAsia"/>
-            <w:noProof/>
-            <w:webHidden/>
-          </w:rPr>
-          <w:instrText xml:space="preserve"> </w:instrText>
-        </w:r>
-        <w:r>
-          <w:rPr>
-            <w:noProof/>
-            <w:webHidden/>
-          </w:rPr>
-          <w:instrText>PAGEREF _Toc241418961 \h</w:instrText>
-        </w:r>
-        <w:r>
-          <w:rPr>
-            <w:rFonts w:hint="eastAsia"/>
-            <w:noProof/>
-            <w:webHidden/>
-          </w:rPr>
-          <w:instrText xml:space="preserve"> </w:instrText>
-        </w:r>
-        <w:r>
-          <w:rPr>
-            <w:rFonts w:hint="eastAsia"/>
-            <w:noProof/>
-            <w:webHidden/>
-          </w:rPr>
-        </w:r>
-        <w:r>
-          <w:rPr>
-            <w:rFonts w:hint="eastAsia"/>
-            <w:noProof/>
-            <w:webHidden/>
-          </w:rPr>
-          <w:fldChar w:fldCharType="separate"/>
-        </w:r>
-        <w:r>
-          <w:rPr>
-            <w:noProof/>
-            <w:webHidden/>
-          </w:rPr>
-          <w:t>16</w:t>
-        </w:r>
-        <w:r>
-          <w:rPr>
-            <w:rFonts w:hint="eastAsia"/>
-            <w:noProof/>
-            <w:webHidden/>
-          </w:rPr>
-          <w:fldChar w:fldCharType="end"/>
-        </w:r>
-      </w:hyperlink>
-    </w:p>
-    <w:p>
-      <w:pPr>
-        <w:pStyle w:val="TOC2"/>
-        <w:tabs>
-          <w:tab w:val="right" w:leader="dot" w:pos="9515"/>
-        </w:tabs>
-        <w:ind w:left="560"/>
-        <w:rPr>
-          <w:rFonts w:asciiTheme="minorHAnsi" w:eastAsiaTheme="minorEastAsia" w:hAnsiTheme="minorHAnsi" w:cstheme="minorBidi" w:hint="eastAsia"/>
-          <w:noProof/>
-          <w:kern w:val="2"/>
-          <w:sz w:val="22"/>
-          <w:szCs w:val="24"/>
-          <w:lang w:eastAsia="zh-CN"/>
-          <w14:ligatures w14:val="standardContextual"/>
-        </w:rPr>
-      </w:pPr>
-      <w:hyperlink w:anchor="_Toc241418962" w:history="1">
-        <w:r>
-          <w:rPr>
-            <w:rStyle w:val="aff9"/>
-            <w:rFonts w:eastAsia="SimHei"/>
-            <w:noProof/>
-          </w:rPr>
-          <w:t xml:space="preserve">3.1 M0. Общие страницы / </w:t>
-        </w:r>
-        <w:r>
-          <w:rPr>
-            <w:rStyle w:val="aff9"/>
-            <w:rFonts w:eastAsia="SimHei"/>
-            <w:noProof/>
-          </w:rPr>
-          <w:t>公共页面</w:t>
-        </w:r>
-        <w:r>
-          <w:rPr>
-            <w:rFonts w:hint="eastAsia"/>
-            <w:noProof/>
-            <w:webHidden/>
-          </w:rPr>
-          <w:tab/>
-        </w:r>
-        <w:r>
-          <w:rPr>
-            <w:rFonts w:hint="eastAsia"/>
-            <w:noProof/>
-            <w:webHidden/>
-          </w:rPr>
-          <w:fldChar w:fldCharType="begin"/>
-        </w:r>
-        <w:r>
-          <w:rPr>
-            <w:rFonts w:hint="eastAsia"/>
-            <w:noProof/>
-            <w:webHidden/>
-          </w:rPr>
-          <w:instrText xml:space="preserve"> </w:instrText>
-        </w:r>
-        <w:r>
-          <w:rPr>
-            <w:noProof/>
-            <w:webHidden/>
-          </w:rPr>
-          <w:instrText>PAGEREF _Toc241418962 \h</w:instrText>
-        </w:r>
-        <w:r>
-          <w:rPr>
-            <w:rFonts w:hint="eastAsia"/>
-            <w:noProof/>
-            <w:webHidden/>
-          </w:rPr>
-          <w:instrText xml:space="preserve"> </w:instrText>
-        </w:r>
-        <w:r>
-          <w:rPr>
-            <w:rFonts w:hint="eastAsia"/>
-            <w:noProof/>
-            <w:webHidden/>
-          </w:rPr>
-        </w:r>
-        <w:r>
-          <w:rPr>
-            <w:rFonts w:hint="eastAsia"/>
-            <w:noProof/>
-            <w:webHidden/>
-          </w:rPr>
-          <w:fldChar w:fldCharType="separate"/>
-        </w:r>
-        <w:r>
-          <w:rPr>
-            <w:noProof/>
-            <w:webHidden/>
-          </w:rPr>
-          <w:t>16</w:t>
-        </w:r>
-        <w:r>
-          <w:rPr>
-            <w:rFonts w:hint="eastAsia"/>
-            <w:noProof/>
-            <w:webHidden/>
-          </w:rPr>
-          <w:fldChar w:fldCharType="end"/>
-        </w:r>
-      </w:hyperlink>
-    </w:p>
-    <w:p>
-      <w:pPr>
-        <w:pStyle w:val="TOC2"/>
-        <w:tabs>
-          <w:tab w:val="right" w:leader="dot" w:pos="9515"/>
-        </w:tabs>
-        <w:ind w:left="560"/>
-        <w:rPr>
-          <w:rFonts w:asciiTheme="minorHAnsi" w:eastAsiaTheme="minorEastAsia" w:hAnsiTheme="minorHAnsi" w:cstheme="minorBidi" w:hint="eastAsia"/>
-          <w:noProof/>
-          <w:kern w:val="2"/>
-          <w:sz w:val="22"/>
-          <w:szCs w:val="24"/>
-          <w:lang w:eastAsia="zh-CN"/>
-          <w14:ligatures w14:val="standardContextual"/>
-        </w:rPr>
-      </w:pPr>
-      <w:hyperlink w:anchor="_Toc241418963" w:history="1">
-        <w:r>
-          <w:rPr>
-            <w:rStyle w:val="aff9"/>
-            <w:rFonts w:eastAsia="SimHei"/>
-            <w:noProof/>
-          </w:rPr>
-          <w:t xml:space="preserve">3.2 M1. Предприятие и аккаунт / </w:t>
-        </w:r>
-        <w:r>
-          <w:rPr>
-            <w:rStyle w:val="aff9"/>
-            <w:rFonts w:eastAsia="SimHei"/>
-            <w:noProof/>
-          </w:rPr>
-          <w:t>企业与账号</w:t>
-        </w:r>
-        <w:r>
-          <w:rPr>
-            <w:rFonts w:hint="eastAsia"/>
-            <w:noProof/>
-            <w:webHidden/>
-          </w:rPr>
-          <w:tab/>
-        </w:r>
-        <w:r>
-          <w:rPr>
-            <w:rFonts w:hint="eastAsia"/>
-            <w:noProof/>
-            <w:webHidden/>
-          </w:rPr>
-          <w:fldChar w:fldCharType="begin"/>
-        </w:r>
-        <w:r>
-          <w:rPr>
-            <w:rFonts w:hint="eastAsia"/>
-            <w:noProof/>
-            <w:webHidden/>
-          </w:rPr>
-          <w:instrText xml:space="preserve"> </w:instrText>
-        </w:r>
-        <w:r>
-          <w:rPr>
-            <w:noProof/>
-            <w:webHidden/>
-          </w:rPr>
-          <w:instrText>PAGEREF _Toc241418963 \h</w:instrText>
-        </w:r>
-        <w:r>
-          <w:rPr>
-            <w:rFonts w:hint="eastAsia"/>
-            <w:noProof/>
-            <w:webHidden/>
-          </w:rPr>
-          <w:instrText xml:space="preserve"> </w:instrText>
-        </w:r>
-        <w:r>
-          <w:rPr>
-            <w:rFonts w:hint="eastAsia"/>
-            <w:noProof/>
-            <w:webHidden/>
-          </w:rPr>
-        </w:r>
-        <w:r>
-          <w:rPr>
-            <w:rFonts w:hint="eastAsia"/>
-            <w:noProof/>
-            <w:webHidden/>
-          </w:rPr>
-          <w:fldChar w:fldCharType="separate"/>
-        </w:r>
-        <w:r>
-          <w:rPr>
-            <w:noProof/>
-            <w:webHidden/>
-          </w:rPr>
-          <w:t>16</w:t>
-        </w:r>
-        <w:r>
-          <w:rPr>
-            <w:rFonts w:hint="eastAsia"/>
-            <w:noProof/>
-            <w:webHidden/>
-          </w:rPr>
-          <w:fldChar w:fldCharType="end"/>
-        </w:r>
-      </w:hyperlink>
-    </w:p>
-    <w:p>
-      <w:pPr>
-        <w:pStyle w:val="TOC2"/>
-        <w:tabs>
-          <w:tab w:val="right" w:leader="dot" w:pos="9515"/>
-        </w:tabs>
-        <w:ind w:left="560"/>
-        <w:rPr>
-          <w:rFonts w:asciiTheme="minorHAnsi" w:eastAsiaTheme="minorEastAsia" w:hAnsiTheme="minorHAnsi" w:cstheme="minorBidi" w:hint="eastAsia"/>
-          <w:noProof/>
-          <w:kern w:val="2"/>
-          <w:sz w:val="22"/>
-          <w:szCs w:val="24"/>
-          <w:lang w:eastAsia="zh-CN"/>
-          <w14:ligatures w14:val="standardContextual"/>
-        </w:rPr>
-      </w:pPr>
-      <w:hyperlink w:anchor="_Toc241418964" w:history="1">
-        <w:r>
-          <w:rPr>
-            <w:rStyle w:val="aff9"/>
-            <w:rFonts w:eastAsia="SimHei"/>
-            <w:noProof/>
-          </w:rPr>
-          <w:t xml:space="preserve">3.3 M2. Товары / </w:t>
-        </w:r>
-        <w:r>
-          <w:rPr>
-            <w:rStyle w:val="aff9"/>
-            <w:rFonts w:eastAsia="SimHei"/>
-            <w:noProof/>
-          </w:rPr>
-          <w:t>商品管理</w:t>
-        </w:r>
-        <w:r>
-          <w:rPr>
-            <w:rFonts w:hint="eastAsia"/>
-            <w:noProof/>
-            <w:webHidden/>
-          </w:rPr>
-          <w:tab/>
-        </w:r>
-        <w:r>
-          <w:rPr>
-            <w:rFonts w:hint="eastAsia"/>
-            <w:noProof/>
-            <w:webHidden/>
-          </w:rPr>
-          <w:fldChar w:fldCharType="begin"/>
-        </w:r>
-        <w:r>
-          <w:rPr>
-            <w:rFonts w:hint="eastAsia"/>
-            <w:noProof/>
-            <w:webHidden/>
-          </w:rPr>
-          <w:instrText xml:space="preserve"> </w:instrText>
-        </w:r>
-        <w:r>
-          <w:rPr>
-            <w:noProof/>
-            <w:webHidden/>
-          </w:rPr>
-          <w:instrText>PAGEREF _Toc241418964 \h</w:instrText>
-        </w:r>
-        <w:r>
-          <w:rPr>
-            <w:rFonts w:hint="eastAsia"/>
-            <w:noProof/>
-            <w:webHidden/>
-          </w:rPr>
-          <w:instrText xml:space="preserve"> </w:instrText>
-        </w:r>
-        <w:r>
-          <w:rPr>
-            <w:rFonts w:hint="eastAsia"/>
-            <w:noProof/>
-            <w:webHidden/>
-          </w:rPr>
-        </w:r>
-        <w:r>
-          <w:rPr>
-            <w:rFonts w:hint="eastAsia"/>
-            <w:noProof/>
-            <w:webHidden/>
-          </w:rPr>
-          <w:fldChar w:fldCharType="separate"/>
-        </w:r>
-        <w:r>
-          <w:rPr>
-            <w:noProof/>
-            <w:webHidden/>
-          </w:rPr>
-          <w:t>17</w:t>
-        </w:r>
-        <w:r>
-          <w:rPr>
-            <w:rFonts w:hint="eastAsia"/>
-            <w:noProof/>
-            <w:webHidden/>
-          </w:rPr>
-          <w:fldChar w:fldCharType="end"/>
-        </w:r>
-      </w:hyperlink>
-    </w:p>
-    <w:p>
-      <w:pPr>
-        <w:pStyle w:val="TOC2"/>
-        <w:tabs>
-          <w:tab w:val="right" w:leader="dot" w:pos="9515"/>
-        </w:tabs>
-        <w:ind w:left="560"/>
-        <w:rPr>
-          <w:rFonts w:asciiTheme="minorHAnsi" w:eastAsiaTheme="minorEastAsia" w:hAnsiTheme="minorHAnsi" w:cstheme="minorBidi" w:hint="eastAsia"/>
-          <w:noProof/>
-          <w:kern w:val="2"/>
-          <w:sz w:val="22"/>
-          <w:szCs w:val="24"/>
-          <w:lang w:eastAsia="zh-CN"/>
-          <w14:ligatures w14:val="standardContextual"/>
-        </w:rPr>
-      </w:pPr>
-      <w:hyperlink w:anchor="_Toc241418965" w:history="1">
-        <w:r>
-          <w:rPr>
-            <w:rStyle w:val="aff9"/>
-            <w:rFonts w:eastAsia="SimHei"/>
-            <w:noProof/>
-          </w:rPr>
-          <w:t xml:space="preserve">3.4 M3. Запросы и предложения / </w:t>
-        </w:r>
-        <w:r>
-          <w:rPr>
-            <w:rStyle w:val="aff9"/>
-            <w:rFonts w:eastAsia="SimHei"/>
-            <w:noProof/>
-          </w:rPr>
-          <w:t>询价与报价</w:t>
-        </w:r>
-        <w:r>
-          <w:rPr>
-            <w:rFonts w:hint="eastAsia"/>
-            <w:noProof/>
-            <w:webHidden/>
-          </w:rPr>
-          <w:tab/>
-        </w:r>
-        <w:r>
-          <w:rPr>
-            <w:rFonts w:hint="eastAsia"/>
-            <w:noProof/>
-            <w:webHidden/>
-          </w:rPr>
-          <w:fldChar w:fldCharType="begin"/>
-        </w:r>
-        <w:r>
-          <w:rPr>
-            <w:rFonts w:hint="eastAsia"/>
-            <w:noProof/>
-            <w:webHidden/>
-          </w:rPr>
-          <w:instrText xml:space="preserve"> </w:instrText>
-        </w:r>
-        <w:r>
-          <w:rPr>
-            <w:noProof/>
-            <w:webHidden/>
-          </w:rPr>
-          <w:instrText>PAGEREF _Toc241418965 \h</w:instrText>
-        </w:r>
-        <w:r>
-          <w:rPr>
-            <w:rFonts w:hint="eastAsia"/>
-            <w:noProof/>
-            <w:webHidden/>
-          </w:rPr>
-          <w:instrText xml:space="preserve"> </w:instrText>
-        </w:r>
-        <w:r>
-          <w:rPr>
-            <w:rFonts w:hint="eastAsia"/>
-            <w:noProof/>
-            <w:webHidden/>
-          </w:rPr>
-        </w:r>
-        <w:r>
-          <w:rPr>
-            <w:rFonts w:hint="eastAsia"/>
-            <w:noProof/>
-            <w:webHidden/>
-          </w:rPr>
-          <w:fldChar w:fldCharType="separate"/>
-        </w:r>
-        <w:r>
-          <w:rPr>
-            <w:noProof/>
-            <w:webHidden/>
-          </w:rPr>
-          <w:t>17</w:t>
-        </w:r>
-        <w:r>
-          <w:rPr>
-            <w:rFonts w:hint="eastAsia"/>
-            <w:noProof/>
-            <w:webHidden/>
-          </w:rPr>
-          <w:fldChar w:fldCharType="end"/>
-        </w:r>
-      </w:hyperlink>
-    </w:p>
-    <w:p>
-      <w:pPr>
-        <w:pStyle w:val="TOC2"/>
-        <w:tabs>
-          <w:tab w:val="right" w:leader="dot" w:pos="9515"/>
-        </w:tabs>
-        <w:ind w:left="560"/>
-        <w:rPr>
-          <w:rFonts w:asciiTheme="minorHAnsi" w:eastAsiaTheme="minorEastAsia" w:hAnsiTheme="minorHAnsi" w:cstheme="minorBidi" w:hint="eastAsia"/>
-          <w:noProof/>
-          <w:kern w:val="2"/>
-          <w:sz w:val="22"/>
-          <w:szCs w:val="24"/>
-          <w:lang w:eastAsia="zh-CN"/>
-          <w14:ligatures w14:val="standardContextual"/>
-        </w:rPr>
-      </w:pPr>
-      <w:hyperlink w:anchor="_Toc241418966" w:history="1">
-        <w:r>
-          <w:rPr>
-            <w:rStyle w:val="aff9"/>
-            <w:rFonts w:eastAsia="SimHei"/>
-            <w:noProof/>
-          </w:rPr>
-          <w:t xml:space="preserve">3.5 M4. Заказы / </w:t>
-        </w:r>
-        <w:r>
-          <w:rPr>
-            <w:rStyle w:val="aff9"/>
-            <w:rFonts w:eastAsia="SimHei"/>
-            <w:noProof/>
-          </w:rPr>
-          <w:t>订单管理</w:t>
-        </w:r>
-        <w:r>
-          <w:rPr>
-            <w:rFonts w:hint="eastAsia"/>
-            <w:noProof/>
-            <w:webHidden/>
-          </w:rPr>
-          <w:tab/>
-        </w:r>
-        <w:r>
-          <w:rPr>
-            <w:rFonts w:hint="eastAsia"/>
-            <w:noProof/>
-            <w:webHidden/>
-          </w:rPr>
-          <w:fldChar w:fldCharType="begin"/>
-        </w:r>
-        <w:r>
-          <w:rPr>
-            <w:rFonts w:hint="eastAsia"/>
-            <w:noProof/>
-            <w:webHidden/>
-          </w:rPr>
-          <w:instrText xml:space="preserve"> </w:instrText>
-        </w:r>
-        <w:r>
-          <w:rPr>
-            <w:noProof/>
-            <w:webHidden/>
-          </w:rPr>
-          <w:instrText>PAGEREF _Toc241418966 \h</w:instrText>
-        </w:r>
-        <w:r>
-          <w:rPr>
-            <w:rFonts w:hint="eastAsia"/>
-            <w:noProof/>
-            <w:webHidden/>
-          </w:rPr>
-          <w:instrText xml:space="preserve"> </w:instrText>
-        </w:r>
-        <w:r>
-          <w:rPr>
-            <w:rFonts w:hint="eastAsia"/>
-            <w:noProof/>
-            <w:webHidden/>
-          </w:rPr>
-        </w:r>
-        <w:r>
-          <w:rPr>
-            <w:rFonts w:hint="eastAsia"/>
-            <w:noProof/>
-            <w:webHidden/>
-          </w:rPr>
-          <w:fldChar w:fldCharType="separate"/>
-        </w:r>
-        <w:r>
-          <w:rPr>
-            <w:noProof/>
-            <w:webHidden/>
-          </w:rPr>
-          <w:t>18</w:t>
-        </w:r>
-        <w:r>
-          <w:rPr>
-            <w:rFonts w:hint="eastAsia"/>
-            <w:noProof/>
-            <w:webHidden/>
-          </w:rPr>
-          <w:fldChar w:fldCharType="end"/>
-        </w:r>
-      </w:hyperlink>
-    </w:p>
-    <w:p>
-      <w:pPr>
-        <w:pStyle w:val="TOC2"/>
-        <w:tabs>
-          <w:tab w:val="right" w:leader="dot" w:pos="9515"/>
-        </w:tabs>
-        <w:ind w:left="560"/>
-        <w:rPr>
-          <w:rFonts w:asciiTheme="minorHAnsi" w:eastAsiaTheme="minorEastAsia" w:hAnsiTheme="minorHAnsi" w:cstheme="minorBidi" w:hint="eastAsia"/>
-          <w:noProof/>
-          <w:kern w:val="2"/>
-          <w:sz w:val="22"/>
-          <w:szCs w:val="24"/>
-          <w:lang w:eastAsia="zh-CN"/>
-          <w14:ligatures w14:val="standardContextual"/>
-        </w:rPr>
-      </w:pPr>
-      <w:hyperlink w:anchor="_Toc241418967" w:history="1">
-        <w:r>
-          <w:rPr>
-            <w:rStyle w:val="aff9"/>
-            <w:rFonts w:eastAsia="SimHei"/>
-            <w:noProof/>
-          </w:rPr>
-          <w:t xml:space="preserve">3.6 M5. Логистика и пункты пропуска / </w:t>
-        </w:r>
-        <w:r>
-          <w:rPr>
-            <w:rStyle w:val="aff9"/>
-            <w:rFonts w:eastAsia="SimHei"/>
-            <w:noProof/>
-          </w:rPr>
-          <w:t>物流与口岸</w:t>
-        </w:r>
-        <w:r>
-          <w:rPr>
-            <w:rFonts w:hint="eastAsia"/>
-            <w:noProof/>
-            <w:webHidden/>
-          </w:rPr>
-          <w:tab/>
-        </w:r>
-        <w:r>
-          <w:rPr>
-            <w:rFonts w:hint="eastAsia"/>
-            <w:noProof/>
-            <w:webHidden/>
-          </w:rPr>
-          <w:fldChar w:fldCharType="begin"/>
-        </w:r>
-        <w:r>
-          <w:rPr>
-            <w:rFonts w:hint="eastAsia"/>
-            <w:noProof/>
-            <w:webHidden/>
-          </w:rPr>
-          <w:instrText xml:space="preserve"> </w:instrText>
-        </w:r>
-        <w:r>
-          <w:rPr>
-            <w:noProof/>
-            <w:webHidden/>
-          </w:rPr>
-          <w:instrText>PAGEREF _Toc241418967 \h</w:instrText>
-        </w:r>
-        <w:r>
-          <w:rPr>
-            <w:rFonts w:hint="eastAsia"/>
-            <w:noProof/>
-            <w:webHidden/>
-          </w:rPr>
-          <w:instrText xml:space="preserve"> </w:instrText>
-        </w:r>
-        <w:r>
-          <w:rPr>
-            <w:rFonts w:hint="eastAsia"/>
-            <w:noProof/>
-            <w:webHidden/>
-          </w:rPr>
-        </w:r>
-        <w:r>
-          <w:rPr>
-            <w:rFonts w:hint="eastAsia"/>
-            <w:noProof/>
-            <w:webHidden/>
-          </w:rPr>
-          <w:fldChar w:fldCharType="separate"/>
-        </w:r>
-        <w:r>
-          <w:rPr>
-            <w:noProof/>
-            <w:webHidden/>
-          </w:rPr>
-          <w:t>19</w:t>
-        </w:r>
-        <w:r>
-          <w:rPr>
-            <w:rFonts w:hint="eastAsia"/>
-            <w:noProof/>
-            <w:webHidden/>
-          </w:rPr>
-          <w:fldChar w:fldCharType="end"/>
-        </w:r>
-      </w:hyperlink>
-    </w:p>
-    <w:p>
-      <w:pPr>
-        <w:pStyle w:val="TOC2"/>
-        <w:tabs>
-          <w:tab w:val="right" w:leader="dot" w:pos="9515"/>
-        </w:tabs>
-        <w:ind w:left="560"/>
-        <w:rPr>
-          <w:rFonts w:asciiTheme="minorHAnsi" w:eastAsiaTheme="minorEastAsia" w:hAnsiTheme="minorHAnsi" w:cstheme="minorBidi" w:hint="eastAsia"/>
-          <w:noProof/>
-          <w:kern w:val="2"/>
-          <w:sz w:val="22"/>
-          <w:szCs w:val="24"/>
-          <w:lang w:eastAsia="zh-CN"/>
-          <w14:ligatures w14:val="standardContextual"/>
-        </w:rPr>
-      </w:pPr>
-      <w:hyperlink w:anchor="_Toc241418968" w:history="1">
-        <w:r>
-          <w:rPr>
-            <w:rStyle w:val="aff9"/>
-            <w:rFonts w:eastAsia="SimHei"/>
-            <w:noProof/>
-          </w:rPr>
-          <w:t xml:space="preserve">3.7 M6. Документы и соответствие / </w:t>
-        </w:r>
-        <w:r>
-          <w:rPr>
-            <w:rStyle w:val="aff9"/>
-            <w:rFonts w:eastAsia="SimHei"/>
-            <w:noProof/>
-          </w:rPr>
-          <w:t>单证与合规</w:t>
-        </w:r>
-        <w:r>
-          <w:rPr>
-            <w:rFonts w:hint="eastAsia"/>
-            <w:noProof/>
-            <w:webHidden/>
-          </w:rPr>
-          <w:tab/>
-        </w:r>
-        <w:r>
-          <w:rPr>
-            <w:rFonts w:hint="eastAsia"/>
-            <w:noProof/>
-            <w:webHidden/>
-          </w:rPr>
-          <w:fldChar w:fldCharType="begin"/>
-        </w:r>
-        <w:r>
-          <w:rPr>
-            <w:rFonts w:hint="eastAsia"/>
-            <w:noProof/>
-            <w:webHidden/>
-          </w:rPr>
-          <w:instrText xml:space="preserve"> </w:instrText>
-        </w:r>
-        <w:r>
-          <w:rPr>
-            <w:noProof/>
-            <w:webHidden/>
-          </w:rPr>
-          <w:instrText>PAGEREF _Toc241418968 \h</w:instrText>
-        </w:r>
-        <w:r>
-          <w:rPr>
-            <w:rFonts w:hint="eastAsia"/>
-            <w:noProof/>
-            <w:webHidden/>
-          </w:rPr>
-          <w:instrText xml:space="preserve"> </w:instrText>
-        </w:r>
-        <w:r>
-          <w:rPr>
-            <w:rFonts w:hint="eastAsia"/>
-            <w:noProof/>
-            <w:webHidden/>
-          </w:rPr>
-        </w:r>
-        <w:r>
-          <w:rPr>
-            <w:rFonts w:hint="eastAsia"/>
-            <w:noProof/>
-            <w:webHidden/>
-          </w:rPr>
-          <w:fldChar w:fldCharType="separate"/>
-        </w:r>
-        <w:r>
-          <w:rPr>
-            <w:noProof/>
-            <w:webHidden/>
-          </w:rPr>
-          <w:t>19</w:t>
-        </w:r>
-        <w:r>
-          <w:rPr>
-            <w:rFonts w:hint="eastAsia"/>
-            <w:noProof/>
-            <w:webHidden/>
-          </w:rPr>
-          <w:fldChar w:fldCharType="end"/>
-        </w:r>
-      </w:hyperlink>
-    </w:p>
-    <w:p>
-      <w:pPr>
-        <w:pStyle w:val="TOC2"/>
-        <w:tabs>
-          <w:tab w:val="right" w:leader="dot" w:pos="9515"/>
-        </w:tabs>
-        <w:ind w:left="560"/>
-        <w:rPr>
-          <w:rFonts w:asciiTheme="minorHAnsi" w:eastAsiaTheme="minorEastAsia" w:hAnsiTheme="minorHAnsi" w:cstheme="minorBidi" w:hint="eastAsia"/>
-          <w:noProof/>
-          <w:kern w:val="2"/>
-          <w:sz w:val="22"/>
-          <w:szCs w:val="24"/>
-          <w:lang w:eastAsia="zh-CN"/>
-          <w14:ligatures w14:val="standardContextual"/>
-        </w:rPr>
-      </w:pPr>
-      <w:hyperlink w:anchor="_Toc241418969" w:history="1">
-        <w:r>
-          <w:rPr>
-            <w:rStyle w:val="aff9"/>
-            <w:rFonts w:eastAsia="SimHei"/>
-            <w:noProof/>
-          </w:rPr>
-          <w:t xml:space="preserve">3.8 M7. Двуязычное общение / </w:t>
-        </w:r>
-        <w:r>
-          <w:rPr>
-            <w:rStyle w:val="aff9"/>
-            <w:rFonts w:eastAsia="SimHei"/>
-            <w:noProof/>
-          </w:rPr>
-          <w:t>双语沟通</w:t>
-        </w:r>
-        <w:r>
-          <w:rPr>
-            <w:rFonts w:hint="eastAsia"/>
-            <w:noProof/>
-            <w:webHidden/>
-          </w:rPr>
-          <w:tab/>
-        </w:r>
-        <w:r>
-          <w:rPr>
-            <w:rFonts w:hint="eastAsia"/>
-            <w:noProof/>
-            <w:webHidden/>
-          </w:rPr>
-          <w:fldChar w:fldCharType="begin"/>
-        </w:r>
-        <w:r>
-          <w:rPr>
-            <w:rFonts w:hint="eastAsia"/>
-            <w:noProof/>
-            <w:webHidden/>
-          </w:rPr>
-          <w:instrText xml:space="preserve"> </w:instrText>
-        </w:r>
-        <w:r>
-          <w:rPr>
-            <w:noProof/>
-            <w:webHidden/>
-          </w:rPr>
-          <w:instrText>PAGEREF _Toc241418969 \h</w:instrText>
-        </w:r>
-        <w:r>
-          <w:rPr>
-            <w:rFonts w:hint="eastAsia"/>
-            <w:noProof/>
-            <w:webHidden/>
-          </w:rPr>
-          <w:instrText xml:space="preserve"> </w:instrText>
-        </w:r>
-        <w:r>
-          <w:rPr>
-            <w:rFonts w:hint="eastAsia"/>
-            <w:noProof/>
-            <w:webHidden/>
-          </w:rPr>
-        </w:r>
-        <w:r>
-          <w:rPr>
-            <w:rFonts w:hint="eastAsia"/>
-            <w:noProof/>
-            <w:webHidden/>
-          </w:rPr>
-          <w:fldChar w:fldCharType="separate"/>
-        </w:r>
-        <w:r>
-          <w:rPr>
-            <w:noProof/>
-            <w:webHidden/>
-          </w:rPr>
-          <w:t>20</w:t>
-        </w:r>
-        <w:r>
-          <w:rPr>
-            <w:rFonts w:hint="eastAsia"/>
-            <w:noProof/>
-            <w:webHidden/>
-          </w:rPr>
-          <w:fldChar w:fldCharType="end"/>
-        </w:r>
-      </w:hyperlink>
-    </w:p>
-    <w:p>
-      <w:pPr>
-        <w:pStyle w:val="TOC2"/>
-        <w:tabs>
-          <w:tab w:val="right" w:leader="dot" w:pos="9515"/>
-        </w:tabs>
-        <w:ind w:left="560"/>
-        <w:rPr>
-          <w:rFonts w:asciiTheme="minorHAnsi" w:eastAsiaTheme="minorEastAsia" w:hAnsiTheme="minorHAnsi" w:cstheme="minorBidi" w:hint="eastAsia"/>
-          <w:noProof/>
-          <w:kern w:val="2"/>
-          <w:sz w:val="22"/>
-          <w:szCs w:val="24"/>
-          <w:lang w:eastAsia="zh-CN"/>
-          <w14:ligatures w14:val="standardContextual"/>
-        </w:rPr>
-      </w:pPr>
-      <w:hyperlink w:anchor="_Toc241418970" w:history="1">
-        <w:r>
-          <w:rPr>
-            <w:rStyle w:val="aff9"/>
-            <w:rFonts w:eastAsia="SimHei"/>
-            <w:noProof/>
-          </w:rPr>
-          <w:t xml:space="preserve">3.9 M8. Задачи и напоминания / </w:t>
-        </w:r>
-        <w:r>
-          <w:rPr>
-            <w:rStyle w:val="aff9"/>
-            <w:rFonts w:eastAsia="SimHei"/>
-            <w:noProof/>
-          </w:rPr>
-          <w:t>任务与提醒</w:t>
-        </w:r>
-        <w:r>
-          <w:rPr>
-            <w:rFonts w:hint="eastAsia"/>
-            <w:noProof/>
-            <w:webHidden/>
-          </w:rPr>
-          <w:tab/>
-        </w:r>
-        <w:r>
-          <w:rPr>
-            <w:rFonts w:hint="eastAsia"/>
-            <w:noProof/>
-            <w:webHidden/>
-          </w:rPr>
-          <w:fldChar w:fldCharType="begin"/>
-        </w:r>
-        <w:r>
-          <w:rPr>
-            <w:rFonts w:hint="eastAsia"/>
-            <w:noProof/>
-            <w:webHidden/>
-          </w:rPr>
-          <w:instrText xml:space="preserve"> </w:instrText>
-        </w:r>
-        <w:r>
-          <w:rPr>
-            <w:noProof/>
-            <w:webHidden/>
-          </w:rPr>
-          <w:instrText>PAGEREF _Toc241418970 \h</w:instrText>
-        </w:r>
-        <w:r>
-          <w:rPr>
-            <w:rFonts w:hint="eastAsia"/>
-            <w:noProof/>
-            <w:webHidden/>
-          </w:rPr>
-          <w:instrText xml:space="preserve"> </w:instrText>
-        </w:r>
-        <w:r>
-          <w:rPr>
-            <w:rFonts w:hint="eastAsia"/>
-            <w:noProof/>
-            <w:webHidden/>
-          </w:rPr>
-        </w:r>
-        <w:r>
-          <w:rPr>
-            <w:rFonts w:hint="eastAsia"/>
-            <w:noProof/>
-            <w:webHidden/>
-          </w:rPr>
-          <w:fldChar w:fldCharType="separate"/>
-        </w:r>
-        <w:r>
-          <w:rPr>
-            <w:noProof/>
-            <w:webHidden/>
-          </w:rPr>
-          <w:t>20</w:t>
-        </w:r>
-        <w:r>
-          <w:rPr>
-            <w:rFonts w:hint="eastAsia"/>
-            <w:noProof/>
-            <w:webHidden/>
-          </w:rPr>
-          <w:fldChar w:fldCharType="end"/>
-        </w:r>
-      </w:hyperlink>
-    </w:p>
-    <w:p>
-      <w:pPr>
-        <w:pStyle w:val="TOC2"/>
-        <w:tabs>
-          <w:tab w:val="right" w:leader="dot" w:pos="9515"/>
-        </w:tabs>
-        <w:ind w:left="560"/>
-        <w:rPr>
-          <w:rFonts w:asciiTheme="minorHAnsi" w:eastAsiaTheme="minorEastAsia" w:hAnsiTheme="minorHAnsi" w:cstheme="minorBidi" w:hint="eastAsia"/>
-          <w:noProof/>
-          <w:kern w:val="2"/>
-          <w:sz w:val="22"/>
-          <w:szCs w:val="24"/>
-          <w:lang w:eastAsia="zh-CN"/>
-          <w14:ligatures w14:val="standardContextual"/>
-        </w:rPr>
-      </w:pPr>
-      <w:hyperlink w:anchor="_Toc241418971" w:history="1">
-        <w:r>
-          <w:rPr>
-            <w:rStyle w:val="aff9"/>
-            <w:rFonts w:eastAsia="SimHei"/>
-            <w:noProof/>
-          </w:rPr>
-          <w:t xml:space="preserve">3.10 M9. Аналитика / </w:t>
-        </w:r>
-        <w:r>
-          <w:rPr>
-            <w:rStyle w:val="aff9"/>
-            <w:rFonts w:eastAsia="SimHei"/>
-            <w:noProof/>
-          </w:rPr>
-          <w:t>数据看板</w:t>
-        </w:r>
-        <w:r>
-          <w:rPr>
-            <w:rFonts w:hint="eastAsia"/>
-            <w:noProof/>
-            <w:webHidden/>
-          </w:rPr>
-          <w:tab/>
-        </w:r>
-        <w:r>
-          <w:rPr>
-            <w:rFonts w:hint="eastAsia"/>
-            <w:noProof/>
-            <w:webHidden/>
-          </w:rPr>
-          <w:fldChar w:fldCharType="begin"/>
-        </w:r>
-        <w:r>
-          <w:rPr>
-            <w:rFonts w:hint="eastAsia"/>
-            <w:noProof/>
-            <w:webHidden/>
-          </w:rPr>
-          <w:instrText xml:space="preserve"> </w:instrText>
-        </w:r>
-        <w:r>
-          <w:rPr>
-            <w:noProof/>
-            <w:webHidden/>
-          </w:rPr>
-          <w:instrText>PAGEREF _Toc241418971 \h</w:instrText>
-        </w:r>
-        <w:r>
-          <w:rPr>
-            <w:rFonts w:hint="eastAsia"/>
-            <w:noProof/>
-            <w:webHidden/>
-          </w:rPr>
-          <w:instrText xml:space="preserve"> </w:instrText>
-        </w:r>
-        <w:r>
-          <w:rPr>
-            <w:rFonts w:hint="eastAsia"/>
-            <w:noProof/>
-            <w:webHidden/>
-          </w:rPr>
-        </w:r>
-        <w:r>
-          <w:rPr>
-            <w:rFonts w:hint="eastAsia"/>
-            <w:noProof/>
-            <w:webHidden/>
-          </w:rPr>
-          <w:fldChar w:fldCharType="separate"/>
-        </w:r>
-        <w:r>
-          <w:rPr>
-            <w:noProof/>
-            <w:webHidden/>
-          </w:rPr>
-          <w:t>20</w:t>
-        </w:r>
-        <w:r>
-          <w:rPr>
-            <w:rFonts w:hint="eastAsia"/>
-            <w:noProof/>
-            <w:webHidden/>
-          </w:rPr>
-          <w:fldChar w:fldCharType="end"/>
-        </w:r>
-      </w:hyperlink>
-    </w:p>
-    <w:p>
-      <w:pPr>
-        <w:pStyle w:val="TOC2"/>
-        <w:tabs>
-          <w:tab w:val="right" w:leader="dot" w:pos="9515"/>
-        </w:tabs>
-        <w:ind w:left="560"/>
-        <w:rPr>
-          <w:rFonts w:asciiTheme="minorHAnsi" w:eastAsiaTheme="minorEastAsia" w:hAnsiTheme="minorHAnsi" w:cstheme="minorBidi" w:hint="eastAsia"/>
-          <w:noProof/>
-          <w:kern w:val="2"/>
-          <w:sz w:val="22"/>
-          <w:szCs w:val="24"/>
-          <w:lang w:eastAsia="zh-CN"/>
-          <w14:ligatures w14:val="standardContextual"/>
-        </w:rPr>
-      </w:pPr>
-      <w:hyperlink w:anchor="_Toc241418972" w:history="1">
-        <w:r>
-          <w:rPr>
-            <w:rStyle w:val="aff9"/>
-            <w:rFonts w:eastAsia="SimHei"/>
-            <w:noProof/>
-          </w:rPr>
-          <w:t xml:space="preserve">3.11 M10. Расчёты и сверка / </w:t>
-        </w:r>
-        <w:r>
-          <w:rPr>
-            <w:rStyle w:val="aff9"/>
-            <w:rFonts w:eastAsia="SimHei"/>
-            <w:noProof/>
-          </w:rPr>
-          <w:t>结算与对账</w:t>
-        </w:r>
-        <w:r>
-          <w:rPr>
-            <w:rFonts w:hint="eastAsia"/>
-            <w:noProof/>
-            <w:webHidden/>
-          </w:rPr>
-          <w:tab/>
-        </w:r>
-        <w:r>
-          <w:rPr>
-            <w:rFonts w:hint="eastAsia"/>
-            <w:noProof/>
-            <w:webHidden/>
-          </w:rPr>
-          <w:fldChar w:fldCharType="begin"/>
-        </w:r>
-        <w:r>
-          <w:rPr>
-            <w:rFonts w:hint="eastAsia"/>
-            <w:noProof/>
-            <w:webHidden/>
-          </w:rPr>
-          <w:instrText xml:space="preserve"> </w:instrText>
-        </w:r>
-        <w:r>
-          <w:rPr>
-            <w:noProof/>
-            <w:webHidden/>
-          </w:rPr>
-          <w:instrText>PAGEREF _Toc241418972 \h</w:instrText>
-        </w:r>
-        <w:r>
-          <w:rPr>
-            <w:rFonts w:hint="eastAsia"/>
-            <w:noProof/>
-            <w:webHidden/>
-          </w:rPr>
-          <w:instrText xml:space="preserve"> </w:instrText>
-        </w:r>
-        <w:r>
-          <w:rPr>
-            <w:rFonts w:hint="eastAsia"/>
-            <w:noProof/>
-            <w:webHidden/>
-          </w:rPr>
-        </w:r>
-        <w:r>
-          <w:rPr>
-            <w:rFonts w:hint="eastAsia"/>
-            <w:noProof/>
-            <w:webHidden/>
-          </w:rPr>
-          <w:fldChar w:fldCharType="separate"/>
-        </w:r>
-        <w:r>
-          <w:rPr>
-            <w:noProof/>
-            <w:webHidden/>
-          </w:rPr>
-          <w:t>21</w:t>
-        </w:r>
-        <w:r>
-          <w:rPr>
-            <w:rFonts w:hint="eastAsia"/>
-            <w:noProof/>
-            <w:webHidden/>
-          </w:rPr>
-          <w:fldChar w:fldCharType="end"/>
-        </w:r>
-      </w:hyperlink>
-    </w:p>
-    <w:p>
-      <w:pPr>
-        <w:pStyle w:val="TOC2"/>
-        <w:tabs>
-          <w:tab w:val="right" w:leader="dot" w:pos="9515"/>
-        </w:tabs>
-        <w:ind w:left="560"/>
-        <w:rPr>
-          <w:rFonts w:asciiTheme="minorHAnsi" w:eastAsiaTheme="minorEastAsia" w:hAnsiTheme="minorHAnsi" w:cstheme="minorBidi" w:hint="eastAsia"/>
-          <w:noProof/>
-          <w:kern w:val="2"/>
-          <w:sz w:val="22"/>
-          <w:szCs w:val="24"/>
-          <w:lang w:eastAsia="zh-CN"/>
-          <w14:ligatures w14:val="standardContextual"/>
-        </w:rPr>
-      </w:pPr>
-      <w:hyperlink w:anchor="_Toc241418973" w:history="1">
-        <w:r>
-          <w:rPr>
-            <w:rStyle w:val="aff9"/>
-            <w:rFonts w:eastAsia="SimHei"/>
-            <w:noProof/>
-          </w:rPr>
-          <w:t xml:space="preserve">3.12 M11. Администрирование / </w:t>
-        </w:r>
-        <w:r>
-          <w:rPr>
-            <w:rStyle w:val="aff9"/>
-            <w:rFonts w:eastAsia="SimHei"/>
-            <w:noProof/>
-          </w:rPr>
-          <w:t>系统管理</w:t>
-        </w:r>
-        <w:r>
-          <w:rPr>
-            <w:rFonts w:hint="eastAsia"/>
-            <w:noProof/>
-            <w:webHidden/>
-          </w:rPr>
-          <w:tab/>
-        </w:r>
-        <w:r>
-          <w:rPr>
-            <w:rFonts w:hint="eastAsia"/>
-            <w:noProof/>
-            <w:webHidden/>
-          </w:rPr>
-          <w:fldChar w:fldCharType="begin"/>
-        </w:r>
-        <w:r>
-          <w:rPr>
-            <w:rFonts w:hint="eastAsia"/>
-            <w:noProof/>
-            <w:webHidden/>
-          </w:rPr>
-          <w:instrText xml:space="preserve"> </w:instrText>
-        </w:r>
-        <w:r>
-          <w:rPr>
-            <w:noProof/>
-            <w:webHidden/>
-          </w:rPr>
-          <w:instrText>PAGEREF _Toc241418973 \h</w:instrText>
-        </w:r>
-        <w:r>
-          <w:rPr>
-            <w:rFonts w:hint="eastAsia"/>
-            <w:noProof/>
-            <w:webHidden/>
-          </w:rPr>
-          <w:instrText xml:space="preserve"> </w:instrText>
-        </w:r>
-        <w:r>
-          <w:rPr>
-            <w:rFonts w:hint="eastAsia"/>
-            <w:noProof/>
-            <w:webHidden/>
-          </w:rPr>
-        </w:r>
-        <w:r>
-          <w:rPr>
-            <w:rFonts w:hint="eastAsia"/>
-            <w:noProof/>
-            <w:webHidden/>
-          </w:rPr>
-          <w:fldChar w:fldCharType="separate"/>
-        </w:r>
-        <w:r>
-          <w:rPr>
-            <w:noProof/>
-            <w:webHidden/>
-          </w:rPr>
-          <w:t>21</w:t>
-        </w:r>
-        <w:r>
-          <w:rPr>
-            <w:rFonts w:hint="eastAsia"/>
-            <w:noProof/>
-            <w:webHidden/>
-          </w:rPr>
-          <w:fldChar w:fldCharType="end"/>
-        </w:r>
-      </w:hyperlink>
-    </w:p>
-    <w:p>
-      <w:pPr>
-        <w:pStyle w:val="TOC1"/>
-        <w:tabs>
-          <w:tab w:val="right" w:leader="dot" w:pos="9515"/>
-        </w:tabs>
-        <w:rPr>
-          <w:rFonts w:asciiTheme="minorHAnsi" w:eastAsiaTheme="minorEastAsia" w:hAnsiTheme="minorHAnsi" w:cstheme="minorBidi" w:hint="eastAsia"/>
-          <w:noProof/>
-          <w:kern w:val="2"/>
-          <w:sz w:val="22"/>
-          <w:szCs w:val="24"/>
-          <w:lang w:eastAsia="zh-CN"/>
-          <w14:ligatures w14:val="standardContextual"/>
-        </w:rPr>
-      </w:pPr>
-      <w:hyperlink w:anchor="_Toc241418974" w:history="1">
-        <w:r>
-          <w:rPr>
-            <w:rStyle w:val="aff9"/>
-            <w:rFonts w:eastAsia="SimHei"/>
-            <w:noProof/>
-          </w:rPr>
-          <w:t>4 СВОДНАЯ ТАБЛИЦА МАРШРУТОВ И ПРЕДСТАВЛЕНИЙ</w:t>
-        </w:r>
-        <w:r>
-          <w:rPr>
-            <w:rFonts w:hint="eastAsia"/>
-            <w:noProof/>
-            <w:webHidden/>
-          </w:rPr>
-          <w:tab/>
-        </w:r>
-        <w:r>
-          <w:rPr>
-            <w:rFonts w:hint="eastAsia"/>
-            <w:noProof/>
-            <w:webHidden/>
-          </w:rPr>
-          <w:fldChar w:fldCharType="begin"/>
-        </w:r>
-        <w:r>
-          <w:rPr>
-            <w:rFonts w:hint="eastAsia"/>
-            <w:noProof/>
-            <w:webHidden/>
-          </w:rPr>
-          <w:instrText xml:space="preserve"> </w:instrText>
-        </w:r>
-        <w:r>
-          <w:rPr>
-            <w:noProof/>
-            <w:webHidden/>
-          </w:rPr>
-          <w:instrText>PAGEREF _Toc241418974 \h</w:instrText>
-        </w:r>
-        <w:r>
-          <w:rPr>
-            <w:rFonts w:hint="eastAsia"/>
-            <w:noProof/>
-            <w:webHidden/>
-          </w:rPr>
-          <w:instrText xml:space="preserve"> </w:instrText>
-        </w:r>
-        <w:r>
-          <w:rPr>
-            <w:rFonts w:hint="eastAsia"/>
-            <w:noProof/>
-            <w:webHidden/>
-          </w:rPr>
-        </w:r>
-        <w:r>
-          <w:rPr>
-            <w:rFonts w:hint="eastAsia"/>
-            <w:noProof/>
-            <w:webHidden/>
-          </w:rPr>
-          <w:fldChar w:fldCharType="separate"/>
-        </w:r>
-        <w:r>
-          <w:rPr>
-            <w:noProof/>
-            <w:webHidden/>
-          </w:rPr>
-          <w:t>23</w:t>
-        </w:r>
-        <w:r>
-          <w:rPr>
-            <w:rFonts w:hint="eastAsia"/>
-            <w:noProof/>
-            <w:webHidden/>
-          </w:rPr>
-          <w:fldChar w:fldCharType="end"/>
-        </w:r>
-      </w:hyperlink>
-    </w:p>
-    <w:p>
-      <w:pPr>
-        <w:pStyle w:val="TOC1"/>
-        <w:tabs>
-          <w:tab w:val="right" w:leader="dot" w:pos="9515"/>
-        </w:tabs>
-        <w:rPr>
-          <w:rFonts w:asciiTheme="minorHAnsi" w:eastAsiaTheme="minorEastAsia" w:hAnsiTheme="minorHAnsi" w:cstheme="minorBidi" w:hint="eastAsia"/>
-          <w:noProof/>
-          <w:kern w:val="2"/>
-          <w:sz w:val="22"/>
-          <w:szCs w:val="24"/>
-          <w:lang w:eastAsia="zh-CN"/>
-          <w14:ligatures w14:val="standardContextual"/>
-        </w:rPr>
-      </w:pPr>
-      <w:hyperlink w:anchor="_Toc241418975" w:history="1">
-        <w:r>
-          <w:rPr>
-            <w:rStyle w:val="aff9"/>
-            <w:rFonts w:eastAsia="SimHei"/>
-            <w:noProof/>
-          </w:rPr>
-          <w:t>ЗАКЛЮЧЕНИЕ</w:t>
-        </w:r>
-        <w:r>
-          <w:rPr>
-            <w:rFonts w:hint="eastAsia"/>
-            <w:noProof/>
-            <w:webHidden/>
-          </w:rPr>
-          <w:tab/>
-        </w:r>
-        <w:r>
-          <w:rPr>
-            <w:rFonts w:hint="eastAsia"/>
-            <w:noProof/>
-            <w:webHidden/>
-          </w:rPr>
-          <w:fldChar w:fldCharType="begin"/>
-        </w:r>
-        <w:r>
-          <w:rPr>
-            <w:rFonts w:hint="eastAsia"/>
-            <w:noProof/>
-            <w:webHidden/>
-          </w:rPr>
-          <w:instrText xml:space="preserve"> </w:instrText>
-        </w:r>
-        <w:r>
-          <w:rPr>
-            <w:noProof/>
-            <w:webHidden/>
-          </w:rPr>
-          <w:instrText>PAGEREF _Toc241418975 \h</w:instrText>
-        </w:r>
-        <w:r>
-          <w:rPr>
-            <w:rFonts w:hint="eastAsia"/>
-            <w:noProof/>
-            <w:webHidden/>
-          </w:rPr>
-          <w:instrText xml:space="preserve"> </w:instrText>
-        </w:r>
-        <w:r>
-          <w:rPr>
-            <w:rFonts w:hint="eastAsia"/>
-            <w:noProof/>
-            <w:webHidden/>
-          </w:rPr>
-        </w:r>
-        <w:r>
-          <w:rPr>
-            <w:rFonts w:hint="eastAsia"/>
-            <w:noProof/>
-            <w:webHidden/>
-          </w:rPr>
-          <w:fldChar w:fldCharType="separate"/>
-        </w:r>
-        <w:r>
-          <w:rPr>
-            <w:noProof/>
-            <w:webHidden/>
-          </w:rPr>
-          <w:t>25</w:t>
-        </w:r>
-        <w:r>
-          <w:rPr>
-            <w:rFonts w:hint="eastAsia"/>
-            <w:noProof/>
-            <w:webHidden/>
-          </w:rPr>
-          <w:fldChar w:fldCharType="end"/>
-        </w:r>
-      </w:hyperlink>
-    </w:p>
-    <w:p>
-      <w:pPr>
-        <w:pStyle w:val="TOC1"/>
-        <w:tabs>
-          <w:tab w:val="right" w:leader="dot" w:pos="9515"/>
-        </w:tabs>
-        <w:rPr>
-          <w:rFonts w:asciiTheme="minorHAnsi" w:eastAsiaTheme="minorEastAsia" w:hAnsiTheme="minorHAnsi" w:cstheme="minorBidi" w:hint="eastAsia"/>
-          <w:noProof/>
-          <w:kern w:val="2"/>
-          <w:sz w:val="22"/>
-          <w:szCs w:val="24"/>
-          <w:lang w:eastAsia="zh-CN"/>
-          <w14:ligatures w14:val="standardContextual"/>
-        </w:rPr>
-      </w:pPr>
-      <w:hyperlink w:anchor="_Toc241418976" w:history="1">
-        <w:r>
-          <w:rPr>
-            <w:rStyle w:val="aff9"/>
-            <w:rFonts w:eastAsia="SimHei"/>
-            <w:noProof/>
-          </w:rPr>
-          <w:t>СПИСОК ИСПОЛЬЗОВАННЫХ ИСТОЧНИКОВ</w:t>
-        </w:r>
-        <w:r>
-          <w:rPr>
-            <w:rFonts w:hint="eastAsia"/>
-            <w:noProof/>
-            <w:webHidden/>
-          </w:rPr>
-          <w:tab/>
-        </w:r>
-        <w:r>
-          <w:rPr>
-            <w:rFonts w:hint="eastAsia"/>
-            <w:noProof/>
-            <w:webHidden/>
-          </w:rPr>
-          <w:fldChar w:fldCharType="begin"/>
-        </w:r>
-        <w:r>
-          <w:rPr>
-            <w:rFonts w:hint="eastAsia"/>
-            <w:noProof/>
-            <w:webHidden/>
-          </w:rPr>
-          <w:instrText xml:space="preserve"> </w:instrText>
-        </w:r>
-        <w:r>
-          <w:rPr>
-            <w:noProof/>
-            <w:webHidden/>
-          </w:rPr>
-          <w:instrText>PAGEREF _Toc241418976 \h</w:instrText>
-        </w:r>
-        <w:r>
-          <w:rPr>
-            <w:rFonts w:hint="eastAsia"/>
-            <w:noProof/>
-            <w:webHidden/>
-          </w:rPr>
-          <w:instrText xml:space="preserve"> </w:instrText>
-        </w:r>
-        <w:r>
-          <w:rPr>
-            <w:rFonts w:hint="eastAsia"/>
-            <w:noProof/>
-            <w:webHidden/>
-          </w:rPr>
-        </w:r>
-        <w:r>
-          <w:rPr>
-            <w:rFonts w:hint="eastAsia"/>
-            <w:noProof/>
-            <w:webHidden/>
-          </w:rPr>
-          <w:fldChar w:fldCharType="separate"/>
-        </w:r>
-        <w:r>
-          <w:rPr>
-            <w:noProof/>
-            <w:webHidden/>
-          </w:rPr>
-          <w:t>26</w:t>
-        </w:r>
-        <w:r>
-          <w:rPr>
-            <w:rFonts w:hint="eastAsia"/>
-            <w:noProof/>
-            <w:webHidden/>
-          </w:rPr>
-          <w:fldChar w:fldCharType="end"/>
-        </w:r>
-      </w:hyperlink>
-    </w:p>
-    <w:p>
-      <w:pPr>
-        <w:pStyle w:val="TOC1"/>
-        <w:tabs>
-          <w:tab w:val="right" w:leader="dot" w:pos="9515"/>
-        </w:tabs>
-        <w:rPr>
-          <w:rFonts w:asciiTheme="minorHAnsi" w:eastAsiaTheme="minorEastAsia" w:hAnsiTheme="minorHAnsi" w:cstheme="minorBidi" w:hint="eastAsia"/>
-          <w:noProof/>
-          <w:kern w:val="2"/>
-          <w:sz w:val="22"/>
-          <w:szCs w:val="24"/>
-          <w:lang w:eastAsia="zh-CN"/>
-          <w14:ligatures w14:val="standardContextual"/>
-        </w:rPr>
-      </w:pPr>
-      <w:hyperlink w:anchor="_Toc241418977" w:history="1">
-        <w:r>
-          <w:rPr>
-            <w:rStyle w:val="aff9"/>
-            <w:rFonts w:eastAsia="SimHei"/>
-            <w:noProof/>
-          </w:rPr>
-          <w:t>ПРИЛОЖЕНИЕ А</w:t>
-        </w:r>
-        <w:r>
-          <w:rPr>
-            <w:rFonts w:hint="eastAsia"/>
-            <w:noProof/>
-            <w:webHidden/>
-          </w:rPr>
-          <w:tab/>
-        </w:r>
-        <w:r>
-          <w:rPr>
-            <w:rFonts w:hint="eastAsia"/>
-            <w:noProof/>
-            <w:webHidden/>
-          </w:rPr>
-          <w:fldChar w:fldCharType="begin"/>
-        </w:r>
-        <w:r>
-          <w:rPr>
-            <w:rFonts w:hint="eastAsia"/>
-            <w:noProof/>
-            <w:webHidden/>
-          </w:rPr>
-          <w:instrText xml:space="preserve"> </w:instrText>
-        </w:r>
-        <w:r>
-          <w:rPr>
-            <w:noProof/>
-            <w:webHidden/>
-          </w:rPr>
-          <w:instrText>PAGEREF _Toc241418977 \h</w:instrText>
-        </w:r>
-        <w:r>
-          <w:rPr>
-            <w:rFonts w:hint="eastAsia"/>
-            <w:noProof/>
-            <w:webHidden/>
-          </w:rPr>
-          <w:instrText xml:space="preserve"> </w:instrText>
-        </w:r>
-        <w:r>
-          <w:rPr>
-            <w:rFonts w:hint="eastAsia"/>
-            <w:noProof/>
-            <w:webHidden/>
-          </w:rPr>
-        </w:r>
-        <w:r>
-          <w:rPr>
-            <w:rFonts w:hint="eastAsia"/>
-            <w:noProof/>
-            <w:webHidden/>
-          </w:rPr>
-          <w:fldChar w:fldCharType="separate"/>
-        </w:r>
-        <w:r>
-          <w:rPr>
-            <w:noProof/>
-            <w:webHidden/>
-          </w:rPr>
-          <w:t>27</w:t>
-        </w:r>
-        <w:r>
-          <w:rPr>
-            <w:rFonts w:hint="eastAsia"/>
-            <w:noProof/>
-            <w:webHidden/>
-          </w:rPr>
-          <w:fldChar w:fldCharType="end"/>
-        </w:r>
-      </w:hyperlink>
-    </w:p>
-    <w:p>
-      <w:pPr>
-        <w:pStyle w:val="TOC1"/>
-        <w:tabs>
-          <w:tab w:val="right" w:leader="dot" w:pos="9515"/>
-        </w:tabs>
-        <w:rPr>
-          <w:rFonts w:asciiTheme="minorHAnsi" w:eastAsiaTheme="minorEastAsia" w:hAnsiTheme="minorHAnsi" w:cstheme="minorBidi" w:hint="eastAsia"/>
-          <w:noProof/>
-          <w:kern w:val="2"/>
-          <w:sz w:val="22"/>
-          <w:szCs w:val="24"/>
-          <w:lang w:eastAsia="zh-CN"/>
-          <w14:ligatures w14:val="standardContextual"/>
-        </w:rPr>
-      </w:pPr>
-      <w:hyperlink w:anchor="_Toc241418978" w:history="1">
-        <w:r>
-          <w:rPr>
-            <w:rStyle w:val="aff9"/>
-            <w:rFonts w:eastAsia="SimHei"/>
-            <w:noProof/>
-          </w:rPr>
-          <w:t>ПРИЛОЖЕНИЕ Б</w:t>
-        </w:r>
-        <w:r>
-          <w:rPr>
-            <w:rFonts w:hint="eastAsia"/>
-            <w:noProof/>
-            <w:webHidden/>
-          </w:rPr>
-          <w:tab/>
-        </w:r>
-        <w:r>
-          <w:rPr>
-            <w:rFonts w:hint="eastAsia"/>
-            <w:noProof/>
-            <w:webHidden/>
-          </w:rPr>
-          <w:fldChar w:fldCharType="begin"/>
-        </w:r>
-        <w:r>
-          <w:rPr>
-            <w:rFonts w:hint="eastAsia"/>
-            <w:noProof/>
-            <w:webHidden/>
-          </w:rPr>
-          <w:instrText xml:space="preserve"> </w:instrText>
-        </w:r>
-        <w:r>
-          <w:rPr>
-            <w:noProof/>
-            <w:webHidden/>
-          </w:rPr>
-          <w:instrText>PAGEREF _Toc241418978 \h</w:instrText>
-        </w:r>
-        <w:r>
-          <w:rPr>
-            <w:rFonts w:hint="eastAsia"/>
-            <w:noProof/>
-            <w:webHidden/>
-          </w:rPr>
-          <w:instrText xml:space="preserve"> </w:instrText>
-        </w:r>
-        <w:r>
-          <w:rPr>
-            <w:rFonts w:hint="eastAsia"/>
-            <w:noProof/>
-            <w:webHidden/>
-          </w:rPr>
-        </w:r>
-        <w:r>
-          <w:rPr>
-            <w:rFonts w:hint="eastAsia"/>
-            <w:noProof/>
-            <w:webHidden/>
-          </w:rPr>
-          <w:fldChar w:fldCharType="separate"/>
-        </w:r>
-        <w:r>
-          <w:rPr>
-            <w:noProof/>
-            <w:webHidden/>
-          </w:rPr>
-          <w:t>28</w:t>
-        </w:r>
-        <w:r>
-          <w:rPr>
-            <w:rFonts w:hint="eastAsia"/>
-            <w:noProof/>
-            <w:webHidden/>
-          </w:rPr>
-          <w:fldChar w:fldCharType="end"/>
-        </w:r>
-      </w:hyperlink>
     </w:p>
     <w:p>
       <w:pPr>
         <w:pStyle w:val="PZPlain"/>
-        <w:spacing w:line="276" w:lineRule="auto"/>
+        <w:tabs>
+          <w:tab w:val="right" w:leader="dot" w:pos="9524"/>
+        </w:tabs>
+        <w:spacing w:line="480" w:lineRule="exact"/>
       </w:pPr>
       <w:r>
-        <w:fldChar w:fldCharType="end"/>
+        <w:t>ВВЕДЕНИЕ</w:t>
+      </w:r>
+      <w:r>
+        <w:tab/>
+        <w:t>7</w:t>
+      </w:r>
+    </w:p>
+    <w:p>
+      <w:pPr>
+        <w:pStyle w:val="PZPlain"/>
+        <w:tabs>
+          <w:tab w:val="right" w:leader="dot" w:pos="9524"/>
+        </w:tabs>
+        <w:spacing w:line="480" w:lineRule="exact"/>
+      </w:pPr>
+      <w:r>
+        <w:t>1 ОБЩИЕ СВЕДЕНИЯ О ПРИЛОЖЕНИИ</w:t>
+      </w:r>
+      <w:r>
+        <w:tab/>
+        <w:t>10</w:t>
+      </w:r>
+    </w:p>
+    <w:p>
+      <w:pPr>
+        <w:pStyle w:val="PZPlain"/>
+        <w:tabs>
+          <w:tab w:val="right" w:leader="dot" w:pos="9524"/>
+        </w:tabs>
+        <w:spacing w:line="480" w:lineRule="exact"/>
+        <w:ind w:left="425"/>
+      </w:pPr>
+      <w:r>
+        <w:t>1.1 Назначение приложения и границы предметной области</w:t>
+      </w:r>
+      <w:r>
+        <w:tab/>
+        <w:t>10</w:t>
+      </w:r>
+    </w:p>
+    <w:p>
+      <w:pPr>
+        <w:pStyle w:val="PZPlain"/>
+        <w:tabs>
+          <w:tab w:val="right" w:leader="dot" w:pos="9524"/>
+        </w:tabs>
+        <w:spacing w:line="480" w:lineRule="exact"/>
+        <w:ind w:left="425"/>
+      </w:pPr>
+      <w:r>
+        <w:t>1.2 Пользовательские роли</w:t>
+      </w:r>
+      <w:r>
+        <w:tab/>
+        <w:t>11</w:t>
+      </w:r>
+    </w:p>
+    <w:p>
+      <w:pPr>
+        <w:pStyle w:val="PZPlain"/>
+        <w:tabs>
+          <w:tab w:val="right" w:leader="dot" w:pos="9524"/>
+        </w:tabs>
+        <w:spacing w:line="480" w:lineRule="exact"/>
+        <w:ind w:left="425"/>
+      </w:pPr>
+      <w:r>
+        <w:t>1.3 Принципы формирования перечня страниц</w:t>
+      </w:r>
+      <w:r>
+        <w:tab/>
+        <w:t>11</w:t>
+      </w:r>
+    </w:p>
+    <w:p>
+      <w:pPr>
+        <w:pStyle w:val="PZPlain"/>
+        <w:tabs>
+          <w:tab w:val="right" w:leader="dot" w:pos="9524"/>
+        </w:tabs>
+        <w:spacing w:line="480" w:lineRule="exact"/>
+        <w:ind w:left="425"/>
+      </w:pPr>
+      <w:r>
+        <w:t>1.4 Соглашения об адресах (URL)</w:t>
+      </w:r>
+      <w:r>
+        <w:tab/>
+        <w:t>12</w:t>
+      </w:r>
+    </w:p>
+    <w:p>
+      <w:pPr>
+        <w:pStyle w:val="PZPlain"/>
+        <w:tabs>
+          <w:tab w:val="right" w:leader="dot" w:pos="9524"/>
+        </w:tabs>
+        <w:spacing w:line="480" w:lineRule="exact"/>
+      </w:pPr>
+      <w:r>
+        <w:t>2 СТРУКТУРА МАРШРУТОВ ПРИЛОЖЕНИЯ</w:t>
+      </w:r>
+      <w:r>
+        <w:tab/>
+        <w:t>13</w:t>
+      </w:r>
+    </w:p>
+    <w:p>
+      <w:pPr>
+        <w:pStyle w:val="PZPlain"/>
+        <w:tabs>
+          <w:tab w:val="right" w:leader="dot" w:pos="9524"/>
+        </w:tabs>
+        <w:spacing w:line="480" w:lineRule="exact"/>
+        <w:ind w:left="425"/>
+      </w:pPr>
+      <w:r>
+        <w:t>2.1 Карта маршрутов</w:t>
+      </w:r>
+      <w:r>
+        <w:tab/>
+        <w:t>13</w:t>
+      </w:r>
+    </w:p>
+    <w:p>
+      <w:pPr>
+        <w:pStyle w:val="PZPlain"/>
+        <w:tabs>
+          <w:tab w:val="right" w:leader="dot" w:pos="9524"/>
+        </w:tabs>
+        <w:spacing w:line="480" w:lineRule="exact"/>
+        <w:ind w:left="425"/>
+      </w:pPr>
+      <w:r>
+        <w:t>2.2 Обработка запроса</w:t>
+      </w:r>
+      <w:r>
+        <w:tab/>
+        <w:t>14</w:t>
+      </w:r>
+    </w:p>
+    <w:p>
+      <w:pPr>
+        <w:pStyle w:val="PZPlain"/>
+        <w:tabs>
+          <w:tab w:val="right" w:leader="dot" w:pos="9524"/>
+        </w:tabs>
+        <w:spacing w:line="480" w:lineRule="exact"/>
+        <w:ind w:left="425"/>
+      </w:pPr>
+      <w:r>
+        <w:t>2.3 Наследование шаблонов</w:t>
+      </w:r>
+      <w:r>
+        <w:tab/>
+        <w:t>14</w:t>
+      </w:r>
+    </w:p>
+    <w:p>
+      <w:pPr>
+        <w:pStyle w:val="PZPlain"/>
+        <w:tabs>
+          <w:tab w:val="right" w:leader="dot" w:pos="9524"/>
+        </w:tabs>
+        <w:spacing w:line="480" w:lineRule="exact"/>
+        <w:ind w:left="425"/>
+      </w:pPr>
+      <w:r>
+        <w:t>2.4 Распределение страниц по модулям</w:t>
+      </w:r>
+      <w:r>
+        <w:tab/>
+        <w:t>15</w:t>
+      </w:r>
+    </w:p>
+    <w:p>
+      <w:pPr>
+        <w:pStyle w:val="PZPlain"/>
+        <w:tabs>
+          <w:tab w:val="right" w:leader="dot" w:pos="9524"/>
+        </w:tabs>
+        <w:spacing w:line="480" w:lineRule="exact"/>
+      </w:pPr>
+      <w:r>
+        <w:t>3 ОПИСАНИЕ СТРАНИЦ ПРИЛОЖЕНИЯ</w:t>
+      </w:r>
+      <w:r>
+        <w:tab/>
+        <w:t>17</w:t>
+      </w:r>
+    </w:p>
+    <w:p>
+      <w:pPr>
+        <w:pStyle w:val="PZPlain"/>
+        <w:tabs>
+          <w:tab w:val="right" w:leader="dot" w:pos="9524"/>
+        </w:tabs>
+        <w:spacing w:line="480" w:lineRule="exact"/>
+        <w:ind w:left="425"/>
+      </w:pPr>
+      <w:r>
+        <w:t>3.1 M0. Общие страницы</w:t>
+      </w:r>
+      <w:r>
+        <w:tab/>
+        <w:t>17</w:t>
+      </w:r>
+    </w:p>
+    <w:p>
+      <w:pPr>
+        <w:pStyle w:val="PZPlain"/>
+        <w:tabs>
+          <w:tab w:val="right" w:leader="dot" w:pos="9524"/>
+        </w:tabs>
+        <w:spacing w:line="480" w:lineRule="exact"/>
+        <w:ind w:left="425"/>
+      </w:pPr>
+      <w:r>
+        <w:t>3.2 M1. Предприятие и аккаунт</w:t>
+      </w:r>
+      <w:r>
+        <w:tab/>
+        <w:t>18</w:t>
+      </w:r>
+    </w:p>
+    <w:p>
+      <w:pPr>
+        <w:pStyle w:val="PZPlain"/>
+        <w:tabs>
+          <w:tab w:val="right" w:leader="dot" w:pos="9524"/>
+        </w:tabs>
+        <w:spacing w:line="480" w:lineRule="exact"/>
+        <w:ind w:left="425"/>
+      </w:pPr>
+      <w:r>
+        <w:t>3.3 M2. Товары</w:t>
+      </w:r>
+      <w:r>
+        <w:tab/>
+        <w:t>18</w:t>
+      </w:r>
+    </w:p>
+    <w:p>
+      <w:pPr>
+        <w:pStyle w:val="PZPlain"/>
+        <w:tabs>
+          <w:tab w:val="right" w:leader="dot" w:pos="9524"/>
+        </w:tabs>
+        <w:spacing w:line="480" w:lineRule="exact"/>
+        <w:ind w:left="425"/>
+      </w:pPr>
+      <w:r>
+        <w:t>3.4 M3. Запросы и предложения</w:t>
+      </w:r>
+      <w:r>
+        <w:tab/>
+        <w:t>19</w:t>
+      </w:r>
+    </w:p>
+    <w:p>
+      <w:pPr>
+        <w:pStyle w:val="PZPlain"/>
+        <w:tabs>
+          <w:tab w:val="right" w:leader="dot" w:pos="9524"/>
+        </w:tabs>
+        <w:spacing w:line="480" w:lineRule="exact"/>
+        <w:ind w:left="425"/>
+      </w:pPr>
+      <w:r>
+        <w:t>3.5 M4. Заказы</w:t>
+      </w:r>
+      <w:r>
+        <w:tab/>
+        <w:t>19</w:t>
+      </w:r>
+    </w:p>
+    <w:p>
+      <w:pPr>
+        <w:pStyle w:val="PZPlain"/>
+        <w:tabs>
+          <w:tab w:val="right" w:leader="dot" w:pos="9524"/>
+        </w:tabs>
+        <w:spacing w:line="480" w:lineRule="exact"/>
+        <w:ind w:left="425"/>
+      </w:pPr>
+      <w:r>
+        <w:t>3.6 M5. Логистика и пункты пропуска</w:t>
+      </w:r>
+      <w:r>
+        <w:tab/>
+        <w:t>20</w:t>
+      </w:r>
+    </w:p>
+    <w:p>
+      <w:pPr>
+        <w:pStyle w:val="PZPlain"/>
+        <w:tabs>
+          <w:tab w:val="right" w:leader="dot" w:pos="9524"/>
+        </w:tabs>
+        <w:spacing w:line="480" w:lineRule="exact"/>
+        <w:ind w:left="425"/>
+      </w:pPr>
+      <w:r>
+        <w:t>3.7 M6. Документы и соответствие</w:t>
+      </w:r>
+      <w:r>
+        <w:tab/>
+        <w:t>21</w:t>
+      </w:r>
+    </w:p>
+    <w:p>
+      <w:pPr>
+        <w:pStyle w:val="PZPlain"/>
+        <w:tabs>
+          <w:tab w:val="right" w:leader="dot" w:pos="9524"/>
+        </w:tabs>
+        <w:spacing w:line="480" w:lineRule="exact"/>
+        <w:ind w:left="425"/>
+      </w:pPr>
+      <w:r>
+        <w:t>3.8 M7. Двуязычное общение</w:t>
+      </w:r>
+      <w:r>
+        <w:tab/>
+        <w:t>21</w:t>
+      </w:r>
+    </w:p>
+    <w:p>
+      <w:pPr>
+        <w:pStyle w:val="PZPlain"/>
+        <w:tabs>
+          <w:tab w:val="right" w:leader="dot" w:pos="9524"/>
+        </w:tabs>
+        <w:spacing w:line="480" w:lineRule="exact"/>
+        <w:ind w:left="425"/>
+      </w:pPr>
+      <w:r>
+        <w:t>3.9 M8. Задачи и напоминания</w:t>
+      </w:r>
+      <w:r>
+        <w:tab/>
+        <w:t>22</w:t>
+      </w:r>
+    </w:p>
+    <w:p>
+      <w:pPr>
+        <w:pStyle w:val="PZPlain"/>
+        <w:tabs>
+          <w:tab w:val="right" w:leader="dot" w:pos="9524"/>
+        </w:tabs>
+        <w:spacing w:line="480" w:lineRule="exact"/>
+        <w:ind w:left="425"/>
+      </w:pPr>
+      <w:r>
+        <w:t>3.10 M9. Аналитика</w:t>
+      </w:r>
+      <w:r>
+        <w:tab/>
+        <w:t>22</w:t>
+      </w:r>
+    </w:p>
+    <w:p>
+      <w:pPr>
+        <w:pStyle w:val="PZPlain"/>
+        <w:tabs>
+          <w:tab w:val="right" w:leader="dot" w:pos="9524"/>
+        </w:tabs>
+        <w:spacing w:line="480" w:lineRule="exact"/>
+        <w:ind w:left="425"/>
+      </w:pPr>
+      <w:r>
+        <w:t>3.11 M10. Расчёты и сверка</w:t>
+      </w:r>
+      <w:r>
+        <w:tab/>
+        <w:t>23</w:t>
+      </w:r>
+    </w:p>
+    <w:p>
+      <w:pPr>
+        <w:pStyle w:val="PZPlain"/>
+        <w:tabs>
+          <w:tab w:val="right" w:leader="dot" w:pos="9524"/>
+        </w:tabs>
+        <w:spacing w:line="480" w:lineRule="exact"/>
+        <w:ind w:left="425"/>
+      </w:pPr>
+      <w:r>
+        <w:t>3.12 M11. Администрирование</w:t>
+      </w:r>
+      <w:r>
+        <w:tab/>
+        <w:t>23</w:t>
+      </w:r>
+    </w:p>
+    <w:p>
+      <w:pPr>
+        <w:pStyle w:val="PZPlain"/>
+        <w:tabs>
+          <w:tab w:val="right" w:leader="dot" w:pos="9524"/>
+        </w:tabs>
+        <w:spacing w:line="480" w:lineRule="exact"/>
+      </w:pPr>
+      <w:r>
+        <w:t>4 СВОДНАЯ ТАБЛИЦА МАРШРУТОВ И ПРЕДСТАВЛЕНИЙ</w:t>
+      </w:r>
+      <w:r>
+        <w:tab/>
+        <w:t>25</w:t>
+      </w:r>
+    </w:p>
+    <w:p>
+      <w:pPr>
+        <w:pStyle w:val="PZPlain"/>
+        <w:tabs>
+          <w:tab w:val="right" w:leader="dot" w:pos="9524"/>
+        </w:tabs>
+        <w:spacing w:line="480" w:lineRule="exact"/>
+      </w:pPr>
+      <w:r>
+        <w:t>ЗАКЛЮЧЕНИЕ</w:t>
+      </w:r>
+      <w:r>
+        <w:tab/>
+        <w:t>27</w:t>
+      </w:r>
+    </w:p>
+    <w:p>
+      <w:pPr>
+        <w:pStyle w:val="PZPlain"/>
+        <w:tabs>
+          <w:tab w:val="right" w:leader="dot" w:pos="9524"/>
+        </w:tabs>
+        <w:spacing w:line="480" w:lineRule="exact"/>
+      </w:pPr>
+      <w:r>
+        <w:t>СПИСОК ИСПОЛЬЗОВАННЫХ ИСТОЧНИКОВ</w:t>
+      </w:r>
+      <w:r>
+        <w:tab/>
+        <w:t>29</w:t>
+      </w:r>
+    </w:p>
+    <w:p>
+      <w:pPr>
+        <w:pStyle w:val="PZPlain"/>
+        <w:tabs>
+          <w:tab w:val="right" w:leader="dot" w:pos="9524"/>
+        </w:tabs>
+        <w:spacing w:line="480" w:lineRule="exact"/>
+      </w:pPr>
+      <w:r>
+        <w:t>ПРИЛОЖЕНИЕ А</w:t>
+      </w:r>
+      <w:r>
+        <w:tab/>
+        <w:t>30</w:t>
+      </w:r>
+    </w:p>
+    <w:p>
+      <w:pPr>
+        <w:pStyle w:val="PZPlain"/>
+        <w:tabs>
+          <w:tab w:val="right" w:leader="dot" w:pos="9524"/>
+        </w:tabs>
+        <w:spacing w:line="480" w:lineRule="exact"/>
+      </w:pPr>
+      <w:r>
+        <w:lastRenderedPageBreak/>
+        <w:t>ПРИЛОЖЕНИЕ Б</w:t>
+      </w:r>
+      <w:r>
+        <w:tab/>
+        <w:t>31</w:t>
       </w:r>
     </w:p>
     <w:p>
       <w:pPr>
         <w:pStyle w:val="1"/>
       </w:pPr>
-      <w:bookmarkStart w:id="0" w:name="_Toc241418949"/>
       <w:r>
         <w:rPr>
           <w:rFonts w:ascii="Times New Roman" w:eastAsia="SimHei" w:hAnsi="Times New Roman" w:cs="Times New Roman"/>
         </w:rPr>
         <w:lastRenderedPageBreak/>
         <w:t>ОПРЕДЕЛЕНИЯ, ОБОЗНАЧЕНИЯ И СОКРАЩЕНИЯ</w:t>
-      </w:r>
-      <w:bookmarkEnd w:id="0"/>
-    </w:p>
-    <w:p>
-      <w:pPr>
-        <w:pStyle w:val="PZCenter"/>
-        <w:spacing w:after="240" w:line="264" w:lineRule="auto"/>
-      </w:pPr>
-      <w:r>
-        <w:rPr>
-          <w:sz w:val="24"/>
-          <w:szCs w:val="24"/>
-        </w:rPr>
-        <w:t>（定义、符号与缩略语）</w:t>
       </w:r>
     </w:p>
     <w:tbl>
@@ -3627,8 +941,8 @@
             <w:r>
               <w:rPr>
                 <w:b/>
-                <w:sz w:val="22"/>
-                <w:szCs w:val="22"/>
+                <w:sz w:val="20"/>
+                <w:szCs w:val="20"/>
               </w:rPr>
               <w:t>Сокращение</w:t>
             </w:r>
@@ -3649,8 +963,8 @@
             <w:r>
               <w:rPr>
                 <w:b/>
-                <w:sz w:val="22"/>
-                <w:szCs w:val="22"/>
+                <w:sz w:val="20"/>
+                <w:szCs w:val="20"/>
               </w:rPr>
               <w:t>Расшифровка</w:t>
             </w:r>
@@ -3674,8 +988,8 @@
             </w:pPr>
             <w:r>
               <w:rPr>
-                <w:sz w:val="22"/>
-                <w:szCs w:val="22"/>
+                <w:sz w:val="20"/>
+                <w:szCs w:val="20"/>
               </w:rPr>
               <w:t>URL</w:t>
             </w:r>
@@ -3694,8 +1008,8 @@
             </w:pPr>
             <w:r>
               <w:rPr>
-                <w:sz w:val="22"/>
-                <w:szCs w:val="22"/>
+                <w:sz w:val="20"/>
+                <w:szCs w:val="20"/>
               </w:rPr>
               <w:t>Uniform Resource Locator — унифицированный указатель ресурса, адрес страницы</w:t>
             </w:r>
@@ -3719,8 +1033,8 @@
             </w:pPr>
             <w:r>
               <w:rPr>
-                <w:sz w:val="22"/>
-                <w:szCs w:val="22"/>
+                <w:sz w:val="20"/>
+                <w:szCs w:val="20"/>
               </w:rPr>
               <w:t>URLconf</w:t>
             </w:r>
@@ -3739,10 +1053,10 @@
             </w:pPr>
             <w:r>
               <w:rPr>
-                <w:sz w:val="22"/>
-                <w:szCs w:val="22"/>
-              </w:rPr>
-              <w:t>Конфигурация маршрутов Django — модуль urls.py, сопоставляющий адреса и представления</w:t>
+                <w:sz w:val="20"/>
+                <w:szCs w:val="20"/>
+              </w:rPr>
+              <w:t>конфигурация маршрутов Django — модуль urls.py, сопоставляющий адреса и представления</w:t>
             </w:r>
           </w:p>
         </w:tc>
@@ -3764,8 +1078,8 @@
             </w:pPr>
             <w:r>
               <w:rPr>
-                <w:sz w:val="22"/>
-                <w:szCs w:val="22"/>
+                <w:sz w:val="20"/>
+                <w:szCs w:val="20"/>
               </w:rPr>
               <w:t>HTTP</w:t>
             </w:r>
@@ -3784,8 +1098,8 @@
             </w:pPr>
             <w:r>
               <w:rPr>
-                <w:sz w:val="22"/>
-                <w:szCs w:val="22"/>
+                <w:sz w:val="20"/>
+                <w:szCs w:val="20"/>
               </w:rPr>
               <w:t>HyperText Transfer Protocol — протокол передачи гипертекста</w:t>
             </w:r>
@@ -3809,8 +1123,8 @@
             </w:pPr>
             <w:r>
               <w:rPr>
-                <w:sz w:val="22"/>
-                <w:szCs w:val="22"/>
+                <w:sz w:val="20"/>
+                <w:szCs w:val="20"/>
               </w:rPr>
               <w:t>HTML</w:t>
             </w:r>
@@ -3829,8 +1143,8 @@
             </w:pPr>
             <w:r>
               <w:rPr>
-                <w:sz w:val="22"/>
-                <w:szCs w:val="22"/>
+                <w:sz w:val="20"/>
+                <w:szCs w:val="20"/>
               </w:rPr>
               <w:t>HyperText Markup Language — язык разметки гипертекста</w:t>
             </w:r>
@@ -3854,8 +1168,8 @@
             </w:pPr>
             <w:r>
               <w:rPr>
-                <w:sz w:val="22"/>
-                <w:szCs w:val="22"/>
+                <w:sz w:val="20"/>
+                <w:szCs w:val="20"/>
               </w:rPr>
               <w:t>CSS</w:t>
             </w:r>
@@ -3874,8 +1188,8 @@
             </w:pPr>
             <w:r>
               <w:rPr>
-                <w:sz w:val="22"/>
-                <w:szCs w:val="22"/>
+                <w:sz w:val="20"/>
+                <w:szCs w:val="20"/>
               </w:rPr>
               <w:t>Cascading Style Sheets — каскадные таблицы стилей</w:t>
             </w:r>
@@ -3899,8 +1213,8 @@
             </w:pPr>
             <w:r>
               <w:rPr>
-                <w:sz w:val="22"/>
-                <w:szCs w:val="22"/>
+                <w:sz w:val="20"/>
+                <w:szCs w:val="20"/>
               </w:rPr>
               <w:t>MTV</w:t>
             </w:r>
@@ -3919,8 +1233,8 @@
             </w:pPr>
             <w:r>
               <w:rPr>
-                <w:sz w:val="22"/>
-                <w:szCs w:val="22"/>
+                <w:sz w:val="20"/>
+                <w:szCs w:val="20"/>
               </w:rPr>
               <w:t>Model–Template–View — архитектурный шаблон, применяемый в Django</w:t>
             </w:r>
@@ -3944,8 +1258,8 @@
             </w:pPr>
             <w:r>
               <w:rPr>
-                <w:sz w:val="22"/>
-                <w:szCs w:val="22"/>
+                <w:sz w:val="20"/>
+                <w:szCs w:val="20"/>
               </w:rPr>
               <w:t>ORM</w:t>
             </w:r>
@@ -3964,8 +1278,8 @@
             </w:pPr>
             <w:r>
               <w:rPr>
-                <w:sz w:val="22"/>
-                <w:szCs w:val="22"/>
+                <w:sz w:val="20"/>
+                <w:szCs w:val="20"/>
               </w:rPr>
               <w:t>Object-Relational Mapping — объектно-реляционное отображение</w:t>
             </w:r>
@@ -3989,8 +1303,8 @@
             </w:pPr>
             <w:r>
               <w:rPr>
-                <w:sz w:val="22"/>
-                <w:szCs w:val="22"/>
+                <w:sz w:val="20"/>
+                <w:szCs w:val="20"/>
               </w:rPr>
               <w:t>DRF</w:t>
             </w:r>
@@ -4009,8 +1323,8 @@
             </w:pPr>
             <w:r>
               <w:rPr>
-                <w:sz w:val="22"/>
-                <w:szCs w:val="22"/>
+                <w:sz w:val="20"/>
+                <w:szCs w:val="20"/>
               </w:rPr>
               <w:t>Django REST Framework — библиотека для построения REST-интерфейсов</w:t>
             </w:r>
@@ -4034,8 +1348,8 @@
             </w:pPr>
             <w:r>
               <w:rPr>
-                <w:sz w:val="22"/>
-                <w:szCs w:val="22"/>
+                <w:sz w:val="20"/>
+                <w:szCs w:val="20"/>
               </w:rPr>
               <w:t>CRUD</w:t>
             </w:r>
@@ -4054,8 +1368,8 @@
             </w:pPr>
             <w:r>
               <w:rPr>
-                <w:sz w:val="22"/>
-                <w:szCs w:val="22"/>
+                <w:sz w:val="20"/>
+                <w:szCs w:val="20"/>
               </w:rPr>
               <w:t>Create, Read, Update, Delete — базовые операции над данными</w:t>
             </w:r>
@@ -4079,8 +1393,8 @@
             </w:pPr>
             <w:r>
               <w:rPr>
-                <w:sz w:val="22"/>
-                <w:szCs w:val="22"/>
+                <w:sz w:val="20"/>
+                <w:szCs w:val="20"/>
               </w:rPr>
               <w:t>CSRF</w:t>
             </w:r>
@@ -4099,8 +1413,8 @@
             </w:pPr>
             <w:r>
               <w:rPr>
-                <w:sz w:val="22"/>
-                <w:szCs w:val="22"/>
+                <w:sz w:val="20"/>
+                <w:szCs w:val="20"/>
               </w:rPr>
               <w:t>Cross-Site Request Forgery — межсайтовая подделка запроса; защита встроена в Django</w:t>
             </w:r>
@@ -4124,8 +1438,8 @@
             </w:pPr>
             <w:r>
               <w:rPr>
-                <w:sz w:val="22"/>
-                <w:szCs w:val="22"/>
+                <w:sz w:val="20"/>
+                <w:szCs w:val="20"/>
               </w:rPr>
               <w:t>WSGI / ASGI</w:t>
             </w:r>
@@ -4144,10 +1458,10 @@
             </w:pPr>
             <w:r>
               <w:rPr>
-                <w:sz w:val="22"/>
-                <w:szCs w:val="22"/>
-              </w:rPr>
-              <w:t>Спецификации интерфейса между веб-сервером и приложением Python</w:t>
+                <w:sz w:val="20"/>
+                <w:szCs w:val="20"/>
+              </w:rPr>
+              <w:t>спецификации интерфейса между веб-сервером и приложением на Python</w:t>
             </w:r>
           </w:p>
         </w:tc>
@@ -4169,8 +1483,8 @@
             </w:pPr>
             <w:r>
               <w:rPr>
-                <w:sz w:val="22"/>
-                <w:szCs w:val="22"/>
+                <w:sz w:val="20"/>
+                <w:szCs w:val="20"/>
               </w:rPr>
               <w:t>UI / UX</w:t>
             </w:r>
@@ -4189,8 +1503,8 @@
             </w:pPr>
             <w:r>
               <w:rPr>
-                <w:sz w:val="22"/>
-                <w:szCs w:val="22"/>
+                <w:sz w:val="20"/>
+                <w:szCs w:val="20"/>
               </w:rPr>
               <w:t>User Interface / User Experience — пользовательский интерфейс / опыт взаимодействия</w:t>
             </w:r>
@@ -4214,10 +1528,10 @@
             </w:pPr>
             <w:r>
               <w:rPr>
-                <w:sz w:val="22"/>
-                <w:szCs w:val="22"/>
-              </w:rPr>
-              <w:t>FR</w:t>
+                <w:sz w:val="20"/>
+                <w:szCs w:val="20"/>
+              </w:rPr>
+              <w:t>EAC</w:t>
             </w:r>
           </w:p>
         </w:tc>
@@ -4234,10 +1548,10 @@
             </w:pPr>
             <w:r>
               <w:rPr>
-                <w:sz w:val="22"/>
-                <w:szCs w:val="22"/>
-              </w:rPr>
-              <w:t>Functional Requirement — функциональное требование</w:t>
+                <w:sz w:val="20"/>
+                <w:szCs w:val="20"/>
+              </w:rPr>
+              <w:t>Единая система оценки соответствия ЕАЭС — обязательная сертификация продукции</w:t>
             </w:r>
           </w:p>
         </w:tc>
@@ -4259,10 +1573,10 @@
             </w:pPr>
             <w:r>
               <w:rPr>
-                <w:sz w:val="22"/>
-                <w:szCs w:val="22"/>
-              </w:rPr>
-              <w:t>NFR</w:t>
+                <w:sz w:val="20"/>
+                <w:szCs w:val="20"/>
+              </w:rPr>
+              <w:t>FGIS</w:t>
             </w:r>
           </w:p>
         </w:tc>
@@ -4279,10 +1593,10 @@
             </w:pPr>
             <w:r>
               <w:rPr>
-                <w:sz w:val="22"/>
-                <w:szCs w:val="22"/>
-              </w:rPr>
-              <w:t>Non-Functional Requirement — нефункциональное требование</w:t>
+                <w:sz w:val="20"/>
+                <w:szCs w:val="20"/>
+              </w:rPr>
+              <w:t>федеральная государственная информационная система РФ для учёта электронных сертификатов</w:t>
             </w:r>
           </w:p>
         </w:tc>
@@ -4304,10 +1618,10 @@
             </w:pPr>
             <w:r>
               <w:rPr>
-                <w:sz w:val="22"/>
-                <w:szCs w:val="22"/>
-              </w:rPr>
-              <w:t>EAC</w:t>
+                <w:sz w:val="20"/>
+                <w:szCs w:val="20"/>
+              </w:rPr>
+              <w:t>CIPS / SPFS</w:t>
             </w:r>
           </w:p>
         </w:tc>
@@ -4324,10 +1638,10 @@
             </w:pPr>
             <w:r>
               <w:rPr>
-                <w:sz w:val="22"/>
-                <w:szCs w:val="22"/>
-              </w:rPr>
-              <w:t>Единая система оценки соответствия ЕАЭС — обязательная сертификация продукции</w:t>
+                <w:sz w:val="20"/>
+                <w:szCs w:val="20"/>
+              </w:rPr>
+              <w:t>система трансграничных платежей КНР / система передачи финансовых сообщений Банка России</w:t>
             </w:r>
           </w:p>
         </w:tc>
@@ -4349,10 +1663,10 @@
             </w:pPr>
             <w:r>
               <w:rPr>
-                <w:sz w:val="22"/>
-                <w:szCs w:val="22"/>
-              </w:rPr>
-              <w:t>FGIS</w:t>
+                <w:sz w:val="20"/>
+                <w:szCs w:val="20"/>
+              </w:rPr>
+              <w:t>Incoterms</w:t>
             </w:r>
           </w:p>
         </w:tc>
@@ -4369,10 +1683,10 @@
             </w:pPr>
             <w:r>
               <w:rPr>
-                <w:sz w:val="22"/>
-                <w:szCs w:val="22"/>
-              </w:rPr>
-              <w:t>Федеральная государственная информационная система — учёт электронных сертификатов РФ</w:t>
+                <w:sz w:val="20"/>
+                <w:szCs w:val="20"/>
+              </w:rPr>
+              <w:t>Международные правила толкования торговых терминов</w:t>
             </w:r>
           </w:p>
         </w:tc>
@@ -4394,10 +1708,10 @@
             </w:pPr>
             <w:r>
               <w:rPr>
-                <w:sz w:val="22"/>
-                <w:szCs w:val="22"/>
-              </w:rPr>
-              <w:t>CIPS / SPFS</w:t>
+                <w:sz w:val="20"/>
+                <w:szCs w:val="20"/>
+              </w:rPr>
+              <w:t>ТН ВЭД / HS</w:t>
             </w:r>
           </w:p>
         </w:tc>
@@ -4414,100 +1728,10 @@
             </w:pPr>
             <w:r>
               <w:rPr>
-                <w:sz w:val="22"/>
-                <w:szCs w:val="22"/>
-              </w:rPr>
-              <w:t>Система трансграничных платежей КНР / система передачи финансовых сообщений Банка России</w:t>
-            </w:r>
-          </w:p>
-        </w:tc>
-      </w:tr>
-      <w:tr>
-        <w:trPr>
-          <w:cantSplit/>
-          <w:jc w:val="center"/>
-        </w:trPr>
-        <w:tc>
-          <w:tcPr>
-            <w:tcW w:w="2041" w:type="dxa"/>
-            <w:vAlign w:val="center"/>
-          </w:tcPr>
-          <w:p>
-            <w:pPr>
-              <w:pStyle w:val="PZPlain"/>
-              <w:spacing w:before="40" w:after="40" w:line="240" w:lineRule="auto"/>
-            </w:pPr>
-            <w:r>
-              <w:rPr>
-                <w:sz w:val="22"/>
-                <w:szCs w:val="22"/>
-              </w:rPr>
-              <w:t>Incoterms</w:t>
-            </w:r>
-          </w:p>
-        </w:tc>
-        <w:tc>
-          <w:tcPr>
-            <w:tcW w:w="7370" w:type="dxa"/>
-            <w:vAlign w:val="center"/>
-          </w:tcPr>
-          <w:p>
-            <w:pPr>
-              <w:pStyle w:val="PZPlain"/>
-              <w:spacing w:before="40" w:after="40" w:line="240" w:lineRule="auto"/>
-              <w:jc w:val="both"/>
-            </w:pPr>
-            <w:r>
-              <w:rPr>
-                <w:sz w:val="22"/>
-                <w:szCs w:val="22"/>
-              </w:rPr>
-              <w:t>Международные правила толкования торговых терминов</w:t>
-            </w:r>
-          </w:p>
-        </w:tc>
-      </w:tr>
-      <w:tr>
-        <w:trPr>
-          <w:cantSplit/>
-          <w:jc w:val="center"/>
-        </w:trPr>
-        <w:tc>
-          <w:tcPr>
-            <w:tcW w:w="2041" w:type="dxa"/>
-            <w:vAlign w:val="center"/>
-          </w:tcPr>
-          <w:p>
-            <w:pPr>
-              <w:pStyle w:val="PZPlain"/>
-              <w:spacing w:before="40" w:after="40" w:line="240" w:lineRule="auto"/>
-            </w:pPr>
-            <w:r>
-              <w:rPr>
-                <w:sz w:val="22"/>
-                <w:szCs w:val="22"/>
-              </w:rPr>
-              <w:t>HS</w:t>
-            </w:r>
-          </w:p>
-        </w:tc>
-        <w:tc>
-          <w:tcPr>
-            <w:tcW w:w="7370" w:type="dxa"/>
-            <w:vAlign w:val="center"/>
-          </w:tcPr>
-          <w:p>
-            <w:pPr>
-              <w:pStyle w:val="PZPlain"/>
-              <w:spacing w:before="40" w:after="40" w:line="240" w:lineRule="auto"/>
-              <w:jc w:val="both"/>
-            </w:pPr>
-            <w:r>
-              <w:rPr>
-                <w:sz w:val="22"/>
-                <w:szCs w:val="22"/>
-              </w:rPr>
-              <w:t>Harmonized System — Гармонизированная система описания и кодирования товаров</w:t>
+                <w:sz w:val="20"/>
+                <w:szCs w:val="20"/>
+              </w:rPr>
+              <w:t>гармонизированная система описания и кодирования товаров; используется для классификации товара</w:t>
             </w:r>
           </w:p>
         </w:tc>
@@ -4523,7 +1747,6 @@
       <w:pPr>
         <w:pStyle w:val="1"/>
       </w:pPr>
-      <w:bookmarkStart w:id="1" w:name="_Toc241418950"/>
       <w:r>
         <w:rPr>
           <w:rFonts w:ascii="Times New Roman" w:eastAsia="SimHei" w:hAnsi="Times New Roman" w:cs="Times New Roman"/>
@@ -4531,215 +1754,31 @@
         <w:lastRenderedPageBreak/>
         <w:t>ВВЕДЕНИЕ</w:t>
       </w:r>
-      <w:bookmarkEnd w:id="1"/>
     </w:p>
     <w:p>
-      <w:pPr>
-        <w:pStyle w:val="PZCenter"/>
-        <w:spacing w:after="240" w:line="264" w:lineRule="auto"/>
-      </w:pPr>
       <w:r>
-        <w:rPr>
-          <w:sz w:val="24"/>
-          <w:szCs w:val="24"/>
-        </w:rPr>
-        <w:t>（引言）</w:t>
+        <w:t>В 2025 году объём взаимной торговли товарами между Китаем и Россией составил 228,1 млрд долларов США, снизившись на 6,9 % к предыдущему году, в том числе экспорт Китая в Россию — 103,3 млрд долларов, снижение на 10,4 %. Масштаб торговли остаётся значительным, но период экстенсивного роста завершился: отрасль перешла в стадию конкуренции за счёт эффективности, издержек и соответствия требованиям. Одновременно структура каналов быстро смещается в сторону электронной торговли: заказы становятся мельче, быстрее</w:t>
+      </w:r>
+      <w:r>
+        <w:t xml:space="preserve"> и чаще, тогда как длина цепочки трансграничного исполнения не сокращается. Ужесточается и регуляторная среда: в 2026 году вступают в силу новые правила сертификации EAC в России — право выдачи переходит к отечественным органам, бумажные сертификаты заменяются электронными в FGIS, а динамический шифрованный QR-код реализует принцип «один товар — один код»; система прослеживаемости «Честный знак» требует полного прослеживания пути товара с момента ввоза.</w:t>
       </w:r>
     </w:p>
     <w:p>
       <w:r>
-        <w:t xml:space="preserve">2025 </w:t>
+        <w:t xml:space="preserve">В результате малые и средние участники внешней торговли сталкиваются с пятью реальными проблемами: разрозненность информации, непрозрачность процесса исполнения, отсутствие принимающей стороны для нагрузки по соответствию, потери от языкового барьера и разницы часовых поясов, а также отсутствие доступных системных инструментов. Веб-клиент настоящего курсового проекта и есть реализация слоя кооперации для этих проблем: он не подменяет функции экспедитора, таможенного брокера или банка, а сводит разрозненные </w:t>
       </w:r>
       <w:r>
-        <w:t>年中国与俄罗斯双边货物贸易额为</w:t>
-      </w:r>
-      <w:r>
-        <w:t xml:space="preserve"> 2281.05 </w:t>
-      </w:r>
-      <w:r>
-        <w:t>亿美元，同比下降</w:t>
-      </w:r>
-      <w:r>
-        <w:t xml:space="preserve"> 6.9%</w:t>
-      </w:r>
-      <w:r>
-        <w:t>，其中中国对俄出口</w:t>
-      </w:r>
-      <w:r>
-        <w:t xml:space="preserve"> 1033.1 </w:t>
-      </w:r>
-      <w:r>
-        <w:t>亿美元，同比下降</w:t>
-      </w:r>
-      <w:r>
-        <w:t xml:space="preserve"> 10.4%</w:t>
-      </w:r>
-      <w:r>
-        <w:t>。规模依然庞大，但增量红利消退，行业进入存量竞争阶段，竞争力从</w:t>
-      </w:r>
-      <w:r>
-        <w:t>“</w:t>
-      </w:r>
-      <w:r>
-        <w:t>多拿订单</w:t>
-      </w:r>
-      <w:r>
-        <w:t>”</w:t>
-      </w:r>
-      <w:r>
-        <w:t>转向效率、成本与合规。与此同时，渠道结构快速电商化，订单变得更碎、更快、更频繁，而跨境履约链条的长度并未缩短。合规环境同步收紧：</w:t>
-      </w:r>
-      <w:r>
-        <w:t xml:space="preserve">2026 </w:t>
-      </w:r>
-      <w:r>
-        <w:t>年俄罗斯</w:t>
-      </w:r>
-      <w:r>
-        <w:t xml:space="preserve"> EAC </w:t>
-      </w:r>
-      <w:r>
-        <w:t>认证新规实施，发证权限收归本土机构、以</w:t>
-      </w:r>
-      <w:r>
-        <w:t xml:space="preserve"> FGIS </w:t>
-      </w:r>
-      <w:r>
-        <w:t>电子证书替代纸质证书、动态加密二维码实现</w:t>
-      </w:r>
-      <w:r>
-        <w:t>“</w:t>
-      </w:r>
-      <w:r>
-        <w:t>一物一码</w:t>
-      </w:r>
-      <w:r>
-        <w:t>”</w:t>
-      </w:r>
-      <w:r>
-        <w:t>；</w:t>
-      </w:r>
-      <w:r>
-        <w:t>“</w:t>
-      </w:r>
-      <w:r>
-        <w:t>诚实标签</w:t>
-      </w:r>
-      <w:r>
-        <w:t>”</w:t>
-      </w:r>
-      <w:r>
-        <w:t>追溯系统要求商品自入境起流转路径全程可追溯。</w:t>
+        <w:t>сведения и задачи из мессенджеров, таблиц, почты и групп с экспедиторами на единую временную шкалу сделки.</w:t>
       </w:r>
     </w:p>
     <w:p>
       <w:r>
-        <w:t>中小外贸主体由此面临信息碎片化、履约过程不可视、合规压力无处承接、语言与时差造成沟通损耗、缺少可负担的系统工具五条现实困境。本课程设计的</w:t>
-      </w:r>
-      <w:r>
-        <w:t xml:space="preserve"> Web </w:t>
-      </w:r>
-      <w:r>
-        <w:t>客户端正是针对上述困境的协同层实现：它不替代货代、报关行或银行的职能，而是把分散在聊天工具、表格、邮件与货代群里的信息与任务汇聚到同一条业务时间线上。</w:t>
+        <w:t>Цель работы на данном этапе — построить полный и проверяемый перечень страниц приложения, определить для каждой страницы адрес, имя маршрута, режим доступа, назначение и основное содержание, а также реализовать его в проекте Django в виде рабочих маршрутов и прототипов представлений.</w:t>
       </w:r>
     </w:p>
     <w:p>
       <w:r>
-        <w:t>本阶段工作的目标是：为上述应用建立一套完整、可核查的页面清单，明确每个页面的访问地址、路由名称、访问权限、用途与主要内容，并在</w:t>
-      </w:r>
-      <w:r>
-        <w:t xml:space="preserve"> Django </w:t>
-      </w:r>
-      <w:r>
-        <w:t>项目中以可运行的路由与视图原型予以落实。</w:t>
-      </w:r>
-    </w:p>
-    <w:p>
-      <w:r>
-        <w:t>为达成目标，需要完成以下任务：</w:t>
-      </w:r>
-    </w:p>
-    <w:p>
-      <w:pPr>
-        <w:pStyle w:val="PZList"/>
-      </w:pPr>
-      <w:r>
-        <w:t xml:space="preserve">1) </w:t>
-      </w:r>
-      <w:r>
-        <w:t>明确应用的用途、业务边界与服务对象，确定页面清单的编制原则；</w:t>
-      </w:r>
-    </w:p>
-    <w:p>
-      <w:pPr>
-        <w:pStyle w:val="PZList"/>
-      </w:pPr>
-      <w:r>
-        <w:t xml:space="preserve">2) </w:t>
-      </w:r>
-      <w:r>
-        <w:t>定义用户角色及其可见范围，为每个页面确定访问权限；</w:t>
-      </w:r>
-    </w:p>
-    <w:p>
-      <w:pPr>
-        <w:pStyle w:val="PZList"/>
-      </w:pPr>
-      <w:r>
-        <w:t xml:space="preserve">3) </w:t>
-      </w:r>
-      <w:r>
-        <w:t>制定地址（</w:t>
-      </w:r>
-      <w:r>
-        <w:t>URL</w:t>
-      </w:r>
-      <w:r>
-        <w:t>）命名约定，保证地址结构可读、可扩展且不冲突；</w:t>
-      </w:r>
-    </w:p>
-    <w:p>
-      <w:pPr>
-        <w:pStyle w:val="PZList"/>
-      </w:pPr>
-      <w:r>
-        <w:t xml:space="preserve">4) </w:t>
-      </w:r>
-      <w:r>
-        <w:t>建立页面的单一数据源（页面注册表），使路由、视图与文档不会相互偏离；</w:t>
-      </w:r>
-    </w:p>
-    <w:p>
-      <w:pPr>
-        <w:pStyle w:val="PZList"/>
-      </w:pPr>
-      <w:r>
-        <w:t xml:space="preserve">5) </w:t>
-      </w:r>
-      <w:r>
-        <w:t>实现全部页面的路由配置与视图原型，保证每个地址均可访问；</w:t>
-      </w:r>
-    </w:p>
-    <w:p>
-      <w:pPr>
-        <w:pStyle w:val="PZList"/>
-      </w:pPr>
-      <w:r>
-        <w:t xml:space="preserve">6) </w:t>
-      </w:r>
-      <w:r>
-        <w:t>绘制路由地图、请求处理链路与模板继承关系图；</w:t>
-      </w:r>
-    </w:p>
-    <w:p>
-      <w:pPr>
-        <w:pStyle w:val="PZList"/>
-      </w:pPr>
-      <w:r>
-        <w:t xml:space="preserve">7) </w:t>
-      </w:r>
-      <w:r>
-        <w:t>按功能模块逐项描述页面，并给出路由与视图的汇总对照表；</w:t>
+        <w:t>Для достижения цели необходимо решить следующие задачи:</w:t>
       </w:r>
     </w:p>
     <w:p>
@@ -4748,38 +1787,88 @@
       </w:pPr>
       <w:r>
         <w:lastRenderedPageBreak/>
-        <w:t xml:space="preserve">8) </w:t>
+        <w:t>1) определить назначение приложения, границы предметной области и круг пользователей, а также принципы формирования перечня страниц;</w:t>
       </w:r>
+    </w:p>
+    <w:p>
+      <w:pPr>
+        <w:pStyle w:val="PZList"/>
+      </w:pPr>
       <w:r>
-        <w:t>编写自动化校验脚本，验证页面清单、路由与页面渲染三者一致。</w:t>
+        <w:t>2) описать пользовательские роли и их зоны видимости, задать для каждой страницы режим доступа;</w:t>
+      </w:r>
+    </w:p>
+    <w:p>
+      <w:pPr>
+        <w:pStyle w:val="PZList"/>
+      </w:pPr>
+      <w:r>
+        <w:t>3) разработать соглашения об адресах (URL), обеспечивающие читаемость, расширяемость и отсутствие конфликтов;</w:t>
+      </w:r>
+    </w:p>
+    <w:p>
+      <w:pPr>
+        <w:pStyle w:val="PZList"/>
+      </w:pPr>
+      <w:r>
+        <w:t>4) создать единый источник данных перечня страниц (реестр страниц), чтобы маршруты, представления и документ не расходились;</w:t>
+      </w:r>
+    </w:p>
+    <w:p>
+      <w:pPr>
+        <w:pStyle w:val="PZList"/>
+      </w:pPr>
+      <w:r>
+        <w:t>5) реализовать конфигурацию маршрутов и прототипы представлений для всех страниц, обеспечив доступность каждого адреса;</w:t>
+      </w:r>
+    </w:p>
+    <w:p>
+      <w:pPr>
+        <w:pStyle w:val="PZList"/>
+      </w:pPr>
+      <w:r>
+        <w:t>6) построить карту маршрутов, схему обработки запроса и схему наследования шаблонов;</w:t>
+      </w:r>
+    </w:p>
+    <w:p>
+      <w:pPr>
+        <w:pStyle w:val="PZList"/>
+      </w:pPr>
+      <w:r>
+        <w:t>7) описать страницы по функциональным модулям и привести сводную таблицу маршрутов и представлений;</w:t>
+      </w:r>
+    </w:p>
+    <w:p>
+      <w:pPr>
+        <w:pStyle w:val="PZList"/>
+      </w:pPr>
+      <w:r>
+        <w:t>8) написать скрипты автоматической проверки согласованности перечня страниц, маршрутов и отрисовки страниц.</w:t>
       </w:r>
     </w:p>
     <w:p>
       <w:r>
-        <w:t>研究对象为跨境贸易协同场景下的</w:t>
-      </w:r>
-      <w:r>
-        <w:t xml:space="preserve"> Web </w:t>
-      </w:r>
-      <w:r>
-        <w:t>应用页面结构；研究范围限于页面清单、地址约定、路由配置与视图原型，数据模型、页面模板的视觉设计与用户认证机制分别属于后续阶段的工作。</w:t>
+        <w:t>Объект исследования — структура страниц веб-приложения в сценарии кооперации трансграничной торговли. Предмет исследования ограничен перечнем страниц, соглашениями об адресах, конфигурацией маршрутов и прототипами представлений; модели данных, визуальное проектирование шаблонов страниц и механизм аутентификации пользователей относятся к последующим этапам работы.</w:t>
       </w:r>
     </w:p>
     <w:p>
       <w:r>
-        <w:t>本阶段成果的实用价值在于：页面清单同时作为开发依据与验收依据。由于清单直接由项目内的页面注册表生成，路由、视图与文档三者之间不存在手工同步的问题；新增或删除页面只需修改注册表，路由校验与文档生成将自动跟进。</w:t>
+        <w:t>Практическая ценность результата этапа в том, что перечень страниц служит одновременно и основанием для разработки, и основанием для приёмки. Поскольку перечень порождается реестром страниц проекта, ручная синхронизация между маршрутами, представлениями и документом не требуется: добавление или удаление страницы требует правки только реестра, а сверка маршрутов и генерация документа следуют автоматически.</w:t>
       </w:r>
     </w:p>
     <w:p>
       <w:r>
-        <w:t>文档结构如下：第一章给出应用的用途、边界、角色与编制原则；第二章给出路由结构与三张结构图；第三章按十二个模块逐项描述页面；第四章给出路由与视图汇总表；附录部分提供术语表与页面索引。</w:t>
+        <w:t xml:space="preserve">Документ построен следующим образом: первая глава содержит назначение, границы, роли и принципы формирования перечня; вторая глава — структуру маршрутов и четыре схемы; третья глава — описание страниц по </w:t>
+      </w:r>
+      <w:r>
+        <w:lastRenderedPageBreak/>
+        <w:t>двенадцати модулям; четвёртая глава — сводную таблицу маршрутов и представлений; приложения содержат глоссарий и указатель страниц.</w:t>
       </w:r>
     </w:p>
     <w:p>
       <w:pPr>
         <w:pStyle w:val="1"/>
       </w:pPr>
-      <w:bookmarkStart w:id="2" w:name="_Toc241418951"/>
       <w:r>
         <w:rPr>
           <w:rFonts w:ascii="Times New Roman" w:eastAsia="SimHei" w:hAnsi="Times New Roman" w:cs="Times New Roman"/>
@@ -4787,65 +1876,31 @@
         <w:lastRenderedPageBreak/>
         <w:t>1 ОБЩИЕ СВЕДЕНИЯ О ПРИЛОЖЕНИИ</w:t>
       </w:r>
-      <w:bookmarkEnd w:id="2"/>
-    </w:p>
-    <w:p>
-      <w:pPr>
-        <w:pStyle w:val="PZCenter"/>
-        <w:spacing w:after="240" w:line="264" w:lineRule="auto"/>
-      </w:pPr>
-      <w:r>
-        <w:rPr>
-          <w:sz w:val="24"/>
-          <w:szCs w:val="24"/>
-        </w:rPr>
-        <w:t>（应用总体信息）</w:t>
-      </w:r>
     </w:p>
     <w:p>
       <w:r>
-        <w:t>本章说明应用解决什么问题、边界在哪里、由哪些角色使用，以及页面清单依据什么原则编制。</w:t>
+        <w:t>Настоящая глава описывает, какую задачу решает приложение, где проходят границы предметной области, какие роли его используют и по каким принципам составлен перечень страниц.</w:t>
       </w:r>
     </w:p>
     <w:p>
       <w:pPr>
         <w:pStyle w:val="21"/>
       </w:pPr>
-      <w:bookmarkStart w:id="3" w:name="_Toc241418952"/>
       <w:r>
         <w:rPr>
           <w:rFonts w:ascii="Times New Roman" w:eastAsia="SimHei" w:hAnsi="Times New Roman" w:cs="Times New Roman"/>
         </w:rPr>
         <w:t>1.1 Назначение приложения и границы предметной области</w:t>
       </w:r>
-      <w:r>
-        <w:rPr>
-          <w:rFonts w:ascii="Times New Roman" w:eastAsia="SimHei" w:hAnsi="Times New Roman" w:cs="Times New Roman"/>
-        </w:rPr>
-        <w:t>（应用用途与业务边界）</w:t>
-      </w:r>
-      <w:bookmarkEnd w:id="3"/>
     </w:p>
     <w:p>
       <w:r>
-        <w:t>应用所处行业为跨境贸易数字化服务，产业链位置为</w:t>
-      </w:r>
-      <w:r>
-        <w:t>“</w:t>
-      </w:r>
-      <w:r>
-        <w:t>贸易协同层</w:t>
-      </w:r>
-      <w:r>
-        <w:t>”</w:t>
-      </w:r>
-      <w:r>
-        <w:t>，位于中游货代、报关行、仓储运输与上下游贸易主体之间。应用不替代任何一方的专业职能，只把散落的信息与任务汇聚到同一条业务时间线上。</w:t>
+        <w:t>Отрасль применения приложения — цифровые сервисы трансграничной торговли; место в цепочке создания стоимости — слой торговой кооперации между экспедиторами, таможенными брокерами, складскими и транспортными операторами и торговыми участниками с обеих сторон. Приложение не подменяет профессиональные функции ни одной из сторон и лишь сводит разрозненные сведения и задачи на единую временную шкалу сделки.</w:t>
       </w:r>
     </w:p>
     <w:p>
       <w:r>
-        <w:t>以下四条为不可逾越的边界，直接决定页面清单中不得出现哪些功能：</w:t>
+        <w:t>Ниже перечислены четыре границы, которые не могут быть нарушены; именно они определяют, каких функций не должно быть в перечне страниц:</w:t>
       </w:r>
     </w:p>
     <w:p>
@@ -4853,52 +1908,7 @@
         <w:pStyle w:val="PZList"/>
       </w:pPr>
       <w:r>
-        <w:t xml:space="preserve">1) </w:t>
-      </w:r>
-      <w:r>
-        <w:t>不做资金业务：不接入资金通道、不代收代付，付款相关页面一律为</w:t>
-      </w:r>
-      <w:r>
-        <w:t>“</w:t>
-      </w:r>
-      <w:r>
-        <w:t>状态登记</w:t>
-      </w:r>
-      <w:r>
-        <w:t>”</w:t>
-      </w:r>
-      <w:r>
-        <w:t>与</w:t>
-      </w:r>
-      <w:r>
-        <w:t>“</w:t>
-      </w:r>
-      <w:r>
-        <w:t>双方确认</w:t>
-      </w:r>
-      <w:r>
-        <w:t>”</w:t>
-      </w:r>
-      <w:r>
-        <w:t>，不得出现</w:t>
-      </w:r>
-      <w:r>
-        <w:t>“</w:t>
-      </w:r>
-      <w:r>
-        <w:t>支付</w:t>
-      </w:r>
-      <w:r>
-        <w:t>”“</w:t>
-      </w:r>
-      <w:r>
-        <w:t>收款</w:t>
-      </w:r>
-      <w:r>
-        <w:t>”</w:t>
-      </w:r>
-      <w:r>
-        <w:t>类操作按钮；</w:t>
+        <w:t>1) не заниматься денежными операциями: не подключать платёжные каналы, не принимать и не переводить средства; страницы, связанные с оплатой, могут только регистрировать состояние и подтверждение сторон, на них не должно быть кнопок «оплатить» и «получить платёж»;</w:t>
       </w:r>
     </w:p>
     <w:p>
@@ -4906,10 +1916,7 @@
         <w:pStyle w:val="PZList"/>
       </w:pPr>
       <w:r>
-        <w:t xml:space="preserve">2) </w:t>
-      </w:r>
-      <w:r>
-        <w:t>不做报关代理与认证代办：只做单证资料的归集、校验与提醒；</w:t>
+        <w:t>2) не выполнять таможенное оформление и сертификацию по поручению: только собирать, проверять и напоминать о документах;</w:t>
       </w:r>
     </w:p>
     <w:p>
@@ -4917,46 +1924,7 @@
         <w:pStyle w:val="PZList"/>
       </w:pPr>
       <w:r>
-        <w:t xml:space="preserve">3) </w:t>
-      </w:r>
-      <w:r>
-        <w:t>不做合规结论的最终判定：可提示</w:t>
-      </w:r>
-      <w:r>
-        <w:t>“</w:t>
-      </w:r>
-      <w:r>
-        <w:t>证书将于</w:t>
-      </w:r>
-      <w:r>
-        <w:t xml:space="preserve"> 30 </w:t>
-      </w:r>
-      <w:r>
-        <w:t>天后到期</w:t>
-      </w:r>
-      <w:r>
-        <w:t>”“</w:t>
-      </w:r>
-      <w:r>
-        <w:t>清单缺少一项</w:t>
-      </w:r>
-      <w:r>
-        <w:t>”</w:t>
-      </w:r>
-      <w:r>
-        <w:t>，但不输出</w:t>
-      </w:r>
-      <w:r>
-        <w:t>“</w:t>
-      </w:r>
-      <w:r>
-        <w:t>该批货物合规</w:t>
-      </w:r>
-      <w:r>
-        <w:t>”</w:t>
-      </w:r>
-      <w:r>
-        <w:t>的结论；</w:t>
+        <w:t>3) не выносить итогового суждения о соответствии: можно сообщать «сертификат истекает через 30 дней» или «в комплекте не хватает одного документа», но нельзя выводить заключение «данная партия соответствует требованиям»;</w:t>
       </w:r>
     </w:p>
     <w:p>
@@ -4964,69 +1932,32 @@
         <w:pStyle w:val="PZList"/>
       </w:pPr>
       <w:r>
-        <w:t xml:space="preserve">4) </w:t>
-      </w:r>
-      <w:r>
-        <w:t>不采集与业务无关的个人信息：表单只收业务必需字段，操作行为全部留痕可审计。</w:t>
+        <w:t>4) не собирать персональные данные, не относящиеся к делу: формы содержат только необходимые для сделки поля, а все действия протоколируются и доступны для аудита.</w:t>
       </w:r>
     </w:p>
     <w:p>
       <w:r>
-        <w:t>应用在技术上是一个</w:t>
+        <w:t xml:space="preserve">Технически приложение представляет собой проект Django, включающий конфигурацию tradehub и приложение portal. Все страницы </w:t>
       </w:r>
       <w:r>
-        <w:t xml:space="preserve"> Django </w:t>
-      </w:r>
-      <w:r>
-        <w:t>项目，包含项目配置</w:t>
-      </w:r>
-      <w:r>
-        <w:t xml:space="preserve"> tradehub </w:t>
-      </w:r>
-      <w:r>
-        <w:t>与业务应用</w:t>
-      </w:r>
-      <w:r>
-        <w:t xml:space="preserve"> portal</w:t>
-      </w:r>
-      <w:r>
-        <w:t>。所有页面均由</w:t>
-      </w:r>
-      <w:r>
-        <w:t xml:space="preserve"> portal </w:t>
-      </w:r>
-      <w:r>
-        <w:t>应用提供，其中数据维护类页面复用</w:t>
-      </w:r>
-      <w:r>
-        <w:t xml:space="preserve"> Django </w:t>
-      </w:r>
-      <w:r>
-        <w:t>自带的管理后台。</w:t>
+        <w:lastRenderedPageBreak/>
+        <w:t>предоставляются приложением portal, при этом страницы ведения данных используют встроенную административную панель Django.</w:t>
       </w:r>
     </w:p>
     <w:p>
       <w:pPr>
         <w:pStyle w:val="21"/>
       </w:pPr>
-      <w:bookmarkStart w:id="4" w:name="_Toc241418953"/>
       <w:r>
         <w:rPr>
           <w:rFonts w:ascii="Times New Roman" w:eastAsia="SimHei" w:hAnsi="Times New Roman" w:cs="Times New Roman"/>
         </w:rPr>
         <w:t>1.2 Пользовательские роли</w:t>
       </w:r>
-      <w:r>
-        <w:rPr>
-          <w:rFonts w:ascii="Times New Roman" w:eastAsia="SimHei" w:hAnsi="Times New Roman" w:cs="Times New Roman"/>
-        </w:rPr>
-        <w:t>（用户角色）</w:t>
-      </w:r>
-      <w:bookmarkEnd w:id="4"/>
     </w:p>
     <w:p>
       <w:r>
-        <w:t>页面的访问权限由用户角色决定。应用定义了五种角色，其可见范围与关键限制如下表所示。</w:t>
+        <w:t>Режим доступа к странице определяется ролью пользователя. В приложении определены пять ролей; их зоны видимости и ключевые ограничения приведены в таблице.</w:t>
       </w:r>
     </w:p>
     <w:p>
@@ -5079,7 +2010,7 @@
                 <w:sz w:val="20"/>
                 <w:szCs w:val="20"/>
               </w:rPr>
-              <w:t>角色</w:t>
+              <w:t>Роль</w:t>
             </w:r>
           </w:p>
         </w:tc>
@@ -5101,7 +2032,7 @@
                 <w:sz w:val="20"/>
                 <w:szCs w:val="20"/>
               </w:rPr>
-              <w:t>主要可见范围</w:t>
+              <w:t>Основная зона видимости</w:t>
             </w:r>
           </w:p>
         </w:tc>
@@ -5123,7 +2054,7 @@
                 <w:sz w:val="20"/>
                 <w:szCs w:val="20"/>
               </w:rPr>
-              <w:t>关键限制</w:t>
+              <w:t>Ключевое ограничение</w:t>
             </w:r>
           </w:p>
         </w:tc>
@@ -5148,8 +2079,7 @@
                 <w:sz w:val="20"/>
                 <w:szCs w:val="20"/>
               </w:rPr>
-              <w:lastRenderedPageBreak/>
-              <w:t>中方贸易商（业务负责人）</w:t>
+              <w:t>Китайский торговый оператор (руководитель)</w:t>
             </w:r>
           </w:p>
         </w:tc>
@@ -5169,7 +2099,7 @@
                 <w:sz w:val="20"/>
                 <w:szCs w:val="20"/>
               </w:rPr>
-              <w:t>本企业全部订单、单证、物流与对账数据；企业成员与角色管理；审计日志</w:t>
+              <w:t>все заказы, документы, логистика и сверки своего предприятия; управление сотрудниками и ролями; журнал аудита</w:t>
             </w:r>
           </w:p>
         </w:tc>
@@ -5189,7 +2119,7 @@
                 <w:sz w:val="20"/>
                 <w:szCs w:val="20"/>
               </w:rPr>
-              <w:t>可查看成本与价格明细</w:t>
+              <w:t>видит себестоимость и цены</w:t>
             </w:r>
           </w:p>
         </w:tc>
@@ -5214,7 +2144,7 @@
                 <w:sz w:val="20"/>
                 <w:szCs w:val="20"/>
               </w:rPr>
-              <w:t>中方业务员（操作岗）</w:t>
+              <w:t>Китайский менеджер (оператор)</w:t>
             </w:r>
           </w:p>
         </w:tc>
@@ -5234,7 +2164,7 @@
                 <w:sz w:val="20"/>
                 <w:szCs w:val="20"/>
               </w:rPr>
-              <w:t>被指派订单范围内的数据；商品、询价、报价与任务页面</w:t>
+              <w:t>данные по назначенным заказам; страницы товаров, запросов, предложений и задач</w:t>
             </w:r>
           </w:p>
         </w:tc>
@@ -5254,7 +2184,7 @@
                 <w:sz w:val="20"/>
                 <w:szCs w:val="20"/>
               </w:rPr>
-              <w:t>不可修改已确认的价格与合同信息</w:t>
+              <w:t>не изменяет подтверждённые цены и условия договора</w:t>
             </w:r>
           </w:p>
         </w:tc>
@@ -5279,7 +2209,7 @@
                 <w:sz w:val="20"/>
                 <w:szCs w:val="20"/>
               </w:rPr>
-              <w:t>俄方合作方（采购方）</w:t>
+              <w:t>Российский партнёр (покупатель)</w:t>
             </w:r>
           </w:p>
         </w:tc>
@@ -5299,7 +2229,7 @@
                 <w:sz w:val="20"/>
                 <w:szCs w:val="20"/>
               </w:rPr>
-              <w:t>与其相关的订单与单证；询价与报价页面；双语沟通页面</w:t>
+              <w:t>связанные с ним заказы и документы; страницы запросов и предложений; страницы двуязычного общения</w:t>
             </w:r>
           </w:p>
         </w:tc>
@@ -5319,7 +2249,7 @@
                 <w:sz w:val="20"/>
                 <w:szCs w:val="20"/>
               </w:rPr>
-              <w:t>不可见成本明细</w:t>
+              <w:t>не видит себестоимость</w:t>
             </w:r>
           </w:p>
         </w:tc>
@@ -5344,61 +2274,47 @@
                 <w:sz w:val="20"/>
                 <w:szCs w:val="20"/>
               </w:rPr>
-              <w:t>物流</w:t>
-            </w:r>
+              <w:t>Оператор логистики / экспедитор</w:t>
+            </w:r>
+          </w:p>
+        </w:tc>
+        <w:tc>
+          <w:tcPr>
+            <w:tcW w:w="4195" w:type="dxa"/>
+            <w:vAlign w:val="center"/>
+          </w:tcPr>
+          <w:p>
+            <w:pPr>
+              <w:pStyle w:val="PZPlain"/>
+              <w:spacing w:before="40" w:after="40" w:line="240" w:lineRule="auto"/>
+              <w:jc w:val="both"/>
+            </w:pPr>
             <w:r>
               <w:rPr>
                 <w:sz w:val="20"/>
                 <w:szCs w:val="20"/>
               </w:rPr>
-              <w:t xml:space="preserve"> / </w:t>
-            </w:r>
+              <w:t>модули логистики и документов по уполномоченным заказам; страница регистрации инцидентов</w:t>
+            </w:r>
+          </w:p>
+        </w:tc>
+        <w:tc>
+          <w:tcPr>
+            <w:tcW w:w="2948" w:type="dxa"/>
+            <w:vAlign w:val="center"/>
+          </w:tcPr>
+          <w:p>
+            <w:pPr>
+              <w:pStyle w:val="PZPlain"/>
+              <w:spacing w:before="40" w:after="40" w:line="240" w:lineRule="auto"/>
+              <w:jc w:val="both"/>
+            </w:pPr>
             <w:r>
               <w:rPr>
                 <w:sz w:val="20"/>
                 <w:szCs w:val="20"/>
               </w:rPr>
-              <w:t>货代操作员</w:t>
-            </w:r>
-          </w:p>
-        </w:tc>
-        <w:tc>
-          <w:tcPr>
-            <w:tcW w:w="4195" w:type="dxa"/>
-            <w:vAlign w:val="center"/>
-          </w:tcPr>
-          <w:p>
-            <w:pPr>
-              <w:pStyle w:val="PZPlain"/>
-              <w:spacing w:before="40" w:after="40" w:line="240" w:lineRule="auto"/>
-              <w:jc w:val="both"/>
-            </w:pPr>
-            <w:r>
-              <w:rPr>
-                <w:sz w:val="20"/>
-                <w:szCs w:val="20"/>
-              </w:rPr>
-              <w:t>被授权订单的物流与单证模块；异常上报页面</w:t>
-            </w:r>
-          </w:p>
-        </w:tc>
-        <w:tc>
-          <w:tcPr>
-            <w:tcW w:w="2948" w:type="dxa"/>
-            <w:vAlign w:val="center"/>
-          </w:tcPr>
-          <w:p>
-            <w:pPr>
-              <w:pStyle w:val="PZPlain"/>
-              <w:spacing w:before="40" w:after="40" w:line="240" w:lineRule="auto"/>
-              <w:jc w:val="both"/>
-            </w:pPr>
-            <w:r>
-              <w:rPr>
-                <w:sz w:val="20"/>
-                <w:szCs w:val="20"/>
-              </w:rPr>
-              <w:t>不可见价格与对账模块</w:t>
+              <w:t>не видит цены и модуль сверок</w:t>
             </w:r>
           </w:p>
         </w:tc>
@@ -5423,7 +2339,7 @@
                 <w:sz w:val="20"/>
                 <w:szCs w:val="20"/>
               </w:rPr>
-              <w:t>平台管理员</w:t>
+              <w:t>Администратор платформы</w:t>
             </w:r>
           </w:p>
         </w:tc>
@@ -5443,41 +2359,27 @@
                 <w:sz w:val="20"/>
                 <w:szCs w:val="20"/>
               </w:rPr>
-              <w:t>系统配置、基础字典与审计日志；</w:t>
-            </w:r>
+              <w:t>настройки системы, базовые справочники и журнал аудита; административная панель Django</w:t>
+            </w:r>
+          </w:p>
+        </w:tc>
+        <w:tc>
+          <w:tcPr>
+            <w:tcW w:w="2948" w:type="dxa"/>
+            <w:vAlign w:val="center"/>
+          </w:tcPr>
+          <w:p>
+            <w:pPr>
+              <w:pStyle w:val="PZPlain"/>
+              <w:spacing w:before="40" w:after="40" w:line="240" w:lineRule="auto"/>
+              <w:jc w:val="both"/>
+            </w:pPr>
             <w:r>
               <w:rPr>
                 <w:sz w:val="20"/>
                 <w:szCs w:val="20"/>
               </w:rPr>
-              <w:t xml:space="preserve">Django </w:t>
-            </w:r>
-            <w:r>
-              <w:rPr>
-                <w:sz w:val="20"/>
-                <w:szCs w:val="20"/>
-              </w:rPr>
-              <w:t>管理后台</w:t>
-            </w:r>
-          </w:p>
-        </w:tc>
-        <w:tc>
-          <w:tcPr>
-            <w:tcW w:w="2948" w:type="dxa"/>
-            <w:vAlign w:val="center"/>
-          </w:tcPr>
-          <w:p>
-            <w:pPr>
-              <w:pStyle w:val="PZPlain"/>
-              <w:spacing w:before="40" w:after="40" w:line="240" w:lineRule="auto"/>
-              <w:jc w:val="both"/>
-            </w:pPr>
-            <w:r>
-              <w:rPr>
-                <w:sz w:val="20"/>
-                <w:szCs w:val="20"/>
-              </w:rPr>
-              <w:t>业务数据默认脱敏</w:t>
+              <w:t>бизнес-данные по умолчанию обезличены</w:t>
             </w:r>
           </w:p>
         </w:tc>
@@ -5491,49 +2393,23 @@
     </w:p>
     <w:p>
       <w:r>
-        <w:t>访问权限在页面清单中以三种取值表示：</w:t>
-      </w:r>
-      <w:r>
-        <w:t>Общедоступная</w:t>
-      </w:r>
-      <w:r>
-        <w:t>（无需登录）、</w:t>
-      </w:r>
-      <w:r>
-        <w:t>Требуется вход</w:t>
-      </w:r>
-      <w:r>
-        <w:t>（需登录）与</w:t>
-      </w:r>
-      <w:r>
-        <w:t xml:space="preserve"> Ограничено ролью</w:t>
-      </w:r>
-      <w:r>
-        <w:t>（按角色限制）。本阶段仅登记权限要求，登录与权限校验机制在后续阶段实现。</w:t>
+        <w:t>Режим доступа в перечне страниц принимает три значения: общедоступная (без входа в систему), требуется вход и ограничено ролью. На данном этапе режим только регистрируется; механизм входа и проверки прав реализуется на последующих этапах.</w:t>
       </w:r>
     </w:p>
     <w:p>
       <w:pPr>
         <w:pStyle w:val="21"/>
       </w:pPr>
-      <w:bookmarkStart w:id="5" w:name="_Toc241418954"/>
       <w:r>
         <w:rPr>
           <w:rFonts w:ascii="Times New Roman" w:eastAsia="SimHei" w:hAnsi="Times New Roman" w:cs="Times New Roman"/>
         </w:rPr>
         <w:t>1.3 Принципы формирования перечня страниц</w:t>
       </w:r>
-      <w:r>
-        <w:rPr>
-          <w:rFonts w:ascii="Times New Roman" w:eastAsia="SimHei" w:hAnsi="Times New Roman" w:cs="Times New Roman"/>
-        </w:rPr>
-        <w:t>（页面清单的编制原则）</w:t>
-      </w:r>
-      <w:bookmarkEnd w:id="5"/>
     </w:p>
     <w:p>
       <w:r>
-        <w:t>页面清单依据四条原则编制。</w:t>
+        <w:t>Перечень страниц построен по четырём принципам.</w:t>
       </w:r>
     </w:p>
     <w:p>
@@ -5541,10 +2417,7 @@
         <w:pStyle w:val="PZList"/>
       </w:pPr>
       <w:r>
-        <w:t xml:space="preserve">– </w:t>
-      </w:r>
-      <w:r>
-        <w:t>一个页面回答一个问题：页面的职责单一，避免在同一地址上堆叠互不相关的功能；</w:t>
+        <w:t>– одна страница отвечает на один вопрос: ответственность страницы единична, на одном адресе не смешиваются несвязанные функции;</w:t>
       </w:r>
     </w:p>
     <w:p>
@@ -5552,16 +2425,7 @@
         <w:pStyle w:val="PZList"/>
       </w:pPr>
       <w:r>
-        <w:t xml:space="preserve">– </w:t>
-      </w:r>
-      <w:r>
-        <w:t>页面从属于模块：每个页面归属于唯一的功能模块</w:t>
-      </w:r>
-      <w:r>
-        <w:t xml:space="preserve"> M0–M11</w:t>
-      </w:r>
-      <w:r>
-        <w:t>，模块决定地址前缀与导航分组；</w:t>
+        <w:t>– страница принадлежит модулю: каждая страница относится ровно к одному функциональному модулю M0–M11, модуль задаёт префикс адреса и группу в навигации;</w:t>
       </w:r>
     </w:p>
     <w:p>
@@ -5569,22 +2433,8 @@
         <w:pStyle w:val="PZList"/>
       </w:pPr>
       <w:r>
-        <w:t xml:space="preserve">– </w:t>
-      </w:r>
-      <w:r>
-        <w:t>地址即层级：</w:t>
-      </w:r>
-      <w:r>
-        <w:t xml:space="preserve">URL </w:t>
-      </w:r>
-      <w:r>
-        <w:t>路径反映模块与对象层级（如</w:t>
-      </w:r>
-      <w:r>
-        <w:t xml:space="preserve"> /orders/&lt;id&gt;/milestones/</w:t>
-      </w:r>
-      <w:r>
-        <w:t>），使地址本身可读；</w:t>
+        <w:lastRenderedPageBreak/>
+        <w:t>– адрес отражает иерархию: путь URL отражает модуль и уровень объекта (например, /orders/&lt;id&gt;/milestones/), поэтому адрес читается сам по себе;</w:t>
       </w:r>
     </w:p>
     <w:p>
@@ -5592,46 +2442,28 @@
         <w:pStyle w:val="PZList"/>
       </w:pPr>
       <w:r>
-        <w:t xml:space="preserve">– </w:t>
-      </w:r>
-      <w:r>
-        <w:t>清单只有一个来源：页面注册表</w:t>
-      </w:r>
-      <w:r>
-        <w:t xml:space="preserve"> portal/pages.py </w:t>
-      </w:r>
-      <w:r>
-        <w:t>是唯一数据源，路由、视图与本文档均由它派生。</w:t>
+        <w:t>– у перечня один источник: реестр portal/pages.py — единственный источник данных, из которого выведены маршруты, представления и настоящий документ.</w:t>
       </w:r>
     </w:p>
     <w:p>
       <w:r>
-        <w:t>第四条原则是本阶段最重要的工程决策。若页面清单以文档形式单独维护，随着开发推进必然与代码脱节；将清单固化在代码中并由脚本生成文档，可以从机制上避免这一问题。</w:t>
+        <w:t>Четвёртый принцип — важнейшее инженерное решение этапа. Если поддерживать перечень страниц отдельно, в виде документа, он неизбежно разойдётся с кодом по мере разработки; закрепление перечня в коде с генерацией документа скриптом исключает эту проблему механически.</w:t>
       </w:r>
     </w:p>
     <w:p>
       <w:pPr>
         <w:pStyle w:val="21"/>
       </w:pPr>
-      <w:bookmarkStart w:id="6" w:name="_Toc241418955"/>
       <w:r>
         <w:rPr>
           <w:rFonts w:ascii="Times New Roman" w:eastAsia="SimHei" w:hAnsi="Times New Roman" w:cs="Times New Roman"/>
         </w:rPr>
-        <w:lastRenderedPageBreak/>
         <w:t>1.4 Соглашения об адресах (URL)</w:t>
       </w:r>
-      <w:r>
-        <w:rPr>
-          <w:rFonts w:ascii="Times New Roman" w:eastAsia="SimHei" w:hAnsi="Times New Roman" w:cs="Times New Roman"/>
-        </w:rPr>
-        <w:t>（地址命名约定）</w:t>
-      </w:r>
-      <w:bookmarkEnd w:id="6"/>
     </w:p>
     <w:p>
       <w:r>
-        <w:t>地址采用名词复数、层级化、末尾带斜杠的写法，约定如下表所示。</w:t>
+        <w:t>Адреса строятся по принципу «существительное во множественном числе, иерархически, с завершающим слэшем». Соглашения приведены в таблице.</w:t>
       </w:r>
     </w:p>
     <w:p>
@@ -5684,7 +2516,7 @@
                 <w:sz w:val="20"/>
                 <w:szCs w:val="20"/>
               </w:rPr>
-              <w:t>约定</w:t>
+              <w:t>Соглашение</w:t>
             </w:r>
           </w:p>
         </w:tc>
@@ -5706,7 +2538,7 @@
                 <w:sz w:val="20"/>
                 <w:szCs w:val="20"/>
               </w:rPr>
-              <w:t>说明</w:t>
+              <w:t>Пояснение</w:t>
             </w:r>
           </w:p>
         </w:tc>
@@ -5728,7 +2560,7 @@
                 <w:sz w:val="20"/>
                 <w:szCs w:val="20"/>
               </w:rPr>
-              <w:t>示例</w:t>
+              <w:t>Пример</w:t>
             </w:r>
           </w:p>
         </w:tc>
@@ -5753,7 +2585,7 @@
                 <w:sz w:val="20"/>
                 <w:szCs w:val="20"/>
               </w:rPr>
-              <w:t>模块前缀</w:t>
+              <w:t>Префикс модуля</w:t>
             </w:r>
           </w:p>
         </w:tc>
@@ -5773,7 +2605,7 @@
                 <w:sz w:val="20"/>
                 <w:szCs w:val="20"/>
               </w:rPr>
-              <w:t>每个模块拥有固定的地址前缀，前缀在模块内不重复</w:t>
+              <w:t>у каждого модуля собственный префикс адреса, не повторяющийся внутри модуля</w:t>
             </w:r>
           </w:p>
         </w:tc>
@@ -5792,35 +2624,7 @@
                 <w:sz w:val="20"/>
                 <w:szCs w:val="20"/>
               </w:rPr>
-              <w:t>/orders/</w:t>
-            </w:r>
-            <w:r>
-              <w:rPr>
-                <w:sz w:val="20"/>
-                <w:szCs w:val="20"/>
-              </w:rPr>
-              <w:t>、</w:t>
-            </w:r>
-            <w:r>
-              <w:rPr>
-                <w:sz w:val="20"/>
-                <w:szCs w:val="20"/>
-              </w:rPr>
-              <w:t>/documents/</w:t>
-            </w:r>
-            <w:r>
-              <w:rPr>
-                <w:sz w:val="20"/>
-                <w:szCs w:val="20"/>
-              </w:rPr>
-              <w:t>、</w:t>
-            </w:r>
-            <w:r>
-              <w:rPr>
-                <w:sz w:val="20"/>
-                <w:szCs w:val="20"/>
-              </w:rPr>
-              <w:t>/tasks/</w:t>
+              <w:t>/orders/, /documents/, /tasks/</w:t>
             </w:r>
           </w:p>
         </w:tc>
@@ -5845,7 +2649,7 @@
                 <w:sz w:val="20"/>
                 <w:szCs w:val="20"/>
               </w:rPr>
-              <w:t>名词复数</w:t>
+              <w:t>Множественное число</w:t>
             </w:r>
           </w:p>
         </w:tc>
@@ -5865,7 +2669,7 @@
                 <w:sz w:val="20"/>
                 <w:szCs w:val="20"/>
               </w:rPr>
-              <w:t>列表页地址使用名词复数，不使用动词</w:t>
+              <w:t>адреса списков — существительные во множественном числе, без глаголов</w:t>
             </w:r>
           </w:p>
         </w:tc>
@@ -5884,35 +2688,7 @@
                 <w:sz w:val="20"/>
                 <w:szCs w:val="20"/>
               </w:rPr>
-              <w:t>/goods/</w:t>
-            </w:r>
-            <w:r>
-              <w:rPr>
-                <w:sz w:val="20"/>
-                <w:szCs w:val="20"/>
-              </w:rPr>
-              <w:t>、</w:t>
-            </w:r>
-            <w:r>
-              <w:rPr>
-                <w:sz w:val="20"/>
-                <w:szCs w:val="20"/>
-              </w:rPr>
-              <w:t>/quotes/</w:t>
-            </w:r>
-            <w:r>
-              <w:rPr>
-                <w:sz w:val="20"/>
-                <w:szCs w:val="20"/>
-              </w:rPr>
-              <w:t>、</w:t>
-            </w:r>
-            <w:r>
-              <w:rPr>
-                <w:sz w:val="20"/>
-                <w:szCs w:val="20"/>
-              </w:rPr>
-              <w:t>/statements/</w:t>
+              <w:t>/goods/, /quotes/, /statements/</w:t>
             </w:r>
           </w:p>
         </w:tc>
@@ -5937,7 +2713,7 @@
                 <w:sz w:val="20"/>
                 <w:szCs w:val="20"/>
               </w:rPr>
-              <w:t>对象标识</w:t>
+              <w:t>Идентификатор объекта</w:t>
             </w:r>
           </w:p>
         </w:tc>
@@ -5957,7 +2733,7 @@
                 <w:sz w:val="20"/>
                 <w:szCs w:val="20"/>
               </w:rPr>
-              <w:t>对象页在列表地址后追加整数标识</w:t>
+              <w:t>к адресу списка добавляется целочисленный идентификатор</w:t>
             </w:r>
           </w:p>
         </w:tc>
@@ -5976,21 +2752,7 @@
                 <w:sz w:val="20"/>
                 <w:szCs w:val="20"/>
               </w:rPr>
-              <w:t>/orders/12/</w:t>
-            </w:r>
-            <w:r>
-              <w:rPr>
-                <w:sz w:val="20"/>
-                <w:szCs w:val="20"/>
-              </w:rPr>
-              <w:t>、</w:t>
-            </w:r>
-            <w:r>
-              <w:rPr>
-                <w:sz w:val="20"/>
-                <w:szCs w:val="20"/>
-              </w:rPr>
-              <w:t>/messages/5/</w:t>
+              <w:t>/orders/12/, /messages/5/</w:t>
             </w:r>
           </w:p>
         </w:tc>
@@ -6015,7 +2777,7 @@
                 <w:sz w:val="20"/>
                 <w:szCs w:val="20"/>
               </w:rPr>
-              <w:t>从属资源</w:t>
+              <w:t>Подчинённые ресурсы</w:t>
             </w:r>
           </w:p>
         </w:tc>
@@ -6035,7 +2797,7 @@
                 <w:sz w:val="20"/>
                 <w:szCs w:val="20"/>
               </w:rPr>
-              <w:t>从属资源作为父对象的下一级路径</w:t>
+              <w:t>подчинённый ресурс — следующий уровень пути родителя</w:t>
             </w:r>
           </w:p>
         </w:tc>
@@ -6054,21 +2816,7 @@
                 <w:sz w:val="20"/>
                 <w:szCs w:val="20"/>
               </w:rPr>
-              <w:t>/orders/12/milestones/</w:t>
-            </w:r>
-            <w:r>
-              <w:rPr>
-                <w:sz w:val="20"/>
-                <w:szCs w:val="20"/>
-              </w:rPr>
-              <w:t>、</w:t>
-            </w:r>
-            <w:r>
-              <w:rPr>
-                <w:sz w:val="20"/>
-                <w:szCs w:val="20"/>
-              </w:rPr>
-              <w:t>/orders/12/changes/</w:t>
+              <w:t>/orders/12/milestones/, /orders/12/changes/</w:t>
             </w:r>
           </w:p>
         </w:tc>
@@ -6093,7 +2841,7 @@
                 <w:sz w:val="20"/>
                 <w:szCs w:val="20"/>
               </w:rPr>
-              <w:t>动作页</w:t>
+              <w:t>Страницы действий</w:t>
             </w:r>
           </w:p>
         </w:tc>
@@ -6113,7 +2861,7 @@
                 <w:sz w:val="20"/>
                 <w:szCs w:val="20"/>
               </w:rPr>
-              <w:t>创建与上传等动作使用单独的名词路径，不与列表混用</w:t>
+              <w:t>создание и загрузка — отдельный именованный путь, не смешивается со списком</w:t>
             </w:r>
           </w:p>
         </w:tc>
@@ -6132,21 +2880,7 @@
                 <w:sz w:val="20"/>
                 <w:szCs w:val="20"/>
               </w:rPr>
-              <w:t>/rfqs/new/</w:t>
-            </w:r>
-            <w:r>
-              <w:rPr>
-                <w:sz w:val="20"/>
-                <w:szCs w:val="20"/>
-              </w:rPr>
-              <w:t>、</w:t>
-            </w:r>
-            <w:r>
-              <w:rPr>
-                <w:sz w:val="20"/>
-                <w:szCs w:val="20"/>
-              </w:rPr>
-              <w:t>/documents/upload/</w:t>
+              <w:t>/rfqs/new/, /documents/upload/</w:t>
             </w:r>
           </w:p>
         </w:tc>
@@ -6171,7 +2905,7 @@
                 <w:sz w:val="20"/>
                 <w:szCs w:val="20"/>
               </w:rPr>
-              <w:t>结尾斜杠</w:t>
+              <w:t>Завершающий слэш</w:t>
             </w:r>
           </w:p>
         </w:tc>
@@ -6191,35 +2925,7 @@
                 <w:sz w:val="20"/>
                 <w:szCs w:val="20"/>
               </w:rPr>
-              <w:t>所有地址以斜杠结尾，与</w:t>
-            </w:r>
-            <w:r>
-              <w:rPr>
-                <w:sz w:val="20"/>
-                <w:szCs w:val="20"/>
-              </w:rPr>
-              <w:t xml:space="preserve"> Django </w:t>
-            </w:r>
-            <w:r>
-              <w:rPr>
-                <w:sz w:val="20"/>
-                <w:szCs w:val="20"/>
-              </w:rPr>
-              <w:t>的</w:t>
-            </w:r>
-            <w:r>
-              <w:rPr>
-                <w:sz w:val="20"/>
-                <w:szCs w:val="20"/>
-              </w:rPr>
-              <w:t xml:space="preserve"> APPEND_SLASH </w:t>
-            </w:r>
-            <w:r>
-              <w:rPr>
-                <w:sz w:val="20"/>
-                <w:szCs w:val="20"/>
-              </w:rPr>
-              <w:t>行为一致</w:t>
+              <w:t>все адреса заканчиваются слэшем, в согласии с APPEND_SLASH в Django</w:t>
             </w:r>
           </w:p>
         </w:tc>
@@ -6263,7 +2969,7 @@
                 <w:sz w:val="20"/>
                 <w:szCs w:val="20"/>
               </w:rPr>
-              <w:t>命名空间</w:t>
+              <w:t>Пространство имён</w:t>
             </w:r>
           </w:p>
         </w:tc>
@@ -6283,35 +2989,7 @@
                 <w:sz w:val="20"/>
                 <w:szCs w:val="20"/>
               </w:rPr>
-              <w:t>所有路由名称位于命名空间</w:t>
-            </w:r>
-            <w:r>
-              <w:rPr>
-                <w:sz w:val="20"/>
-                <w:szCs w:val="20"/>
-              </w:rPr>
-              <w:t xml:space="preserve"> portal </w:t>
-            </w:r>
-            <w:r>
-              <w:rPr>
-                <w:sz w:val="20"/>
-                <w:szCs w:val="20"/>
-              </w:rPr>
-              <w:t>内，模板中通过</w:t>
-            </w:r>
-            <w:r>
-              <w:rPr>
-                <w:sz w:val="20"/>
-                <w:szCs w:val="20"/>
-              </w:rPr>
-              <w:t xml:space="preserve"> portal:&lt;имя&gt; </w:t>
-            </w:r>
-            <w:r>
-              <w:rPr>
-                <w:sz w:val="20"/>
-                <w:szCs w:val="20"/>
-              </w:rPr>
-              <w:t>引用</w:t>
+              <w:t>имена маршрутов находятся в пространстве имён portal, в шаблонах используется portal:&lt;имя&gt;</w:t>
             </w:r>
           </w:p>
         </w:tc>
@@ -6346,7 +3024,6 @@
       <w:pPr>
         <w:pStyle w:val="1"/>
       </w:pPr>
-      <w:bookmarkStart w:id="7" w:name="_Toc241418956"/>
       <w:r>
         <w:rPr>
           <w:rFonts w:ascii="Times New Roman" w:eastAsia="SimHei" w:hAnsi="Times New Roman" w:cs="Times New Roman"/>
@@ -6354,66 +3031,26 @@
         <w:lastRenderedPageBreak/>
         <w:t>2 СТРУКТУРА МАРШРУТОВ ПРИЛОЖЕНИЯ</w:t>
       </w:r>
-      <w:bookmarkEnd w:id="7"/>
-    </w:p>
-    <w:p>
-      <w:pPr>
-        <w:pStyle w:val="PZCenter"/>
-        <w:spacing w:after="240" w:line="264" w:lineRule="auto"/>
-      </w:pPr>
-      <w:r>
-        <w:rPr>
-          <w:sz w:val="24"/>
-          <w:szCs w:val="24"/>
-        </w:rPr>
-        <w:t>（路由结构）</w:t>
-      </w:r>
     </w:p>
     <w:p>
       <w:r>
-        <w:t>本章给出应用的路由地图、请求处理链路与模板继承关系，说明地址如何映射到视图与页面。</w:t>
+        <w:t>Настоящая глава содержит карту маршрутов, схему обработки запроса и схему наследования шаблонов, показывая, как адрес отображается на представление и страницу.</w:t>
       </w:r>
     </w:p>
     <w:p>
       <w:pPr>
         <w:pStyle w:val="21"/>
       </w:pPr>
-      <w:bookmarkStart w:id="8" w:name="_Toc241418957"/>
       <w:r>
         <w:rPr>
           <w:rFonts w:ascii="Times New Roman" w:eastAsia="SimHei" w:hAnsi="Times New Roman" w:cs="Times New Roman"/>
         </w:rPr>
         <w:t>2.1 Карта маршрутов</w:t>
       </w:r>
-      <w:r>
-        <w:rPr>
-          <w:rFonts w:ascii="Times New Roman" w:eastAsia="SimHei" w:hAnsi="Times New Roman" w:cs="Times New Roman"/>
-        </w:rPr>
-        <w:t>（路由地图）</w:t>
-      </w:r>
-      <w:bookmarkEnd w:id="8"/>
     </w:p>
     <w:p>
       <w:r>
-        <w:t>根配置</w:t>
-      </w:r>
-      <w:r>
-        <w:t xml:space="preserve"> tradehub/urls.py </w:t>
-      </w:r>
-      <w:r>
-        <w:t>将管理后台之外的请求全部转交</w:t>
-      </w:r>
-      <w:r>
-        <w:t xml:space="preserve"> portal </w:t>
-      </w:r>
-      <w:r>
-        <w:t>应用。</w:t>
-      </w:r>
-      <w:r>
-        <w:t xml:space="preserve">portal </w:t>
-      </w:r>
-      <w:r>
-        <w:t>应用按模块划分地址前缀，十二个模块与页面数量的分布如下图所示。</w:t>
+        <w:t>Корневая конфигурация tradehub/urls.py передаёт приложению portal все запросы, кроме административной панели. Приложение portal делит адреса по префиксам модулей; распределение двенадцати модулей и числа страниц показано на рисунке.</w:t>
       </w:r>
     </w:p>
     <w:p>
@@ -6425,7 +3062,7 @@
           <w:noProof/>
         </w:rPr>
         <w:drawing>
-          <wp:inline distT="0" distB="0" distL="0" distR="0" wp14:anchorId="2102026C" wp14:editId="6523B4E9">
+          <wp:inline distT="0" distB="0" distL="0" distR="0" wp14:anchorId="661EE3FC" wp14:editId="4A1D3069">
             <wp:extent cx="5616000" cy="3729202"/>
             <wp:effectExtent l="0" t="0" r="0" b="0"/>
             <wp:docPr id="1" name="Picture 1"/>
@@ -6471,46 +3108,24 @@
     </w:p>
     <w:p>
       <w:r>
-        <w:t>地址前缀按模块划分的好处是：新增模块不会与既有地址冲突；权限中间件可以按前缀统一配置；导航菜单可以直接由模块列表生成，无需人工维护。</w:t>
+        <w:t>Разделение адресов по префиксам модулей даёт три преимущества: новый модуль не конфликтует с существующими адресами; промежуточное программное обеспечение прав можно настраивать единообразно по префиксу; меню навигации строится непосредственно из списка модулей и не требует ручной поддержки.</w:t>
       </w:r>
     </w:p>
     <w:p>
       <w:pPr>
         <w:pStyle w:val="21"/>
       </w:pPr>
-      <w:bookmarkStart w:id="9" w:name="_Toc241418958"/>
       <w:r>
         <w:rPr>
           <w:rFonts w:ascii="Times New Roman" w:eastAsia="SimHei" w:hAnsi="Times New Roman" w:cs="Times New Roman"/>
         </w:rPr>
+        <w:lastRenderedPageBreak/>
         <w:t>2.2 Обработка запроса</w:t>
       </w:r>
-      <w:r>
-        <w:rPr>
-          <w:rFonts w:ascii="Times New Roman" w:eastAsia="SimHei" w:hAnsi="Times New Roman" w:cs="Times New Roman"/>
-        </w:rPr>
-        <w:t>（请求处理链路）</w:t>
-      </w:r>
-      <w:bookmarkEnd w:id="9"/>
     </w:p>
     <w:p>
       <w:r>
-        <w:t xml:space="preserve">Django </w:t>
-      </w:r>
-      <w:r>
-        <w:t>处理一次页面请求的过程如下图所示：请求依次经过中间件与</w:t>
-      </w:r>
-      <w:r>
-        <w:t xml:space="preserve"> URLconf</w:t>
-      </w:r>
-      <w:r>
-        <w:t>，由匹配到的视图准备上下文，再交给模板渲染为</w:t>
-      </w:r>
-      <w:r>
-        <w:t xml:space="preserve"> HTML </w:t>
-      </w:r>
-      <w:r>
-        <w:t>并返回响应。</w:t>
+        <w:t>Обработка одного запроса страницы в Django показана на рисунке: запрос последовательно проходит промежуточное программное обеспечение и URLconf, представление готовит контекст, а шаблон отрисовывает HTML и возвращает ответ.</w:t>
       </w:r>
     </w:p>
     <w:p>
@@ -6521,9 +3136,8 @@
         <w:rPr>
           <w:noProof/>
         </w:rPr>
-        <w:lastRenderedPageBreak/>
         <w:drawing>
-          <wp:inline distT="0" distB="0" distL="0" distR="0" wp14:anchorId="25E03A05" wp14:editId="261E9075">
+          <wp:inline distT="0" distB="0" distL="0" distR="0" wp14:anchorId="5CD6FB44" wp14:editId="3E7258B6">
             <wp:extent cx="5616000" cy="3396237"/>
             <wp:effectExtent l="0" t="0" r="0" b="0"/>
             <wp:docPr id="2" name="Picture 2"/>
@@ -6569,31 +3183,23 @@
     </w:p>
     <w:p>
       <w:r>
-        <w:t>图中虚线表示两条数据依赖：页面注册表同时为路由配置与视图提供数据；基础模板为所有页面模板提供统一的页面框架。本阶段所有视图均为原型：它们验证路由、模板与上下文的连通性，但不包含业务逻辑与数据访问。</w:t>
+        <w:t>Пунктирные линии на схеме обозначают две зависимости по данным: реестр страниц поставляет данные и конфигурации маршрутов, и представлениям; базовый шаблон задаёт общий каркас для всех шаблонов страниц. На данном этапе все представления являются прототипами: они проверяют связность маршрута, шаблона и контекста, но не содержат бизнес-логики и обращений к данным.</w:t>
       </w:r>
     </w:p>
     <w:p>
       <w:pPr>
         <w:pStyle w:val="21"/>
       </w:pPr>
-      <w:bookmarkStart w:id="10" w:name="_Toc241418959"/>
       <w:r>
         <w:rPr>
           <w:rFonts w:ascii="Times New Roman" w:eastAsia="SimHei" w:hAnsi="Times New Roman" w:cs="Times New Roman"/>
         </w:rPr>
         <w:t>2.3 Наследование шаблонов</w:t>
       </w:r>
-      <w:r>
-        <w:rPr>
-          <w:rFonts w:ascii="Times New Roman" w:eastAsia="SimHei" w:hAnsi="Times New Roman" w:cs="Times New Roman"/>
-        </w:rPr>
-        <w:t>（模板继承）</w:t>
-      </w:r>
-      <w:bookmarkEnd w:id="10"/>
     </w:p>
     <w:p>
       <w:r>
-        <w:t>页面模板采用两级继承：基础模板定义页头、按模块生成的侧边导航与页脚，页面模板只实现内容区块。</w:t>
+        <w:t>Шаблоны страниц используют двухуровневое наследование: базовый шаблон определяет шапку, боковую навигацию по модулям и подвал, а шаблоны страниц реализуют только блок содержимого.</w:t>
       </w:r>
     </w:p>
     <w:p>
@@ -6606,7 +3212,7 @@
         </w:rPr>
         <w:lastRenderedPageBreak/>
         <w:drawing>
-          <wp:inline distT="0" distB="0" distL="0" distR="0" wp14:anchorId="7D98ACA5" wp14:editId="65243578">
+          <wp:inline distT="0" distB="0" distL="0" distR="0" wp14:anchorId="43C2255E" wp14:editId="0A206C88">
             <wp:extent cx="5400000" cy="3265613"/>
             <wp:effectExtent l="0" t="0" r="0" b="0"/>
             <wp:docPr id="3" name="Picture 3"/>
@@ -6652,43 +3258,23 @@
     </w:p>
     <w:p>
       <w:r>
-        <w:t>采用两级而非多级继承，是为了控制模板层级深度。绝大多数页面使用同一个通用模板</w:t>
-      </w:r>
-      <w:r>
-        <w:t xml:space="preserve"> page.html</w:t>
-      </w:r>
-      <w:r>
-        <w:t>，仅主页与数据看板需要独立的版式，因此单独实现。</w:t>
+        <w:t>Выбрано двухуровневое, а не многоуровневое наследование, чтобы ограничить глубину иерархии шаблонов. Подавляющее большинство страниц использует единый универсальный шаблон page.html; собственная вёрстка требуется только главной странице и панели исполнения, поэтому они реализованы отдельно.</w:t>
       </w:r>
     </w:p>
     <w:p>
       <w:pPr>
         <w:pStyle w:val="21"/>
       </w:pPr>
-      <w:bookmarkStart w:id="11" w:name="_Toc241418960"/>
       <w:r>
         <w:rPr>
           <w:rFonts w:ascii="Times New Roman" w:eastAsia="SimHei" w:hAnsi="Times New Roman" w:cs="Times New Roman"/>
         </w:rPr>
         <w:t>2.4 Распределение страниц по модулям</w:t>
       </w:r>
-      <w:r>
-        <w:rPr>
-          <w:rFonts w:ascii="Times New Roman" w:eastAsia="SimHei" w:hAnsi="Times New Roman" w:cs="Times New Roman"/>
-        </w:rPr>
-        <w:t>（页面在模块间的分布）</w:t>
-      </w:r>
-      <w:bookmarkEnd w:id="11"/>
     </w:p>
     <w:p>
       <w:r>
-        <w:t>全部</w:t>
-      </w:r>
-      <w:r>
-        <w:t xml:space="preserve"> 43 </w:t>
-      </w:r>
-      <w:r>
-        <w:t>个页面分布在十二个模块中，各模块的页面数量如下图所示。</w:t>
+        <w:t>Все 43 страницы распределены по двенадцати модулям; число страниц в каждом модуле показано на рисунке.</w:t>
       </w:r>
     </w:p>
     <w:p>
@@ -6699,8 +3285,9 @@
         <w:rPr>
           <w:noProof/>
         </w:rPr>
+        <w:lastRenderedPageBreak/>
         <w:drawing>
-          <wp:inline distT="0" distB="0" distL="0" distR="0" wp14:anchorId="39241C6E" wp14:editId="396367A7">
+          <wp:inline distT="0" distB="0" distL="0" distR="0" wp14:anchorId="18F047AB" wp14:editId="54FA2FAE">
             <wp:extent cx="5184000" cy="2982726"/>
             <wp:effectExtent l="0" t="0" r="0" b="0"/>
             <wp:docPr id="4" name="Picture 4"/>
@@ -6746,57 +3333,13 @@
     </w:p>
     <w:p>
       <w:r>
-        <w:lastRenderedPageBreak/>
-        <w:t>页面数量最多的是模块</w:t>
-      </w:r>
-      <w:r>
-        <w:t xml:space="preserve"> M0</w:t>
-      </w:r>
-      <w:r>
-        <w:t>（公共页面与认证，</w:t>
-      </w:r>
-      <w:r>
-        <w:t xml:space="preserve">6 </w:t>
-      </w:r>
-      <w:r>
-        <w:t>个页面）与</w:t>
-      </w:r>
-      <w:r>
-        <w:t xml:space="preserve"> M3</w:t>
-      </w:r>
-      <w:r>
-        <w:t>（询价与报价，</w:t>
-      </w:r>
-      <w:r>
-        <w:t xml:space="preserve">5 </w:t>
-      </w:r>
-      <w:r>
-        <w:t>个页面）。前者是因为未登录用户需要独立的信息页与认证入口；后者是因为询价与报价各自需要列表页、详情页与创建页。模块</w:t>
-      </w:r>
-      <w:r>
-        <w:t xml:space="preserve"> M7</w:t>
-      </w:r>
-      <w:r>
-        <w:t>、</w:t>
-      </w:r>
-      <w:r>
-        <w:t xml:space="preserve">M10 </w:t>
-      </w:r>
-      <w:r>
-        <w:t>各含</w:t>
-      </w:r>
-      <w:r>
-        <w:t xml:space="preserve"> 2 </w:t>
-      </w:r>
-      <w:r>
-        <w:t>个页面，结构最为紧凑。</w:t>
+        <w:t>Больше всего страниц в модуле M0 (общие страницы и аутентификация — 6 страниц) и в модуле M3 (запросы и предложения — 5 страниц). В первом случае это объясняется тем, что неавторизованному пользователю нужны отдельные информационные страницы и точка входа; во втором — тем, что запросу и предложению требуются по странице списка, карточки и создания. Модули M7 и M10 содержат по 2 страницы и устроены наиболее компактно.</w:t>
       </w:r>
     </w:p>
     <w:p>
       <w:pPr>
         <w:pStyle w:val="1"/>
       </w:pPr>
-      <w:bookmarkStart w:id="12" w:name="_Toc241418961"/>
       <w:r>
         <w:rPr>
           <w:rFonts w:ascii="Times New Roman" w:eastAsia="SimHei" w:hAnsi="Times New Roman" w:cs="Times New Roman"/>
@@ -6804,44 +3347,22 @@
         <w:lastRenderedPageBreak/>
         <w:t>3 ОПИСАНИЕ СТРАНИЦ ПРИЛОЖЕНИЯ</w:t>
       </w:r>
-      <w:bookmarkEnd w:id="12"/>
-    </w:p>
-    <w:p>
-      <w:pPr>
-        <w:pStyle w:val="PZCenter"/>
-        <w:spacing w:after="240" w:line="264" w:lineRule="auto"/>
-      </w:pPr>
-      <w:r>
-        <w:rPr>
-          <w:sz w:val="24"/>
-          <w:szCs w:val="24"/>
-        </w:rPr>
-        <w:t>（页面描述）</w:t>
-      </w:r>
     </w:p>
     <w:p>
       <w:r>
-        <w:t>本章按功能模块逐项描述全部页面。每条记录包含页面的中文与俄文名称、访问地址、路由名称、访问权限、用途与主要内容。以下表格中的地址、路由名称与权限取值均取自页面注册表，与实际代码一致。</w:t>
+        <w:t>Настоящая глава описывает все страницы по функциональным модулям. Каждая запись содержит название страницы, адрес, имя маршрута, режим доступа, назначение и основное содержание. Адреса, имена маршрутов и значения режима доступа в таблицах взяты из реестра страниц и соответствуют реальному коду.</w:t>
       </w:r>
     </w:p>
     <w:p>
       <w:pPr>
         <w:pStyle w:val="21"/>
       </w:pPr>
-      <w:bookmarkStart w:id="13" w:name="_Toc241418962"/>
       <w:r>
         <w:rPr>
           <w:rFonts w:ascii="Times New Roman" w:eastAsia="SimHei" w:hAnsi="Times New Roman" w:cs="Times New Roman"/>
         </w:rPr>
-        <w:t xml:space="preserve">3.1 M0. Общие страницы / </w:t>
+        <w:t>3.1 M0. Общие страницы</w:t>
       </w:r>
-      <w:r>
-        <w:rPr>
-          <w:rFonts w:ascii="Times New Roman" w:eastAsia="SimHei" w:hAnsi="Times New Roman" w:cs="Times New Roman"/>
-        </w:rPr>
-        <w:t>公共页面</w:t>
-      </w:r>
-      <w:bookmarkEnd w:id="13"/>
     </w:p>
     <w:p>
       <w:r>
@@ -6870,10 +3391,10 @@
         <w:tblLook w:val="04A0" w:firstRow="1" w:lastRow="0" w:firstColumn="1" w:lastColumn="0" w:noHBand="0" w:noVBand="1"/>
       </w:tblPr>
       <w:tblGrid>
-        <w:gridCol w:w="2255"/>
+        <w:gridCol w:w="2251"/>
         <w:gridCol w:w="1338"/>
-        <w:gridCol w:w="2917"/>
-        <w:gridCol w:w="3195"/>
+        <w:gridCol w:w="2919"/>
+        <w:gridCol w:w="3197"/>
       </w:tblGrid>
       <w:tr>
         <w:trPr>
@@ -7046,7 +3567,7 @@
                 <w:sz w:val="17"/>
                 <w:szCs w:val="17"/>
               </w:rPr>
-              <w:t>向未登录访客与已登录用户展示平台定位、核心能力与当前待办概览。</w:t>
+              <w:t>Показать гостям и авторизованным пользователям позиционирование платформы, её ключевые возможности и сводку текущих дел.</w:t>
             </w:r>
           </w:p>
         </w:tc>
@@ -7066,21 +3587,7 @@
                 <w:sz w:val="17"/>
                 <w:szCs w:val="17"/>
               </w:rPr>
-              <w:t>平台一句话定位、四类核心能力卡片、中俄贸易背景数据摘要、登录</w:t>
-            </w:r>
-            <w:r>
-              <w:rPr>
-                <w:sz w:val="17"/>
-                <w:szCs w:val="17"/>
-              </w:rPr>
-              <w:t>/</w:t>
-            </w:r>
-            <w:r>
-              <w:rPr>
-                <w:sz w:val="17"/>
-                <w:szCs w:val="17"/>
-              </w:rPr>
-              <w:t>注册入口；已登录时追加今日待办、异常订单、临期证书三张摘要卡。</w:t>
+              <w:t>Позиционирование платформы одной фразой, четыре карточки ключевых возможностей, сводка данных о торговле России и Китая, вход и регистрация; для авторизованных — три дополнительные карточки: задачи на сегодня, проблемные заказы, сертификаты с истекающим сроком.</w:t>
             </w:r>
           </w:p>
         </w:tc>
@@ -7161,7 +3668,7 @@
                 <w:sz w:val="17"/>
                 <w:szCs w:val="17"/>
               </w:rPr>
-              <w:t>说明平台所处的产业链位置、四条业务边界与服务对象。</w:t>
+              <w:t>Пояснить место платформы в цепочке создания стоимости, четыре границы её ответственности и категории пользователей.</w:t>
             </w:r>
           </w:p>
         </w:tc>
@@ -7181,7 +3688,7 @@
                 <w:sz w:val="17"/>
                 <w:szCs w:val="17"/>
               </w:rPr>
-              <w:t>平台定位（贸易协同层）、不做的四件事（资金业务、报关代理、合规结论判定、无关个人信息采集）、三类服务对象。</w:t>
+              <w:t>Позиционирование платформы (слой торговой кооперации), четыре действия, которые платформа намеренно не выполняет (платёжные операции, таможенное оформление, вынесение суждения о соответствии, сбор посторонних персональных данных), три категории пользователей.</w:t>
             </w:r>
           </w:p>
         </w:tc>
@@ -7262,7 +3769,7 @@
                 <w:sz w:val="17"/>
                 <w:szCs w:val="17"/>
               </w:rPr>
-              <w:t>提供按角色划分的操作指引与常见问题解答。</w:t>
+              <w:t>Дать инструкции по работе, разделённые по ролям, и ответы на частые вопросы.</w:t>
             </w:r>
           </w:p>
         </w:tc>
@@ -7282,7 +3789,7 @@
                 <w:sz w:val="17"/>
                 <w:szCs w:val="17"/>
               </w:rPr>
-              <w:t>按角色（中方贸易商、中方业务员、俄方合作方、货代操作员）分类的操作步骤、术语表、常见问题。</w:t>
+              <w:t>Пошаговые инструкции по ролям (китайский торговый посредник, китайский менеджер, российский партнёр, оператор экспедитора), глоссарий, часто задаваемые вопросы.</w:t>
             </w:r>
           </w:p>
         </w:tc>
@@ -7363,7 +3870,7 @@
                 <w:sz w:val="17"/>
                 <w:szCs w:val="17"/>
               </w:rPr>
-              <w:t>校验用户身份并建立登录会话。</w:t>
+              <w:t>Проверить учётные данные пользователя и создать сессию.</w:t>
             </w:r>
           </w:p>
         </w:tc>
@@ -7383,7 +3890,7 @@
                 <w:sz w:val="17"/>
                 <w:szCs w:val="17"/>
               </w:rPr>
-              <w:t>账号与密码输入、记住登录状态、验证码登录切换、忘记密码入口；登录失败给出明确原因与剩余尝试次数。</w:t>
+              <w:t>Поля логина и пароля, запоминание входа, переключение на вход по коду из СМС, ссылка восстановления пароля; при ошибке — понятная причина и число оставшихся попыток.</w:t>
             </w:r>
           </w:p>
         </w:tc>
@@ -7464,7 +3971,7 @@
                 <w:sz w:val="17"/>
                 <w:szCs w:val="17"/>
               </w:rPr>
-              <w:t>创建个人账号并绑定所属企业主体。</w:t>
+              <w:t>Создать личную учётную запись и привязать её к организации.</w:t>
             </w:r>
           </w:p>
         </w:tc>
@@ -7484,35 +3991,7 @@
                 <w:sz w:val="17"/>
                 <w:szCs w:val="17"/>
               </w:rPr>
-              <w:t>手机号与邮箱注册（支持中国</w:t>
-            </w:r>
-            <w:r>
-              <w:rPr>
-                <w:sz w:val="17"/>
-                <w:szCs w:val="17"/>
-              </w:rPr>
-              <w:t xml:space="preserve"> +86 </w:t>
-            </w:r>
-            <w:r>
-              <w:rPr>
-                <w:sz w:val="17"/>
-                <w:szCs w:val="17"/>
-              </w:rPr>
-              <w:t>与俄罗斯</w:t>
-            </w:r>
-            <w:r>
-              <w:rPr>
-                <w:sz w:val="17"/>
-                <w:szCs w:val="17"/>
-              </w:rPr>
-              <w:t xml:space="preserve"> +7 </w:t>
-            </w:r>
-            <w:r>
-              <w:rPr>
-                <w:sz w:val="17"/>
-                <w:szCs w:val="17"/>
-              </w:rPr>
-              <w:t>区号）、密码强度校验、验证码倒计时、企业主体关联入口。</w:t>
+              <w:t>Регистрация по телефону или электронной почте (поддержка кодов Китая +86 и России +7), проверка сложности пароля, обратный отсчёт кода подтверждения, переход к привязке организации.</w:t>
             </w:r>
           </w:p>
         </w:tc>
@@ -7593,7 +4072,7 @@
                 <w:sz w:val="17"/>
                 <w:szCs w:val="17"/>
               </w:rPr>
-              <w:t>结束当前会话并清理本地登录态。</w:t>
+              <w:t>Завершить текущую сессию и очистить локальное состояние входа.</w:t>
             </w:r>
           </w:p>
         </w:tc>
@@ -7613,7 +4092,7 @@
                 <w:sz w:val="17"/>
                 <w:szCs w:val="17"/>
               </w:rPr>
-              <w:t>退出确认提示；退出后跳转至首页。</w:t>
+              <w:t>Подтверждение выхода; после выхода — переход на главную страницу.</w:t>
             </w:r>
           </w:p>
         </w:tc>
@@ -7629,20 +4108,13 @@
       <w:pPr>
         <w:pStyle w:val="21"/>
       </w:pPr>
-      <w:bookmarkStart w:id="14" w:name="_Toc241418963"/>
       <w:r>
         <w:rPr>
           <w:rFonts w:ascii="Times New Roman" w:eastAsia="SimHei" w:hAnsi="Times New Roman" w:cs="Times New Roman"/>
         </w:rPr>
-        <w:t xml:space="preserve">3.2 M1. Предприятие и аккаунт / </w:t>
+        <w:lastRenderedPageBreak/>
+        <w:t>3.2 M1. Предприятие и аккаунт</w:t>
       </w:r>
-      <w:r>
-        <w:rPr>
-          <w:rFonts w:ascii="Times New Roman" w:eastAsia="SimHei" w:hAnsi="Times New Roman" w:cs="Times New Roman"/>
-        </w:rPr>
-        <w:t>企业与账号</w:t>
-      </w:r>
-      <w:bookmarkEnd w:id="14"/>
     </w:p>
     <w:p>
       <w:r>
@@ -7654,7 +4126,6 @@
         <w:pStyle w:val="PZTableCaption"/>
       </w:pPr>
       <w:r>
-        <w:lastRenderedPageBreak/>
         <w:t>Таблица 4 – Страницы модуля M1 «Предприятие и аккаунт»</w:t>
       </w:r>
     </w:p>
@@ -7848,7 +4319,7 @@
                 <w:sz w:val="17"/>
                 <w:szCs w:val="17"/>
               </w:rPr>
-              <w:t>维护企业主体的中俄双语档案，作为单证与合同自动填充的数据源。</w:t>
+              <w:t>Вести двуязычный профиль организации — источник данных для автоматического заполнения документов и договоров.</w:t>
             </w:r>
           </w:p>
         </w:tc>
@@ -7868,21 +4339,7 @@
                 <w:sz w:val="17"/>
                 <w:szCs w:val="17"/>
               </w:rPr>
-              <w:t>企业名称、统一社会信用代码</w:t>
-            </w:r>
-            <w:r>
-              <w:rPr>
-                <w:sz w:val="17"/>
-                <w:szCs w:val="17"/>
-              </w:rPr>
-              <w:t>/ИНН</w:t>
-            </w:r>
-            <w:r>
-              <w:rPr>
-                <w:sz w:val="17"/>
-                <w:szCs w:val="17"/>
-              </w:rPr>
-              <w:t>、注册地址、联系方式、银行信息；中俄双语字段并排填写，缺失项高亮提示补录。</w:t>
+              <w:t>Название организации, код единого социального кредита / ИНН, юридический адрес, контакты, банковские реквизиты; китайские и российские поля заполняются рядом, незаполненные пункты подсвечиваются.</w:t>
             </w:r>
           </w:p>
         </w:tc>
@@ -7963,7 +4420,7 @@
                 <w:sz w:val="17"/>
                 <w:szCs w:val="17"/>
               </w:rPr>
-              <w:t>提交并跟踪企业主体认证材料，控制未认证主体的功能范围。</w:t>
+              <w:t>Подавать документы на подтверждение организации и отслеживать их проверку, ограничивая возможности неподтверждённых организаций.</w:t>
             </w:r>
           </w:p>
         </w:tc>
@@ -7983,49 +4440,7 @@
                 <w:sz w:val="17"/>
                 <w:szCs w:val="17"/>
               </w:rPr>
-              <w:t>营业执照或俄方登记文件上传、字段识别结果确认、审核状态跟踪（待提交</w:t>
-            </w:r>
-            <w:r>
-              <w:rPr>
-                <w:sz w:val="17"/>
-                <w:szCs w:val="17"/>
-              </w:rPr>
-              <w:t>/</w:t>
-            </w:r>
-            <w:r>
-              <w:rPr>
-                <w:sz w:val="17"/>
-                <w:szCs w:val="17"/>
-              </w:rPr>
-              <w:t>审核中</w:t>
-            </w:r>
-            <w:r>
-              <w:rPr>
-                <w:sz w:val="17"/>
-                <w:szCs w:val="17"/>
-              </w:rPr>
-              <w:t>/</w:t>
-            </w:r>
-            <w:r>
-              <w:rPr>
-                <w:sz w:val="17"/>
-                <w:szCs w:val="17"/>
-              </w:rPr>
-              <w:t>已通过</w:t>
-            </w:r>
-            <w:r>
-              <w:rPr>
-                <w:sz w:val="17"/>
-                <w:szCs w:val="17"/>
-              </w:rPr>
-              <w:t>/</w:t>
-            </w:r>
-            <w:r>
-              <w:rPr>
-                <w:sz w:val="17"/>
-                <w:szCs w:val="17"/>
-              </w:rPr>
-              <w:t>已驳回）、驳回原因展示。</w:t>
+              <w:t>Загрузка лицензии на ведение деятельности или российского регистрационного документа, подтверждение распознанных полей, отслеживание статуса проверки (не подано / на проверке / принято / отклонено), показ причины отклонения.</w:t>
             </w:r>
           </w:p>
         </w:tc>
@@ -8106,7 +4521,7 @@
                 <w:sz w:val="17"/>
                 <w:szCs w:val="17"/>
               </w:rPr>
-              <w:t>管理企业组织架构、成员账号与角色分配。</w:t>
+              <w:t>Управлять структурой организации, учётными записями сотрудников и распределением ролей.</w:t>
             </w:r>
           </w:p>
         </w:tc>
@@ -8126,7 +4541,7 @@
                 <w:sz w:val="17"/>
                 <w:szCs w:val="17"/>
               </w:rPr>
-              <w:t>成员列表（姓名、角色、状态、最近登录）、角色分配、账号停用与交接；仅业务负责人与管理员可见。</w:t>
+              <w:t>Список сотрудников (имя, роль, статус, последний вход), назначение ролей, блокировка учётной записи и передача дел; доступно только руководителю и администраторам.</w:t>
             </w:r>
           </w:p>
         </w:tc>
@@ -8207,7 +4622,7 @@
                 <w:sz w:val="17"/>
                 <w:szCs w:val="17"/>
               </w:rPr>
-              <w:t>邀请俄方合作方或货代操作员加入指定订单的协同范围。</w:t>
+              <w:t>Приглашать российских партнёров и операторов экспедитора к совместной работе по выбранным заказам.</w:t>
             </w:r>
           </w:p>
         </w:tc>
@@ -8227,7 +4642,7 @@
                 <w:sz w:val="17"/>
                 <w:szCs w:val="17"/>
               </w:rPr>
-              <w:t>邀请对象类型选择、协同范围（按订单或按批次）、有效期设置、邀请链接与二维码、邀请状态跟踪。</w:t>
+              <w:t>Выбор типа приглашаемого, область совместной работы (по заказу или по партии), срок действия, ссылка и QR-код приглашения, отслеживание статуса приглашения.</w:t>
             </w:r>
           </w:p>
         </w:tc>
@@ -8243,20 +4658,12 @@
       <w:pPr>
         <w:pStyle w:val="21"/>
       </w:pPr>
-      <w:bookmarkStart w:id="15" w:name="_Toc241418964"/>
       <w:r>
         <w:rPr>
           <w:rFonts w:ascii="Times New Roman" w:eastAsia="SimHei" w:hAnsi="Times New Roman" w:cs="Times New Roman"/>
         </w:rPr>
-        <w:t xml:space="preserve">3.3 M2. Товары / </w:t>
+        <w:t>3.3 M2. Товары</w:t>
       </w:r>
-      <w:r>
-        <w:rPr>
-          <w:rFonts w:ascii="Times New Roman" w:eastAsia="SimHei" w:hAnsi="Times New Roman" w:cs="Times New Roman"/>
-        </w:rPr>
-        <w:t>商品管理</w:t>
-      </w:r>
-      <w:bookmarkEnd w:id="15"/>
     </w:p>
     <w:p>
       <w:r>
@@ -8421,6 +4828,12 @@
                 <w:szCs w:val="17"/>
               </w:rPr>
               <w:br/>
+            </w:r>
+            <w:r>
+              <w:rPr>
+                <w:sz w:val="17"/>
+                <w:szCs w:val="17"/>
+              </w:rPr>
               <w:t>portal:goods_list</w:t>
             </w:r>
           </w:p>
@@ -8461,7 +4874,7 @@
                 <w:sz w:val="17"/>
                 <w:szCs w:val="17"/>
               </w:rPr>
-              <w:t>按品类、状态与关键词检索本企业商品卡片。</w:t>
+              <w:t>Искать карточки товаров организации по категории, статусу и ключевому слову.</w:t>
             </w:r>
           </w:p>
         </w:tc>
@@ -8481,7 +4894,7 @@
                 <w:sz w:val="17"/>
                 <w:szCs w:val="17"/>
               </w:rPr>
-              <w:t>卡片化列表（图片、中俄双语标题、规格摘要、合规属性标识）、常用筛选标签、排序、批量操作入口。</w:t>
+              <w:t>Список в виде карточек (изображение, двуязычное название, краткая спецификация, отметки о соответствии), часто используемые фильтры, сортировка, переход к массовым операциям.</w:t>
             </w:r>
           </w:p>
         </w:tc>
@@ -8562,7 +4975,7 @@
                 <w:sz w:val="17"/>
                 <w:szCs w:val="17"/>
               </w:rPr>
-              <w:t>展示商品完整信息、合规属性与历史版本。</w:t>
+              <w:t>Показать полную информацию о товаре, его свойства соответствия и историю версий.</w:t>
             </w:r>
           </w:p>
         </w:tc>
@@ -8582,21 +4995,7 @@
                 <w:sz w:val="17"/>
                 <w:szCs w:val="17"/>
               </w:rPr>
-              <w:t>中俄双语标题与描述、规格参数、包装信息、图片集、</w:t>
-            </w:r>
-            <w:r>
-              <w:rPr>
-                <w:sz w:val="17"/>
-                <w:szCs w:val="17"/>
-              </w:rPr>
-              <w:t xml:space="preserve">HS </w:t>
-            </w:r>
-            <w:r>
-              <w:rPr>
-                <w:sz w:val="17"/>
-                <w:szCs w:val="17"/>
-              </w:rPr>
-              <w:t>编码与合规属性、关联证书、版本历史与差异对比。</w:t>
+              <w:t>Двуязычное название и описание, характеристики, сведения об упаковке, набор изображений, код ТН ВЭД и свойства соответствия, связанные сертификаты, история версий и сравнение различий.</w:t>
             </w:r>
           </w:p>
         </w:tc>
@@ -8621,6 +5020,7 @@
                 <w:sz w:val="17"/>
                 <w:szCs w:val="17"/>
               </w:rPr>
+              <w:lastRenderedPageBreak/>
               <w:t>Создание и редактирование товара</w:t>
             </w:r>
             <w:r>
@@ -8677,7 +5077,7 @@
                 <w:sz w:val="17"/>
                 <w:szCs w:val="17"/>
               </w:rPr>
-              <w:t>录入或修改商品卡片，支持中俄双语字段。</w:t>
+              <w:t>Вводить и изменять карточку товара с поддержкой двуязычных полей.</w:t>
             </w:r>
           </w:p>
         </w:tc>
@@ -8697,21 +5097,7 @@
                 <w:sz w:val="17"/>
                 <w:szCs w:val="17"/>
               </w:rPr>
-              <w:t>按基本信息、规格、包装、合规属性分四步填写，每步不超过</w:t>
-            </w:r>
-            <w:r>
-              <w:rPr>
-                <w:sz w:val="17"/>
-                <w:szCs w:val="17"/>
-              </w:rPr>
-              <w:t xml:space="preserve"> 5 </w:t>
-            </w:r>
-            <w:r>
-              <w:rPr>
-                <w:sz w:val="17"/>
-                <w:szCs w:val="17"/>
-              </w:rPr>
-              <w:t>个字段；顶部进度指示；草稿自动保存。</w:t>
+              <w:t>Заполнение в четыре шага — основные сведения, характеристики, упаковка, свойства соответствия; не более пяти полей на шаг; индикатор прогресса сверху; черновик сохраняется автоматически.</w:t>
             </w:r>
           </w:p>
         </w:tc>
@@ -8727,20 +5113,12 @@
       <w:pPr>
         <w:pStyle w:val="21"/>
       </w:pPr>
-      <w:bookmarkStart w:id="16" w:name="_Toc241418965"/>
       <w:r>
         <w:rPr>
           <w:rFonts w:ascii="Times New Roman" w:eastAsia="SimHei" w:hAnsi="Times New Roman" w:cs="Times New Roman"/>
         </w:rPr>
-        <w:t xml:space="preserve">3.4 M3. Запросы и предложения / </w:t>
+        <w:t>3.4 M3. Запросы и предложения</w:t>
       </w:r>
-      <w:r>
-        <w:rPr>
-          <w:rFonts w:ascii="Times New Roman" w:eastAsia="SimHei" w:hAnsi="Times New Roman" w:cs="Times New Roman"/>
-        </w:rPr>
-        <w:t>询价与报价</w:t>
-      </w:r>
-      <w:bookmarkEnd w:id="16"/>
     </w:p>
     <w:p>
       <w:r>
@@ -8889,7 +5267,6 @@
                 <w:sz w:val="17"/>
                 <w:szCs w:val="17"/>
               </w:rPr>
-              <w:lastRenderedPageBreak/>
               <w:t>Список запросов</w:t>
             </w:r>
             <w:r>
@@ -8946,7 +5323,7 @@
                 <w:sz w:val="17"/>
                 <w:szCs w:val="17"/>
               </w:rPr>
-              <w:t>集中查看本企业发出与收到的询价单及其响应状态。</w:t>
+              <w:t>Видеть в одном месте запросы, отправленные и полученные организацией, и их статус ответа.</w:t>
             </w:r>
           </w:p>
         </w:tc>
@@ -8966,63 +5343,7 @@
                 <w:sz w:val="17"/>
                 <w:szCs w:val="17"/>
               </w:rPr>
-              <w:t>按</w:t>
-            </w:r>
-            <w:r>
-              <w:rPr>
-                <w:sz w:val="17"/>
-                <w:szCs w:val="17"/>
-              </w:rPr>
-              <w:t>“</w:t>
-            </w:r>
-            <w:r>
-              <w:rPr>
-                <w:sz w:val="17"/>
-                <w:szCs w:val="17"/>
-              </w:rPr>
-              <w:t>我发起的</w:t>
-            </w:r>
-            <w:r>
-              <w:rPr>
-                <w:sz w:val="17"/>
-                <w:szCs w:val="17"/>
-              </w:rPr>
-              <w:t xml:space="preserve"> / </w:t>
-            </w:r>
-            <w:r>
-              <w:rPr>
-                <w:sz w:val="17"/>
-                <w:szCs w:val="17"/>
-              </w:rPr>
-              <w:t>待我响应</w:t>
-            </w:r>
-            <w:r>
-              <w:rPr>
-                <w:sz w:val="17"/>
-                <w:szCs w:val="17"/>
-              </w:rPr>
-              <w:t xml:space="preserve"> / </w:t>
-            </w:r>
-            <w:r>
-              <w:rPr>
-                <w:sz w:val="17"/>
-                <w:szCs w:val="17"/>
-              </w:rPr>
-              <w:t>已关闭</w:t>
-            </w:r>
-            <w:r>
-              <w:rPr>
-                <w:sz w:val="17"/>
-                <w:szCs w:val="17"/>
-              </w:rPr>
-              <w:t>”</w:t>
-            </w:r>
-            <w:r>
-              <w:rPr>
-                <w:sz w:val="17"/>
-                <w:szCs w:val="17"/>
-              </w:rPr>
-              <w:t>分组；列表项展示商品、数量、目标价区间、期望交期与剩余响应时间。</w:t>
+              <w:t>Группировка «созданные мной / ожидают моего ответа / закрытые»; в строке — товар, количество, диапазон целевой цены, ожидаемый срок поставки и оставшееся время на ответ.</w:t>
             </w:r>
           </w:p>
         </w:tc>
@@ -9103,7 +5424,7 @@
                 <w:sz w:val="17"/>
                 <w:szCs w:val="17"/>
               </w:rPr>
-              <w:t>由俄方合作方发起询价，明确数量、目标价与交期。</w:t>
+              <w:t>Позволить российскому партнёру создать запрос с указанием количества, целевой цены и срока поставки.</w:t>
             </w:r>
           </w:p>
         </w:tc>
@@ -9123,7 +5444,7 @@
                 <w:sz w:val="17"/>
                 <w:szCs w:val="17"/>
               </w:rPr>
-              <w:t>商品选择、数量、目标价区间、期望交期、收货地、补充说明；一屏可填完，提交后即时通知中方。</w:t>
+              <w:t>Выбор товара, количество, диапазон целевой цены, ожидаемый срок поставки, место получения, примечания; помещается на одном экране, после отправки китайская сторона получает уведомление.</w:t>
             </w:r>
           </w:p>
         </w:tc>
@@ -9204,7 +5525,7 @@
                 <w:sz w:val="17"/>
                 <w:szCs w:val="17"/>
               </w:rPr>
-              <w:t>展示询价单全部条款与关联报价，支持直接响应。</w:t>
+              <w:t>Показать все условия запроса и связанные предложения, обеспечив возможность ответить напрямую.</w:t>
             </w:r>
           </w:p>
         </w:tc>
@@ -9224,7 +5545,7 @@
                 <w:sz w:val="17"/>
                 <w:szCs w:val="17"/>
               </w:rPr>
-              <w:t>询价条款、发起方与时间、关联报价列表、状态流转记录、响应入口与会话入口。</w:t>
+              <w:t>Условия запроса, инициатор и время, список связанных предложений, журнал переходов статуса, переходы к ответу и к диалогу.</w:t>
             </w:r>
           </w:p>
         </w:tc>
@@ -9305,7 +5626,7 @@
                 <w:sz w:val="17"/>
                 <w:szCs w:val="17"/>
               </w:rPr>
-              <w:t>查看本企业发出与收到的报价单及其版本与有效期。</w:t>
+              <w:t>Показать предложения, отправленные и полученные организацией, с их версиями и сроком действия.</w:t>
             </w:r>
           </w:p>
         </w:tc>
@@ -9325,7 +5646,7 @@
                 <w:sz w:val="17"/>
                 <w:szCs w:val="17"/>
               </w:rPr>
-              <w:t>列表项展示商品、单价与币种、贸易术语、有效期剩余天数、版本号；临期报价高亮提示。</w:t>
+              <w:t>В строке — товар, цена за единицу и валюта, условие поставки, число дней до истечения срока, номер версии; предложения с истекающим сроком подсвечиваются.</w:t>
             </w:r>
           </w:p>
         </w:tc>
@@ -9406,7 +5727,7 @@
                 <w:sz w:val="17"/>
                 <w:szCs w:val="17"/>
               </w:rPr>
-              <w:t>展示报价全部条款、阶梯价与版本历史，支持转为订单。</w:t>
+              <w:t>Показать все условия предложения, ступенчатые цены и историю версий, обеспечив перевод в заказ.</w:t>
             </w:r>
           </w:p>
         </w:tc>
@@ -9426,7 +5747,7 @@
                 <w:sz w:val="17"/>
                 <w:szCs w:val="17"/>
               </w:rPr>
-              <w:t>单价、币种、阶梯价、交期、贸易术语、有效期、备注；版本历史与差异对比；发出后不可直接修改，修改生成新版本。</w:t>
+              <w:t>Цена за единицу, валюта, ступенчатые цены, срок поставки, условие поставки, срок действия, примечания; история версий и сравнение различий; после отправки предложение нельзя изменить напрямую — изменения создают новую версию.</w:t>
             </w:r>
           </w:p>
         </w:tc>
@@ -9442,24 +5763,20 @@
       <w:pPr>
         <w:pStyle w:val="21"/>
       </w:pPr>
-      <w:bookmarkStart w:id="17" w:name="_Toc241418966"/>
       <w:r>
         <w:rPr>
           <w:rFonts w:ascii="Times New Roman" w:eastAsia="SimHei" w:hAnsi="Times New Roman" w:cs="Times New Roman"/>
         </w:rPr>
-        <w:t xml:space="preserve">3.5 M4. Заказы / </w:t>
+        <w:t>3.5 M4. Заказы</w:t>
       </w:r>
-      <w:r>
-        <w:rPr>
-          <w:rFonts w:ascii="Times New Roman" w:eastAsia="SimHei" w:hAnsi="Times New Roman" w:cs="Times New Roman"/>
-        </w:rPr>
-        <w:t>订单管理</w:t>
-      </w:r>
-      <w:bookmarkEnd w:id="17"/>
     </w:p>
     <w:p>
       <w:r>
-        <w:t>Модуль является ядром приложения. Карточка заказа построена по трёхзонной схеме «состояние — хронология этапов — действия», что позволяет за один экран ответить на вопросы «где мы находимся» и «что делать дальше».</w:t>
+        <w:t xml:space="preserve">Модуль является ядром приложения. Карточка заказа построена по трёхзонной схеме «состояние — хронология этапов — действия», что </w:t>
+      </w:r>
+      <w:r>
+        <w:lastRenderedPageBreak/>
+        <w:t>позволяет за один экран ответить на вопросы «где мы находимся» и «что делать дальше».</w:t>
       </w:r>
     </w:p>
     <w:p>
@@ -9660,7 +5977,7 @@
                 <w:sz w:val="17"/>
                 <w:szCs w:val="17"/>
               </w:rPr>
-              <w:t>按状态、通道与时间检索订单，快速定位异常与超期订单。</w:t>
+              <w:t>Искать заказы по статусу, каналу и дате, быстро находя проблемные и просроченные.</w:t>
             </w:r>
           </w:p>
         </w:tc>
@@ -9680,7 +5997,7 @@
                 <w:sz w:val="17"/>
                 <w:szCs w:val="17"/>
               </w:rPr>
-              <w:t>卡片化列表（订单号、对方企业、当前状态标签、关键时间、下一步动作）、状态筛选、异常订单置顶、导出入口。</w:t>
+              <w:t>Список в виде карточек (номер заказа, контрагент, метка текущего статуса, ключевые даты, следующее действие), фильтр по статусу, проблемные заказы закрепляются сверху, переход к экспорту.</w:t>
             </w:r>
           </w:p>
         </w:tc>
@@ -9721,12 +6038,6 @@
                 <w:szCs w:val="17"/>
               </w:rPr>
               <w:br/>
-            </w:r>
-            <w:r>
-              <w:rPr>
-                <w:sz w:val="17"/>
-                <w:szCs w:val="17"/>
-              </w:rPr>
               <w:t>portal:order_detail</w:t>
             </w:r>
           </w:p>
@@ -9767,63 +6078,7 @@
                 <w:sz w:val="17"/>
                 <w:szCs w:val="17"/>
               </w:rPr>
-              <w:t>以</w:t>
-            </w:r>
-            <w:r>
-              <w:rPr>
-                <w:sz w:val="17"/>
-                <w:szCs w:val="17"/>
-              </w:rPr>
-              <w:t>“</w:t>
-            </w:r>
-            <w:r>
-              <w:rPr>
-                <w:sz w:val="17"/>
-                <w:szCs w:val="17"/>
-              </w:rPr>
-              <w:t>状态区</w:t>
-            </w:r>
-            <w:r>
-              <w:rPr>
-                <w:sz w:val="17"/>
-                <w:szCs w:val="17"/>
-              </w:rPr>
-              <w:t xml:space="preserve"> + </w:t>
-            </w:r>
-            <w:r>
-              <w:rPr>
-                <w:sz w:val="17"/>
-                <w:szCs w:val="17"/>
-              </w:rPr>
-              <w:t>里程碑时间轴</w:t>
-            </w:r>
-            <w:r>
-              <w:rPr>
-                <w:sz w:val="17"/>
-                <w:szCs w:val="17"/>
-              </w:rPr>
-              <w:t xml:space="preserve"> + </w:t>
-            </w:r>
-            <w:r>
-              <w:rPr>
-                <w:sz w:val="17"/>
-                <w:szCs w:val="17"/>
-              </w:rPr>
-              <w:t>操作区</w:t>
-            </w:r>
-            <w:r>
-              <w:rPr>
-                <w:sz w:val="17"/>
-                <w:szCs w:val="17"/>
-              </w:rPr>
-              <w:t>”</w:t>
-            </w:r>
-            <w:r>
-              <w:rPr>
-                <w:sz w:val="17"/>
-                <w:szCs w:val="17"/>
-              </w:rPr>
-              <w:t>三段式结构回答订单当前进度与下一步动作。</w:t>
+              <w:t>Ответить на вопросы о текущем прогрессе заказа и следующем действии через структуру «статус — хронология этапов — действия».</w:t>
             </w:r>
           </w:p>
         </w:tc>
@@ -9843,7 +6098,7 @@
                 <w:sz w:val="17"/>
                 <w:szCs w:val="17"/>
               </w:rPr>
-              <w:t>顶部状态区（当前状态、下一步动作、责任方）；中部里程碑时间轴（节点、时间、操作人、凭证缩略图）；底部操作区（按角色与状态动态给出可执行动作）。</w:t>
+              <w:t>Сверху блок статуса (текущий статус, следующее действие, ответственная сторона); в середине хронология этапов (узел, время, исполнитель, миниатюры подтверждений); снизу блок действий, который предлагает только то, что разрешено ролью и статусом заказа.</w:t>
             </w:r>
           </w:p>
         </w:tc>
@@ -9924,7 +6179,7 @@
                 <w:sz w:val="17"/>
                 <w:szCs w:val="17"/>
               </w:rPr>
-              <w:t>按时间顺序登记与查看订单履约节点，形成可追溯的证据链。</w:t>
+              <w:t>Регистрировать и просматривать этапы исполнения заказа в хронологическом порядке, формируя прослеживаемую цепочку доказательств.</w:t>
             </w:r>
           </w:p>
         </w:tc>
@@ -9944,7 +6199,7 @@
                 <w:sz w:val="17"/>
                 <w:szCs w:val="17"/>
               </w:rPr>
-              <w:t>节点登记表单（节点类型、时间、操作人、说明、凭证上传）、时间轴全量展示、凭证查看与下载。</w:t>
+              <w:t>Форма регистрации этапа (тип этапа, время, исполнитель, описание, загрузка подтверждений), полное отображение хронологии, просмотр и скачивание подтверждений.</w:t>
             </w:r>
           </w:p>
         </w:tc>
@@ -10025,7 +6280,7 @@
                 <w:sz w:val="17"/>
                 <w:szCs w:val="17"/>
               </w:rPr>
-              <w:t>以变更单方式记录数量、价格、交期与收货信息的调整，保留原值。</w:t>
+              <w:t>Фиксировать изменения количества, цены, срока и условий получения в виде листа изменений, сохраняя прежние значения.</w:t>
             </w:r>
           </w:p>
         </w:tc>
@@ -10045,7 +6300,7 @@
                 <w:sz w:val="17"/>
                 <w:szCs w:val="17"/>
               </w:rPr>
-              <w:t>变更项选择、变更前后值对照、变更原因、双方确认状态；未确认前原条款继续有效。</w:t>
+              <w:t>Выбор изменяемой позиции, сопоставление значений до и после, причина изменения, статус подтверждения обеими сторонами; до подтверждения прежние условия продолжают действовать.</w:t>
             </w:r>
           </w:p>
         </w:tc>
@@ -10061,21 +6316,12 @@
       <w:pPr>
         <w:pStyle w:val="21"/>
       </w:pPr>
-      <w:bookmarkStart w:id="18" w:name="_Toc241418967"/>
       <w:r>
         <w:rPr>
           <w:rFonts w:ascii="Times New Roman" w:eastAsia="SimHei" w:hAnsi="Times New Roman" w:cs="Times New Roman"/>
         </w:rPr>
-        <w:lastRenderedPageBreak/>
-        <w:t xml:space="preserve">3.6 M5. Логистика и пункты пропуска / </w:t>
+        <w:t>3.6 M5. Логистика и пункты пропуска</w:t>
       </w:r>
-      <w:r>
-        <w:rPr>
-          <w:rFonts w:ascii="Times New Roman" w:eastAsia="SimHei" w:hAnsi="Times New Roman" w:cs="Times New Roman"/>
-        </w:rPr>
-        <w:t>物流与口岸</w:t>
-      </w:r>
-      <w:bookmarkEnd w:id="18"/>
     </w:p>
     <w:p>
       <w:r>
@@ -10280,7 +6526,7 @@
                 <w:sz w:val="17"/>
                 <w:szCs w:val="17"/>
               </w:rPr>
-              <w:t>按批次跟踪货物运输状态与所属通道。</w:t>
+              <w:t>Отслеживать состояние перевозки по партиям и принадлежность партии каналу.</w:t>
             </w:r>
           </w:p>
         </w:tc>
@@ -10300,7 +6546,7 @@
                 <w:sz w:val="17"/>
                 <w:szCs w:val="17"/>
               </w:rPr>
-              <w:t>批次列表（批次号、运输方式、通道、口岸、当前节点、预计到达时间）；支持按通道与口岸筛选。</w:t>
+              <w:t>Список партий (номер партии, способ перевозки, канал, пункт пропуска, текущий узел, расчётное время прибытия); фильтр по каналу и пункту пропуска.</w:t>
             </w:r>
           </w:p>
         </w:tc>
@@ -10381,7 +6627,7 @@
                 <w:sz w:val="17"/>
                 <w:szCs w:val="17"/>
               </w:rPr>
-              <w:t>登记提货至派送的各运输节点并上传凭证。</w:t>
+              <w:t>Регистрировать узлы перевозки от получения груза до доставки и загружать подтверждения.</w:t>
             </w:r>
           </w:p>
         </w:tc>
@@ -10401,7 +6647,7 @@
                 <w:sz w:val="17"/>
                 <w:szCs w:val="17"/>
               </w:rPr>
-              <w:t>运输方式与运单号、箱号与封号（支持扫码录入）、节点登记表单、时效偏差提示、凭证列表。</w:t>
+              <w:t>Способ перевозки и номер транспортного документа, номер контейнера и пломбы (со сканированием), форма регистрации узла, предупреждение об отклонении от сроков, список подтверждений.</w:t>
             </w:r>
           </w:p>
         </w:tc>
@@ -10482,7 +6728,7 @@
                 <w:sz w:val="17"/>
                 <w:szCs w:val="17"/>
               </w:rPr>
-              <w:t>集中查看在途异常及其处置进展。</w:t>
+              <w:t>Видеть в одном месте инциденты в пути и ход их обработки.</w:t>
             </w:r>
           </w:p>
         </w:tc>
@@ -10502,7 +6748,7 @@
                 <w:sz w:val="17"/>
                 <w:szCs w:val="17"/>
               </w:rPr>
-              <w:t>异常列表（异常分类、发生节点、上报人、上报时间、处置状态）；未处置异常置顶并高亮。</w:t>
+              <w:t>Список инцидентов (категория, узел возникновения, заявитель, время сообщения, статус обработки); необработанные инциденты закрепляются сверху и подсвечиваются.</w:t>
             </w:r>
           </w:p>
         </w:tc>
@@ -10527,6 +6773,7 @@
                 <w:sz w:val="17"/>
                 <w:szCs w:val="17"/>
               </w:rPr>
+              <w:lastRenderedPageBreak/>
               <w:t>Регистрация инцидента</w:t>
             </w:r>
             <w:r>
@@ -10535,6 +6782,12 @@
                 <w:szCs w:val="17"/>
               </w:rPr>
               <w:br/>
+            </w:r>
+            <w:r>
+              <w:rPr>
+                <w:sz w:val="17"/>
+                <w:szCs w:val="17"/>
+              </w:rPr>
               <w:t>/exceptions/new/</w:t>
             </w:r>
             <w:r>
@@ -10583,7 +6836,7 @@
                 <w:sz w:val="17"/>
                 <w:szCs w:val="17"/>
               </w:rPr>
-              <w:t>在现场三步内完成异常上报，自动附带时间与位置。</w:t>
+              <w:t>Позволить сообщить об инциденте на месте за три шага, автоматически приложив время и местоположение.</w:t>
             </w:r>
           </w:p>
         </w:tc>
@@ -10603,7 +6856,7 @@
                 <w:sz w:val="17"/>
                 <w:szCs w:val="17"/>
               </w:rPr>
-              <w:t>异常分类选择、情况说明、拍照上传（自动压缩并记录时间与位置）、关联订单与批次；离线可提交，恢复网络后自动同步。</w:t>
+              <w:t>Выбор категории инцидента, описание, загрузка фотографий (автоматическое сжатие с записью времени и местоположения), привязка заказа и партии; возможна отправка офлайн с автоматической синхронизацией после восстановления связи.</w:t>
             </w:r>
           </w:p>
         </w:tc>
@@ -10619,20 +6872,12 @@
       <w:pPr>
         <w:pStyle w:val="21"/>
       </w:pPr>
-      <w:bookmarkStart w:id="19" w:name="_Toc241418968"/>
       <w:r>
         <w:rPr>
           <w:rFonts w:ascii="Times New Roman" w:eastAsia="SimHei" w:hAnsi="Times New Roman" w:cs="Times New Roman"/>
         </w:rPr>
-        <w:t xml:space="preserve">3.7 M6. Документы и соответствие / </w:t>
+        <w:t>3.7 M6. Документы и соответствие</w:t>
       </w:r>
-      <w:r>
-        <w:rPr>
-          <w:rFonts w:ascii="Times New Roman" w:eastAsia="SimHei" w:hAnsi="Times New Roman" w:cs="Times New Roman"/>
-        </w:rPr>
-        <w:t>单证与合规</w:t>
-      </w:r>
-      <w:bookmarkEnd w:id="19"/>
     </w:p>
     <w:p>
       <w:r>
@@ -10837,7 +7082,7 @@
                 <w:sz w:val="17"/>
                 <w:szCs w:val="17"/>
               </w:rPr>
-              <w:t>按运输方式与商品品类展示订单所需单证清单及其齐备情况。</w:t>
+              <w:t>Показать перечень документов, необходимых для заказа, по способу перевозки и категории товара, и их комплектность.</w:t>
             </w:r>
           </w:p>
         </w:tc>
@@ -10857,7 +7102,7 @@
                 <w:sz w:val="17"/>
                 <w:szCs w:val="17"/>
               </w:rPr>
-              <w:t>清单项（单证类型、是否必需、是否已上传、有效版本、上传人、上传时间）；缺件项高亮并给出补件入口。</w:t>
+              <w:t>Пункты перечня (тип документа, обязательность, факт загрузки, действующая версия, загрузивший, время загрузки); отсутствующие пункты подсвечиваются, рядом — переход к их добавлению.</w:t>
             </w:r>
           </w:p>
         </w:tc>
@@ -10890,12 +7135,6 @@
                 <w:szCs w:val="17"/>
               </w:rPr>
               <w:br/>
-            </w:r>
-            <w:r>
-              <w:rPr>
-                <w:sz w:val="17"/>
-                <w:szCs w:val="17"/>
-              </w:rPr>
               <w:t>/documents/upload/</w:t>
             </w:r>
             <w:r>
@@ -10944,7 +7183,7 @@
                 <w:sz w:val="17"/>
                 <w:szCs w:val="17"/>
               </w:rPr>
-              <w:t>以拍照、相册或文件三种方式上传单证，并保留版本。</w:t>
+              <w:t>Загружать документы съёмкой, из галереи или файлом, сохраняя все версии.</w:t>
             </w:r>
           </w:p>
         </w:tc>
@@ -10964,7 +7203,7 @@
                 <w:sz w:val="17"/>
                 <w:szCs w:val="17"/>
               </w:rPr>
-              <w:t>上传方式选择、单证类型指定、文件类型与大小校验、上传进度与断点续传、版本标注（有效版本唯一）。</w:t>
+              <w:t>Выбор способа загрузки, указание типа документа, проверка типа и размера файла, прогресс загрузки с докачкой, маркировка версий (действующей может быть только одна).</w:t>
             </w:r>
           </w:p>
         </w:tc>
@@ -11045,21 +7284,7 @@
                 <w:sz w:val="17"/>
                 <w:szCs w:val="17"/>
               </w:rPr>
-              <w:t>登记证书信息并按</w:t>
-            </w:r>
-            <w:r>
-              <w:rPr>
-                <w:sz w:val="17"/>
-                <w:szCs w:val="17"/>
-              </w:rPr>
-              <w:t xml:space="preserve"> 60/30/7 </w:t>
-            </w:r>
-            <w:r>
-              <w:rPr>
-                <w:sz w:val="17"/>
-                <w:szCs w:val="17"/>
-              </w:rPr>
-              <w:t>天分级提醒到期风险。</w:t>
+              <w:t>Вести учёт сертификатов и предупреждать о риске истечения срока по уровням 60/30/7 дней.</w:t>
             </w:r>
           </w:p>
         </w:tc>
@@ -11079,7 +7304,7 @@
                 <w:sz w:val="17"/>
                 <w:szCs w:val="17"/>
               </w:rPr>
-              <w:t>证书列表（编号、签发方、生效日、到期日、剩余天数、关联商品与订单）；临期与过期按颜色分级；关联订单高亮。</w:t>
+              <w:t>Список сертификатов (номер, выдавший орган, дата начала, дата окончания, осталось дней, связанные товары и заказы); близкие к истечению и просроченные выделяются цветом; сертификаты, связанные с открытыми заказами, подсвечиваются.</w:t>
             </w:r>
           </w:p>
         </w:tc>
@@ -11160,7 +7385,7 @@
                 <w:sz w:val="17"/>
                 <w:szCs w:val="17"/>
               </w:rPr>
-              <w:t>按清单逐项自查并留痕，作为发运前的检查依据。</w:t>
+              <w:t>Дать перечень для постатейной самопроверки с сохранением следа — основание для проверки перед отправкой.</w:t>
             </w:r>
           </w:p>
         </w:tc>
@@ -11180,7 +7405,7 @@
                 <w:sz w:val="17"/>
                 <w:szCs w:val="17"/>
               </w:rPr>
-              <w:t>按运输方式生成的检查项清单、逐项勾选、不通过项填写原因、提交后生成留痕记录；平台只提示不判定结论。</w:t>
+              <w:t>Перечень проверок, формируемый по способу перевозки, постатейные отметки, указание причины для непройденных пунктов, сохранение результата после отправки; платформа только подсказывает и не выносит заключения.</w:t>
             </w:r>
           </w:p>
         </w:tc>
@@ -11196,21 +7421,12 @@
       <w:pPr>
         <w:pStyle w:val="21"/>
       </w:pPr>
-      <w:bookmarkStart w:id="20" w:name="_Toc241418969"/>
       <w:r>
         <w:rPr>
           <w:rFonts w:ascii="Times New Roman" w:eastAsia="SimHei" w:hAnsi="Times New Roman" w:cs="Times New Roman"/>
         </w:rPr>
-        <w:lastRenderedPageBreak/>
-        <w:t xml:space="preserve">3.8 M7. Двуязычное общение / </w:t>
+        <w:t>3.8 M7. Двуязычное общение</w:t>
       </w:r>
-      <w:r>
-        <w:rPr>
-          <w:rFonts w:ascii="Times New Roman" w:eastAsia="SimHei" w:hAnsi="Times New Roman" w:cs="Times New Roman"/>
-        </w:rPr>
-        <w:t>双语沟通</w:t>
-      </w:r>
-      <w:bookmarkEnd w:id="20"/>
     </w:p>
     <w:p>
       <w:r>
@@ -11222,6 +7438,7 @@
         <w:pStyle w:val="PZTableCaption"/>
       </w:pPr>
       <w:r>
+        <w:lastRenderedPageBreak/>
         <w:t>Таблица 10 – Страницы модуля M7 «Двуязычное общение»</w:t>
       </w:r>
     </w:p>
@@ -11415,7 +7632,7 @@
                 <w:sz w:val="17"/>
                 <w:szCs w:val="17"/>
               </w:rPr>
-              <w:t>按业务对象分组查看会话，避免沟通脱离业务上下文。</w:t>
+              <w:t>Показывать диалоги, сгруппированные по объектам сделки, чтобы общение не теряло деловой контекст.</w:t>
             </w:r>
           </w:p>
         </w:tc>
@@ -11435,49 +7652,7 @@
                 <w:sz w:val="17"/>
                 <w:szCs w:val="17"/>
               </w:rPr>
-              <w:t>会话列表（关联订单</w:t>
-            </w:r>
-            <w:r>
-              <w:rPr>
-                <w:sz w:val="17"/>
-                <w:szCs w:val="17"/>
-              </w:rPr>
-              <w:t>/</w:t>
-            </w:r>
-            <w:r>
-              <w:rPr>
-                <w:sz w:val="17"/>
-                <w:szCs w:val="17"/>
-              </w:rPr>
-              <w:t>批次</w:t>
-            </w:r>
-            <w:r>
-              <w:rPr>
-                <w:sz w:val="17"/>
-                <w:szCs w:val="17"/>
-              </w:rPr>
-              <w:t>/</w:t>
-            </w:r>
-            <w:r>
-              <w:rPr>
-                <w:sz w:val="17"/>
-                <w:szCs w:val="17"/>
-              </w:rPr>
-              <w:t>单证</w:t>
-            </w:r>
-            <w:r>
-              <w:rPr>
-                <w:sz w:val="17"/>
-                <w:szCs w:val="17"/>
-              </w:rPr>
-              <w:t>/</w:t>
-            </w:r>
-            <w:r>
-              <w:rPr>
-                <w:sz w:val="17"/>
-                <w:szCs w:val="17"/>
-              </w:rPr>
-              <w:t>对账单、对方企业、最后一条消息摘要、未读数）；未读会话置顶。</w:t>
+              <w:t>Список диалогов (связанный заказ / партия / документ / акт сверки, контрагент, краткое содержание последнего сообщения, число непрочитанных); непрочитанные диалоги закрепляются сверху.</w:t>
             </w:r>
           </w:p>
         </w:tc>
@@ -11558,7 +7733,7 @@
                 <w:sz w:val="17"/>
                 <w:szCs w:val="17"/>
               </w:rPr>
-              <w:t>在业务对象上下文中进行中俄双语沟通并留存记录。</w:t>
+              <w:t>Вести двуязычное общение в контексте объекта сделки и сохранять его историю.</w:t>
             </w:r>
           </w:p>
         </w:tc>
@@ -11578,35 +7753,7 @@
                 <w:sz w:val="17"/>
                 <w:szCs w:val="17"/>
               </w:rPr>
-              <w:t>消息流、结构化消息模板选择、翻译辅助（标注</w:t>
-            </w:r>
-            <w:r>
-              <w:rPr>
-                <w:sz w:val="17"/>
-                <w:szCs w:val="17"/>
-              </w:rPr>
-              <w:t>“</w:t>
-            </w:r>
-            <w:r>
-              <w:rPr>
-                <w:sz w:val="17"/>
-                <w:szCs w:val="17"/>
-              </w:rPr>
-              <w:t>机器辅助翻译</w:t>
-            </w:r>
-            <w:r>
-              <w:rPr>
-                <w:sz w:val="17"/>
-                <w:szCs w:val="17"/>
-              </w:rPr>
-              <w:t>”</w:t>
-            </w:r>
-            <w:r>
-              <w:rPr>
-                <w:sz w:val="17"/>
-                <w:szCs w:val="17"/>
-              </w:rPr>
-              <w:t>并要求发送方确认）、术语库提示、文件与图片消息、按业务对象导出沟通记录。</w:t>
+              <w:t>Лента сообщений, выбор структурированных шаблонов, помощь с переводом (с пометкой «машинный перевод» и подтверждением отправителя), подсказки из глоссария, сообщения с файлами и изображениями, экспорт истории общения по объекту сделки.</w:t>
             </w:r>
           </w:p>
         </w:tc>
@@ -11622,20 +7769,12 @@
       <w:pPr>
         <w:pStyle w:val="21"/>
       </w:pPr>
-      <w:bookmarkStart w:id="21" w:name="_Toc241418970"/>
       <w:r>
         <w:rPr>
           <w:rFonts w:ascii="Times New Roman" w:eastAsia="SimHei" w:hAnsi="Times New Roman" w:cs="Times New Roman"/>
         </w:rPr>
-        <w:t xml:space="preserve">3.9 M8. Задачи и напоминания / </w:t>
+        <w:t>3.9 M8. Задачи и напоминания</w:t>
       </w:r>
-      <w:r>
-        <w:rPr>
-          <w:rFonts w:ascii="Times New Roman" w:eastAsia="SimHei" w:hAnsi="Times New Roman" w:cs="Times New Roman"/>
-        </w:rPr>
-        <w:t>任务与提醒</w:t>
-      </w:r>
-      <w:bookmarkEnd w:id="21"/>
     </w:p>
     <w:p>
       <w:r>
@@ -11840,63 +7979,7 @@
                 <w:sz w:val="17"/>
                 <w:szCs w:val="17"/>
               </w:rPr>
-              <w:t>按</w:t>
-            </w:r>
-            <w:r>
-              <w:rPr>
-                <w:sz w:val="17"/>
-                <w:szCs w:val="17"/>
-              </w:rPr>
-              <w:t>“</w:t>
-            </w:r>
-            <w:r>
-              <w:rPr>
-                <w:sz w:val="17"/>
-                <w:szCs w:val="17"/>
-              </w:rPr>
-              <w:t>待我处理</w:t>
-            </w:r>
-            <w:r>
-              <w:rPr>
-                <w:sz w:val="17"/>
-                <w:szCs w:val="17"/>
-              </w:rPr>
-              <w:t xml:space="preserve"> / </w:t>
-            </w:r>
-            <w:r>
-              <w:rPr>
-                <w:sz w:val="17"/>
-                <w:szCs w:val="17"/>
-              </w:rPr>
-              <w:t>我发起的</w:t>
-            </w:r>
-            <w:r>
-              <w:rPr>
-                <w:sz w:val="17"/>
-                <w:szCs w:val="17"/>
-              </w:rPr>
-              <w:t xml:space="preserve"> / </w:t>
-            </w:r>
-            <w:r>
-              <w:rPr>
-                <w:sz w:val="17"/>
-                <w:szCs w:val="17"/>
-              </w:rPr>
-              <w:t>已超时</w:t>
-            </w:r>
-            <w:r>
-              <w:rPr>
-                <w:sz w:val="17"/>
-                <w:szCs w:val="17"/>
-              </w:rPr>
-              <w:t>”</w:t>
-            </w:r>
-            <w:r>
-              <w:rPr>
-                <w:sz w:val="17"/>
-                <w:szCs w:val="17"/>
-              </w:rPr>
-              <w:t>分组呈现任务并支持筛选。</w:t>
+              <w:t>Показывать задачи, сгруппированные как «на мне / созданные мной / просроченные», с возможностью фильтрации.</w:t>
             </w:r>
           </w:p>
         </w:tc>
@@ -11916,7 +7999,7 @@
                 <w:sz w:val="17"/>
                 <w:szCs w:val="17"/>
               </w:rPr>
-              <w:t>三组看板列、任务卡片（标题、关联业务对象、责任人、剩余时限）、超时项置顶并高亮、筛选与批量操作。</w:t>
+              <w:t>Три колонки доски, карточки задач (заголовок, связанный объект, ответственный, оставшееся время), просроченные закрепляются сверху и подсвечиваются, фильтрация и массовые операции.</w:t>
             </w:r>
           </w:p>
         </w:tc>
@@ -11997,7 +8080,7 @@
                 <w:sz w:val="17"/>
                 <w:szCs w:val="17"/>
               </w:rPr>
-              <w:t>展示任务详情、处理记录与升级链路。</w:t>
+              <w:t>Показать подробности задачи, историю обработки и путь эскалации.</w:t>
             </w:r>
           </w:p>
         </w:tc>
@@ -12017,7 +8100,7 @@
                 <w:sz w:val="17"/>
                 <w:szCs w:val="17"/>
               </w:rPr>
-              <w:t>任务描述、关联业务对象、责任人、响应时限、处理记录、确认接收与转派、超时升级记录。</w:t>
+              <w:t>Описание задачи, связанный объект, ответственный, срок ответа, история обработки, принятие и передача задачи, история эскалаций из-за просрочки.</w:t>
             </w:r>
           </w:p>
         </w:tc>
@@ -12098,7 +8181,7 @@
                 <w:sz w:val="17"/>
                 <w:szCs w:val="17"/>
               </w:rPr>
-              <w:t>配置各类事件的推送渠道、优先级与免打扰时段。</w:t>
+              <w:t>Настраивать каналы доставки, приоритет и часы тишины для каждого типа событий.</w:t>
             </w:r>
           </w:p>
         </w:tc>
@@ -12118,35 +8201,7 @@
                 <w:sz w:val="17"/>
                 <w:szCs w:val="17"/>
               </w:rPr>
-              <w:t>事件类型与推送开关、推送渠道（应用内</w:t>
-            </w:r>
-            <w:r>
-              <w:rPr>
-                <w:sz w:val="17"/>
-                <w:szCs w:val="17"/>
-              </w:rPr>
-              <w:t>/</w:t>
-            </w:r>
-            <w:r>
-              <w:rPr>
-                <w:sz w:val="17"/>
-                <w:szCs w:val="17"/>
-              </w:rPr>
-              <w:t>短信</w:t>
-            </w:r>
-            <w:r>
-              <w:rPr>
-                <w:sz w:val="17"/>
-                <w:szCs w:val="17"/>
-              </w:rPr>
-              <w:t>/</w:t>
-            </w:r>
-            <w:r>
-              <w:rPr>
-                <w:sz w:val="17"/>
-                <w:szCs w:val="17"/>
-              </w:rPr>
-              <w:t>邮件）、免打扰时段（按各自本地时间生效）、语言与时区切换入口。</w:t>
+              <w:t>Типы событий и их переключатели, каналы доставки (в приложении / СМС / почта), часы тишины (действуют по местному времени каждого пользователя), переходы к смене языка и часового пояса.</w:t>
             </w:r>
           </w:p>
         </w:tc>
@@ -12162,20 +8217,12 @@
       <w:pPr>
         <w:pStyle w:val="21"/>
       </w:pPr>
-      <w:bookmarkStart w:id="22" w:name="_Toc241418971"/>
       <w:r>
         <w:rPr>
           <w:rFonts w:ascii="Times New Roman" w:eastAsia="SimHei" w:hAnsi="Times New Roman" w:cs="Times New Roman"/>
         </w:rPr>
-        <w:t xml:space="preserve">3.10 M9. Аналитика / </w:t>
+        <w:t>3.10 M9. Аналитика</w:t>
       </w:r>
-      <w:r>
-        <w:rPr>
-          <w:rFonts w:ascii="Times New Roman" w:eastAsia="SimHei" w:hAnsi="Times New Roman" w:cs="Times New Roman"/>
-        </w:rPr>
-        <w:t>数据看板</w:t>
-      </w:r>
-      <w:bookmarkEnd w:id="22"/>
     </w:p>
     <w:p>
       <w:r>
@@ -12381,7 +8428,7 @@
                 <w:sz w:val="17"/>
                 <w:szCs w:val="17"/>
               </w:rPr>
-              <w:t>以摘要卡与紧凑图表呈现履约整体状况。</w:t>
+              <w:t>Показать общую картину исполнения через сводные карточки и компактные диаграммы.</w:t>
             </w:r>
           </w:p>
         </w:tc>
@@ -12401,7 +8448,7 @@
                 <w:sz w:val="17"/>
                 <w:szCs w:val="17"/>
               </w:rPr>
-              <w:t>在途订单数量、状态分布、平均履约周期、超期订单清单；今日待办、异常订单、临期证书三张摘要卡，卡内数字即入口。</w:t>
+              <w:t>Количество заказов в работе, распределение по статусам, средний цикл исполнения, список просроченных заказов; три сводные карточки — задачи на сегодня, проблемные заказы, сертификаты с истекающим сроком, где каждая цифра является ссылкой.</w:t>
             </w:r>
           </w:p>
         </w:tc>
@@ -12482,7 +8529,7 @@
                 <w:sz w:val="17"/>
                 <w:szCs w:val="17"/>
               </w:rPr>
-              <w:t>按通道、口岸与品类统计平均时效与费用构成。</w:t>
+              <w:t>Считать средние сроки и структуру затрат по каналам, пунктам пропуска и категориям.</w:t>
             </w:r>
           </w:p>
         </w:tc>
@@ -12502,7 +8549,7 @@
                 <w:sz w:val="17"/>
                 <w:szCs w:val="17"/>
               </w:rPr>
-              <w:t>通道时效对比、口岸平均通关时长、费用构成（运费、报关费、仓储费、换装费）；支持按时间区间筛选与导出。</w:t>
+              <w:t>Сравнение сроков по каналам, среднее время таможенного оформления по пунктам пропуска, структура затрат (перевозка, таможенные сборы, хранение, перегрузка); фильтр по периоду и экспорт.</w:t>
             </w:r>
           </w:p>
         </w:tc>
@@ -12583,7 +8630,7 @@
                 <w:sz w:val="17"/>
                 <w:szCs w:val="17"/>
               </w:rPr>
-              <w:t>汇总临期与过期证书、缺件订单与待完成自查项。</w:t>
+              <w:t>Собрать вместе сертификаты с истекающим и истёкшим сроком, заказы с недостающими документами и незавершённые самопроверки.</w:t>
             </w:r>
           </w:p>
         </w:tc>
@@ -12603,7 +8650,7 @@
                 <w:sz w:val="17"/>
                 <w:szCs w:val="17"/>
               </w:rPr>
-              <w:t>风险清单按严重度排序（过期证书、临期证书、缺件订单、未完成自查）、一键跳转至处理页、导出风险报告。</w:t>
+              <w:t>Список рисков, упорядоченный по серьёзности (истёкшие сертификаты, истекающие сертификаты, заказы с недостающими документами, незавершённые самопроверки), переход к обработке в один клик, экспорт отчёта о рисках.</w:t>
             </w:r>
           </w:p>
         </w:tc>
@@ -12619,20 +8666,12 @@
       <w:pPr>
         <w:pStyle w:val="21"/>
       </w:pPr>
-      <w:bookmarkStart w:id="23" w:name="_Toc241418972"/>
       <w:r>
         <w:rPr>
           <w:rFonts w:ascii="Times New Roman" w:eastAsia="SimHei" w:hAnsi="Times New Roman" w:cs="Times New Roman"/>
         </w:rPr>
-        <w:t xml:space="preserve">3.11 M10. Расчёты и сверка / </w:t>
+        <w:t>3.11 M10. Расчёты и сверка</w:t>
       </w:r>
-      <w:r>
-        <w:rPr>
-          <w:rFonts w:ascii="Times New Roman" w:eastAsia="SimHei" w:hAnsi="Times New Roman" w:cs="Times New Roman"/>
-        </w:rPr>
-        <w:t>结算与对账</w:t>
-      </w:r>
-      <w:bookmarkEnd w:id="23"/>
     </w:p>
     <w:p>
       <w:r>
@@ -12837,7 +8876,7 @@
                 <w:sz w:val="17"/>
                 <w:szCs w:val="17"/>
               </w:rPr>
-              <w:t>依据订单与费用归集生成账单并跟踪确认状态。</w:t>
+              <w:t>Формировать счета по заказам и собранным затратам и отслеживать их подтверждение.</w:t>
             </w:r>
           </w:p>
         </w:tc>
@@ -12857,7 +8896,7 @@
                 <w:sz w:val="17"/>
                 <w:szCs w:val="17"/>
               </w:rPr>
-              <w:t>账单列表（关联订单、货值、运费、报关费、仓储费、合计、确认状态）；支持按时间区间与对方企业筛选。</w:t>
+              <w:t>Список счетов (связанные заказы, стоимость товара, перевозка, таможенные сборы, хранение, итог, статус подтверждения); фильтр по периоду и контрагенту.</w:t>
             </w:r>
           </w:p>
         </w:tc>
@@ -12938,7 +8977,7 @@
                 <w:sz w:val="17"/>
                 <w:szCs w:val="17"/>
               </w:rPr>
-              <w:t>逐项确认账单条目，标记差异并记录争议过程。</w:t>
+              <w:t>Подтверждать позиции счёта по одной, отмечать расхождения и фиксировать ход разногласий.</w:t>
             </w:r>
           </w:p>
         </w:tc>
@@ -12958,35 +8997,7 @@
                 <w:sz w:val="17"/>
                 <w:szCs w:val="17"/>
               </w:rPr>
-              <w:t>明细逐项确认、差异标记与原因填写、付款节点状态登记（已申请</w:t>
-            </w:r>
-            <w:r>
-              <w:rPr>
-                <w:sz w:val="17"/>
-                <w:szCs w:val="17"/>
-              </w:rPr>
-              <w:t>/</w:t>
-            </w:r>
-            <w:r>
-              <w:rPr>
-                <w:sz w:val="17"/>
-                <w:szCs w:val="17"/>
-              </w:rPr>
-              <w:t>已汇出</w:t>
-            </w:r>
-            <w:r>
-              <w:rPr>
-                <w:sz w:val="17"/>
-                <w:szCs w:val="17"/>
-              </w:rPr>
-              <w:t>/</w:t>
-            </w:r>
-            <w:r>
-              <w:rPr>
-                <w:sz w:val="17"/>
-                <w:szCs w:val="17"/>
-              </w:rPr>
-              <w:t>已到账，双方分别确认）、争议留痕与导出。</w:t>
+              <w:t>Постатейное подтверждение, отметка расхождений с указанием причины, регистрация этапов оплаты (заявлена / отправлена / получена, подтверждается каждой стороной отдельно), след разногласий и экспорт.</w:t>
             </w:r>
           </w:p>
         </w:tc>
@@ -13002,20 +9013,12 @@
       <w:pPr>
         <w:pStyle w:val="21"/>
       </w:pPr>
-      <w:bookmarkStart w:id="24" w:name="_Toc241418973"/>
       <w:r>
         <w:rPr>
           <w:rFonts w:ascii="Times New Roman" w:eastAsia="SimHei" w:hAnsi="Times New Roman" w:cs="Times New Roman"/>
         </w:rPr>
-        <w:t xml:space="preserve">3.12 M11. Администрирование / </w:t>
+        <w:t>3.12 M11. Администрирование</w:t>
       </w:r>
-      <w:r>
-        <w:rPr>
-          <w:rFonts w:ascii="Times New Roman" w:eastAsia="SimHei" w:hAnsi="Times New Roman" w:cs="Times New Roman"/>
-        </w:rPr>
-        <w:t>系统管理</w:t>
-      </w:r>
-      <w:bookmarkEnd w:id="24"/>
     </w:p>
     <w:p>
       <w:r>
@@ -13027,6 +9030,7 @@
         <w:pStyle w:val="PZTableCaption"/>
       </w:pPr>
       <w:r>
+        <w:lastRenderedPageBreak/>
         <w:t>Таблица 14 – Страницы модуля M11 «Администрирование»</w:t>
       </w:r>
     </w:p>
@@ -13220,7 +9224,7 @@
                 <w:sz w:val="17"/>
                 <w:szCs w:val="17"/>
               </w:rPr>
-              <w:t>查询登录、权限变更、状态迁移与数据导出等关键操作记录。</w:t>
+              <w:t>Искать записи о ключевых операциях: входе, изменении прав, переходах статуса и экспорте данных.</w:t>
             </w:r>
           </w:p>
         </w:tc>
@@ -13240,7 +9244,7 @@
                 <w:sz w:val="17"/>
                 <w:szCs w:val="17"/>
               </w:rPr>
-              <w:t>日志列表（操作人、时间、对象、操作类型、前后值）、按对象与时间检索、导出；日志只可查询不可删除。</w:t>
+              <w:t>Список записей (исполнитель, время, объект, тип операции, значения до и после), поиск по объекту и времени, экспорт; записи можно только читать, удаление не предусмотрено.</w:t>
             </w:r>
           </w:p>
         </w:tc>
@@ -13265,7 +9269,6 @@
                 <w:sz w:val="17"/>
                 <w:szCs w:val="17"/>
               </w:rPr>
-              <w:lastRenderedPageBreak/>
               <w:t>Справочники</w:t>
             </w:r>
             <w:r>
@@ -13282,12 +9285,6 @@
                 <w:szCs w:val="17"/>
               </w:rPr>
               <w:br/>
-            </w:r>
-            <w:r>
-              <w:rPr>
-                <w:sz w:val="17"/>
-                <w:szCs w:val="17"/>
-              </w:rPr>
               <w:t>portal:dictionary_list</w:t>
             </w:r>
           </w:p>
@@ -13328,7 +9325,7 @@
                 <w:sz w:val="17"/>
                 <w:szCs w:val="17"/>
               </w:rPr>
-              <w:t>维护口岸、通道、贸易术语、单证类型与异常原因分类等基础字典。</w:t>
+              <w:t>Вести справочники пунктов пропуска, каналов, условий поставки, типов документов и категорий причин инцидентов.</w:t>
             </w:r>
           </w:p>
         </w:tc>
@@ -13348,7 +9345,7 @@
                 <w:sz w:val="17"/>
                 <w:szCs w:val="17"/>
               </w:rPr>
-              <w:t>字典分类树、词条增删改、启用与停用、双语词条维护；变更写入审计日志。</w:t>
+              <w:t>Дерево категорий справочника, добавление, изменение и удаление записей, включение и отключение, ведение двуязычных записей; изменения записываются в журнал аудита.</w:t>
             </w:r>
           </w:p>
         </w:tc>
@@ -13429,21 +9426,7 @@
                 <w:sz w:val="17"/>
                 <w:szCs w:val="17"/>
               </w:rPr>
-              <w:t>由</w:t>
-            </w:r>
-            <w:r>
-              <w:rPr>
-                <w:sz w:val="17"/>
-                <w:szCs w:val="17"/>
-              </w:rPr>
-              <w:t xml:space="preserve"> Django </w:t>
-            </w:r>
-            <w:r>
-              <w:rPr>
-                <w:sz w:val="17"/>
-                <w:szCs w:val="17"/>
-              </w:rPr>
-              <w:t>框架自带的管理后台提供数据维护能力。</w:t>
+              <w:t>Предоставить возможности сопровождения данных через штатную панель администратора Django.</w:t>
             </w:r>
           </w:p>
         </w:tc>
@@ -13463,21 +9446,7 @@
                 <w:sz w:val="17"/>
                 <w:szCs w:val="17"/>
               </w:rPr>
-              <w:t>模型注册、数据增删改查、用户与权限管理；由</w:t>
-            </w:r>
-            <w:r>
-              <w:rPr>
-                <w:sz w:val="17"/>
-                <w:szCs w:val="17"/>
-              </w:rPr>
-              <w:t xml:space="preserve"> django.contrib.admin </w:t>
-            </w:r>
-            <w:r>
-              <w:rPr>
-                <w:sz w:val="17"/>
-                <w:szCs w:val="17"/>
-              </w:rPr>
-              <w:t>提供，不另行开发。</w:t>
+              <w:t>Регистрация моделей, создание, чтение, изменение и удаление данных, управление пользователями и правами; предоставляется django.contrib.admin и отдельно не разрабатывается.</w:t>
             </w:r>
           </w:p>
         </w:tc>
@@ -13493,7 +9462,6 @@
       <w:pPr>
         <w:pStyle w:val="1"/>
       </w:pPr>
-      <w:bookmarkStart w:id="25" w:name="_Toc241418974"/>
       <w:r>
         <w:rPr>
           <w:rFonts w:ascii="Times New Roman" w:eastAsia="SimHei" w:hAnsi="Times New Roman" w:cs="Times New Roman"/>
@@ -13501,48 +9469,10 @@
         <w:lastRenderedPageBreak/>
         <w:t>4 СВОДНАЯ ТАБЛИЦА МАРШРУТОВ И ПРЕДСТАВЛЕНИЙ</w:t>
       </w:r>
-      <w:bookmarkEnd w:id="25"/>
-    </w:p>
-    <w:p>
-      <w:pPr>
-        <w:pStyle w:val="PZCenter"/>
-        <w:spacing w:after="240" w:line="264" w:lineRule="auto"/>
-      </w:pPr>
-      <w:r>
-        <w:rPr>
-          <w:sz w:val="24"/>
-          <w:szCs w:val="24"/>
-        </w:rPr>
-        <w:t>（路由与视图汇总表）</w:t>
-      </w:r>
     </w:p>
     <w:p>
       <w:r>
-        <w:t>下表汇总全部页面的路由与视图对应关系，可作为路由配置的核查清单。其中</w:t>
-      </w:r>
-      <w:r>
-        <w:t>“</w:t>
-      </w:r>
-      <w:r>
-        <w:t>视图</w:t>
-      </w:r>
-      <w:r>
-        <w:t>”</w:t>
-      </w:r>
-      <w:r>
-        <w:t>一列给出视图函数名；标注为</w:t>
-      </w:r>
-      <w:r>
-        <w:t xml:space="preserve"> django.contrib.admin </w:t>
-      </w:r>
-      <w:r>
-        <w:t>的页面由</w:t>
-      </w:r>
-      <w:r>
-        <w:t xml:space="preserve"> Django </w:t>
-      </w:r>
-      <w:r>
-        <w:t>自带的管理后台提供，不单独实现。</w:t>
+        <w:t>Таблица ниже сводит соответствие маршрутов и представлений по всем страницам и может служить контрольным списком конфигурации маршрутов. Столбец «Представление» содержит имя функции представления; страницы, помеченные как django.contrib.admin, предоставляются встроенной административной панелью Django и отдельно не реализуются.</w:t>
       </w:r>
     </w:p>
     <w:p>
@@ -16662,6 +12592,7 @@
                 <w:sz w:val="17"/>
                 <w:szCs w:val="17"/>
               </w:rPr>
+              <w:lastRenderedPageBreak/>
               <w:t>25</w:t>
             </w:r>
           </w:p>
@@ -16784,7 +12715,6 @@
                 <w:sz w:val="17"/>
                 <w:szCs w:val="17"/>
               </w:rPr>
-              <w:lastRenderedPageBreak/>
               <w:t>26</w:t>
             </w:r>
           </w:p>
@@ -18972,26 +14902,13 @@
         <w:pStyle w:val="PZNote"/>
       </w:pPr>
       <w:r>
-        <w:t>核查口径：页面注册表中的每条记录都应有对应的路由、视图与可访问的页面。项目内提供</w:t>
-      </w:r>
-      <w:r>
-        <w:t xml:space="preserve"> tools/check_routes.py </w:t>
-      </w:r>
-      <w:r>
-        <w:t>与</w:t>
-      </w:r>
-      <w:r>
-        <w:t xml:space="preserve"> tools/smoke_test.py </w:t>
-      </w:r>
-      <w:r>
-        <w:t>两个脚本自动完成该核查。</w:t>
+        <w:t>Критерий проверки: каждой записи реестра страниц должны соответствовать маршрут, представление и доступная страница. В проекте эту проверку автоматически выполняют скрипты tools/check_routes.py и tools/smoke_test.py.</w:t>
       </w:r>
     </w:p>
     <w:p>
       <w:pPr>
         <w:pStyle w:val="1"/>
       </w:pPr>
-      <w:bookmarkStart w:id="26" w:name="_Toc241418975"/>
       <w:r>
         <w:rPr>
           <w:rFonts w:ascii="Times New Roman" w:eastAsia="SimHei" w:hAnsi="Times New Roman" w:cs="Times New Roman"/>
@@ -18999,24 +14916,10 @@
         <w:lastRenderedPageBreak/>
         <w:t>ЗАКЛЮЧЕНИЕ</w:t>
       </w:r>
-      <w:bookmarkEnd w:id="26"/>
-    </w:p>
-    <w:p>
-      <w:pPr>
-        <w:pStyle w:val="PZCenter"/>
-        <w:spacing w:after="240" w:line="264" w:lineRule="auto"/>
-      </w:pPr>
-      <w:r>
-        <w:rPr>
-          <w:sz w:val="24"/>
-          <w:szCs w:val="24"/>
-        </w:rPr>
-        <w:t>（结论）</w:t>
-      </w:r>
     </w:p>
     <w:p>
       <w:r>
-        <w:t>本阶段工作完成了应用页面结构的完整定义与落地，主要结论如下。</w:t>
+        <w:t>Работа второго этапа завершила полное определение и реализацию структуры страниц приложения. Основные результаты следующие.</w:t>
       </w:r>
     </w:p>
     <w:p>
@@ -19024,16 +14927,7 @@
         <w:pStyle w:val="PZList"/>
       </w:pPr>
       <w:r>
-        <w:t xml:space="preserve">1) </w:t>
-      </w:r>
-      <w:r>
-        <w:t>页面清单已经完整建立。全部</w:t>
-      </w:r>
-      <w:r>
-        <w:t xml:space="preserve"> 43 </w:t>
-      </w:r>
-      <w:r>
-        <w:t>个页面分布于十二个功能模块，每个页面均明确了地址、路由名称、访问权限、用途与主要内容；</w:t>
+        <w:t>1) перечень страниц построен полностью: все 43 страницы распределены по двенадцати функциональным модулям, для каждой определены адрес, имя маршрута, режим доступа, назначение и основное содержание;</w:t>
       </w:r>
     </w:p>
     <w:p>
@@ -19041,16 +14935,7 @@
         <w:pStyle w:val="PZList"/>
       </w:pPr>
       <w:r>
-        <w:t xml:space="preserve">2) </w:t>
-      </w:r>
-      <w:r>
-        <w:t>页面清单具备了单一数据源。注册表</w:t>
-      </w:r>
-      <w:r>
-        <w:t xml:space="preserve"> portal/pages.py </w:t>
-      </w:r>
-      <w:r>
-        <w:t>同时驱动路由配置、视图原型与本文档，从根本上排除了三者相互脱节的可能；</w:t>
+        <w:t>2) перечень получил единый источник данных: реестр portal/pages.py одновременно управляет конфигурацией маршрутов, прототипами представлений и настоящим документом, что принципиально исключает их взаимное расхождение;</w:t>
       </w:r>
     </w:p>
     <w:p>
@@ -19058,10 +14943,7 @@
         <w:pStyle w:val="PZList"/>
       </w:pPr>
       <w:r>
-        <w:t xml:space="preserve">3) </w:t>
-      </w:r>
-      <w:r>
-        <w:t>地址约定已经成型。模块前缀、名词复数、对象标识与从属资源四级结构使地址本身可读，且为后续模块扩展预留了空间；</w:t>
+        <w:t>3) соглашения об адресах сформированы: четырёхуровневая структура «префикс модуля — множественное число — идентификатор объекта — подчинённый ресурс» делает адрес читаемым и оставляет место для расширения;</w:t>
       </w:r>
     </w:p>
     <w:p>
@@ -19069,28 +14951,7 @@
         <w:pStyle w:val="PZList"/>
       </w:pPr>
       <w:r>
-        <w:t xml:space="preserve">4) </w:t>
-      </w:r>
-      <w:r>
-        <w:t>路由与视图原型已全部落地并通过自动校验。</w:t>
-      </w:r>
-      <w:r>
-        <w:t xml:space="preserve">42 </w:t>
-      </w:r>
-      <w:r>
-        <w:t>条应用路由与</w:t>
-      </w:r>
-      <w:r>
-        <w:t xml:space="preserve"> 1 </w:t>
-      </w:r>
-      <w:r>
-        <w:t>条管理后台路由全部可访问，</w:t>
-      </w:r>
-      <w:r>
-        <w:t xml:space="preserve">43 </w:t>
-      </w:r>
-      <w:r>
-        <w:t>个页面在渲染测试中全部返回预期状态码；</w:t>
+        <w:t>4) маршруты и прототипы представлений реализованы и прошли автоматическую проверку: 42 маршрута приложения и 1 маршрут административной панели доступны, все 43 страницы в тесте отрисовки возвращают ожидаемые коды ответа;</w:t>
       </w:r>
     </w:p>
     <w:p>
@@ -19098,10 +14959,7 @@
         <w:pStyle w:val="PZList"/>
       </w:pPr>
       <w:r>
-        <w:t xml:space="preserve">5) </w:t>
-      </w:r>
-      <w:r>
-        <w:t>访问权限已在清单层面确定。五种用户角色与三种权限取值构成后续实现认证与授权机制的输入；</w:t>
+        <w:t>5) режимы доступа зафиксированы на уровне перечня: пять пользовательских ролей и три значения режима доступа служат входными данными для последующей реализации аутентификации и авторизации;</w:t>
       </w:r>
     </w:p>
     <w:p>
@@ -19109,47 +14967,33 @@
         <w:pStyle w:val="PZList"/>
       </w:pPr>
       <w:r>
-        <w:t xml:space="preserve">6) </w:t>
-      </w:r>
-      <w:r>
-        <w:t>业务边界已在页面层面固化。页面清单中不存在支付、代收代付与合规结论判定类功能，四条边界得到了结构性保证。</w:t>
+        <w:t>6) границы предметной области закреплены на уровне страниц: в перечне отсутствуют страницы платежей, приёма средств и вынесения итогового суждения о соответствии, поэтому четыре границы обеспечены структурно.</w:t>
       </w:r>
     </w:p>
     <w:p>
       <w:r>
-        <w:t>本阶段工作的局限在于：所有视图均为原型，尚未接入数据模型，页面内容为占位信息；访问权限仅作登记，尚未实现实际的登录校验与字段级权限控制；页面的视觉设计仅为满足原型演示的最低要求，完整版式属于后续阶段的工作。</w:t>
+        <w:t xml:space="preserve">Ограничение работы этапа состоит в том, что все представления являются прототипами и ещё не подключены к моделям данных, а содержимое страниц носит заглушечный характер; режимы доступа только зарегистрированы, фактическая проверка входа и пофайловая авторизация не реализованы; визуальное оформление страниц отвечает лишь минимальным </w:t>
+      </w:r>
+      <w:r>
+        <w:lastRenderedPageBreak/>
+        <w:t>требованиям демонстрации прототипа, полная вёрстка относится к последующим этапам.</w:t>
       </w:r>
     </w:p>
     <w:p>
       <w:r>
-        <w:t>下一阶段将围绕数据模型展开：定义商品、报价、订单、批次、单证、证书、账单与任务等实体及其关系，为页面提供真实数据来源。</w:t>
+        <w:t>Следующий этап посвящён моделям данных: будут определены сущности товара, предложения, заказа, партии, документов, сертификатов, счёта и задачи, а также связи между ними, что даст страницам реальный источник данных.</w:t>
       </w:r>
     </w:p>
     <w:p>
       <w:pPr>
         <w:pStyle w:val="1"/>
       </w:pPr>
-      <w:bookmarkStart w:id="27" w:name="_Toc241418976"/>
       <w:r>
         <w:rPr>
           <w:rFonts w:ascii="Times New Roman" w:eastAsia="SimHei" w:hAnsi="Times New Roman" w:cs="Times New Roman"/>
         </w:rPr>
         <w:lastRenderedPageBreak/>
         <w:t>СПИСОК ИСПОЛЬЗОВАННЫХ ИСТОЧНИКОВ</w:t>
-      </w:r>
-      <w:bookmarkEnd w:id="27"/>
-    </w:p>
-    <w:p>
-      <w:pPr>
-        <w:pStyle w:val="PZCenter"/>
-        <w:spacing w:after="240" w:line="264" w:lineRule="auto"/>
-      </w:pPr>
-      <w:r>
-        <w:rPr>
-          <w:sz w:val="24"/>
-          <w:szCs w:val="24"/>
-        </w:rPr>
-        <w:t>（参考文献）</w:t>
       </w:r>
     </w:p>
     <w:p>
@@ -19181,7 +15025,7 @@
         <w:pStyle w:val="PZSource"/>
       </w:pPr>
       <w:r>
-        <w:t>4. ГОСТ 7.32–2017. Система стандартов по информации, библиотечному и издательскому делу. Отчёт о научно-исследовательской работе. Структура и правила оформления[S]. Москва: Стандартинформ, 2017.</w:t>
+        <w:t>4. W3C. Uniform Resource Identifier (URI): Generic Syntax. RFC 3986[S/OL]. 2005. https://www.rfc-editor.org/rfc/rfc3986.</w:t>
       </w:r>
     </w:p>
     <w:p>
@@ -19189,7 +15033,7 @@
         <w:pStyle w:val="PZSource"/>
       </w:pPr>
       <w:r>
-        <w:t>5. ГОСТ 19.701–90. Единая система программной документации. Схемы алгоритмов, программ, данных и систем. Обозначения условные и правила выполнения[S]. Москва: Издательство стандартов, 1990.</w:t>
+        <w:t>5. ГОСТ 7.32–2017. Система стандартов по информации, библиотечному и издательскому делу. Отчёт о научно-исследовательской работе. Структура и правила оформления[S]. Москва: Стандартинформ, 2017.</w:t>
       </w:r>
     </w:p>
     <w:p>
@@ -19197,7 +15041,7 @@
         <w:pStyle w:val="PZSource"/>
       </w:pPr>
       <w:r>
-        <w:t>6. Макаров Р. И., Хорошева Е. Р. Анализ и синтез информационных систем: учеб. пособие. — Владимир: Изд-во ВлГУ, 2019. — 251 с.</w:t>
+        <w:t>6. ГОСТ 19.701–90. Единая система программной документации. Схемы алгоритмов, программ, данных и систем. Обозначения условные и правила выполнения[S]. Москва: Издательство стандартов, 1990.</w:t>
       </w:r>
     </w:p>
     <w:p>
@@ -19205,31 +15049,7 @@
         <w:pStyle w:val="PZSource"/>
       </w:pPr>
       <w:r>
-        <w:t xml:space="preserve">7. </w:t>
-      </w:r>
-      <w:r>
-        <w:t>中华人民共和国海关总署</w:t>
-      </w:r>
-      <w:r>
-        <w:t xml:space="preserve">. 2025 </w:t>
-      </w:r>
-      <w:r>
-        <w:t>年中俄双边贸易统计</w:t>
-      </w:r>
-      <w:r>
-        <w:t xml:space="preserve">[R]. </w:t>
-      </w:r>
-      <w:r>
-        <w:t>北京</w:t>
-      </w:r>
-      <w:r>
-        <w:t xml:space="preserve">: </w:t>
-      </w:r>
-      <w:r>
-        <w:t>海关总署</w:t>
-      </w:r>
-      <w:r>
-        <w:t>, 2026.</w:t>
+        <w:t>7. Макаров Р. И., Хорошева Е. Р. Анализ и синтез информационных систем: учеб. пособие. — Владимир: Изд-во ВлГУ, 2019. — 251 с.</w:t>
       </w:r>
     </w:p>
     <w:p>
@@ -19237,7 +15057,7 @@
         <w:pStyle w:val="PZSource"/>
       </w:pPr>
       <w:r>
-        <w:t>8. Евразийская экономическая комиссия. Изменения в технические регламенты ЕАЭС в части процедур оценки соответствия[R]. Москва: ЕЭК, 2026.</w:t>
+        <w:t>8. Главное таможенное управление КНР. Статистика взаимной торговли России и Китая за 2025 год[R]. Пекин: ГТУ КНР, 2026.</w:t>
       </w:r>
     </w:p>
     <w:p>
@@ -19245,19 +15065,7 @@
         <w:pStyle w:val="PZSource"/>
       </w:pPr>
       <w:r>
-        <w:t xml:space="preserve">9. </w:t>
-      </w:r>
-      <w:r>
-        <w:t>中俄专线物流行业调研课题组</w:t>
-      </w:r>
-      <w:r>
-        <w:t xml:space="preserve">. 2026 </w:t>
-      </w:r>
-      <w:r>
-        <w:t>年中俄跨境物流时效与成本调研</w:t>
-      </w:r>
-      <w:r>
-        <w:t>[R]. 2026.</w:t>
+        <w:t>9. Евразийская экономическая комиссия. Изменения в технические регламенты ЕАЭС в части процедур оценки соответствия[R]. Москва: ЕЭК, 2026.</w:t>
       </w:r>
     </w:p>
     <w:p>
@@ -19265,14 +15073,13 @@
         <w:pStyle w:val="PZSource"/>
       </w:pPr>
       <w:r>
-        <w:t>10. W3C. Uniform Resource Identifier (URI): Generic Syntax. RFC 3986[S/OL]. 2005. https://www.rfc-editor.org/rfc/rfc3986.</w:t>
+        <w:t>10. Исследовательская группа по логистике маршрутов Россия — Китай. Исследование сроков и стоимости трансграничной логистики в 2026 году[R]. 2026.</w:t>
       </w:r>
     </w:p>
     <w:p>
       <w:pPr>
         <w:pStyle w:val="1"/>
       </w:pPr>
-      <w:bookmarkStart w:id="28" w:name="_Toc241418977"/>
       <w:r>
         <w:rPr>
           <w:rFonts w:ascii="Times New Roman" w:eastAsia="SimHei" w:hAnsi="Times New Roman" w:cs="Times New Roman"/>
@@ -19280,7 +15087,6 @@
         <w:lastRenderedPageBreak/>
         <w:t>ПРИЛОЖЕНИЕ А</w:t>
       </w:r>
-      <w:bookmarkEnd w:id="28"/>
     </w:p>
     <w:p>
       <w:pPr>
@@ -19291,21 +15097,7 @@
           <w:sz w:val="26"/>
           <w:szCs w:val="26"/>
         </w:rPr>
-        <w:t>（术语表</w:t>
-      </w:r>
-      <w:r>
-        <w:rPr>
-          <w:sz w:val="26"/>
-          <w:szCs w:val="26"/>
-        </w:rPr>
-        <w:t xml:space="preserve"> / Глоссарий</w:t>
-      </w:r>
-      <w:r>
-        <w:rPr>
-          <w:sz w:val="26"/>
-          <w:szCs w:val="26"/>
-        </w:rPr>
-        <w:t>）</w:t>
+        <w:t>(Глоссарий)</w:t>
       </w:r>
     </w:p>
     <w:p>
@@ -19313,7 +15105,7 @@
         <w:pStyle w:val="PZTableCaption"/>
       </w:pPr>
       <w:r>
-        <w:t>Таблица A.1 – Глоссарий</w:t>
+        <w:t>Таблица А.1 – Глоссарий</w:t>
       </w:r>
     </w:p>
     <w:tbl>
@@ -19357,7 +15149,7 @@
                 <w:sz w:val="20"/>
                 <w:szCs w:val="20"/>
               </w:rPr>
-              <w:t>术语</w:t>
+              <w:t>Термин</w:t>
             </w:r>
           </w:p>
         </w:tc>
@@ -19379,7 +15171,7 @@
                 <w:sz w:val="20"/>
                 <w:szCs w:val="20"/>
               </w:rPr>
-              <w:t>说明</w:t>
+              <w:t>Пояснение</w:t>
             </w:r>
           </w:p>
         </w:tc>
@@ -19404,83 +15196,27 @@
                 <w:sz w:val="20"/>
                 <w:szCs w:val="20"/>
               </w:rPr>
-              <w:t>本应用</w:t>
-            </w:r>
+              <w:t>Приложение / платформа</w:t>
+            </w:r>
+          </w:p>
+        </w:tc>
+        <w:tc>
+          <w:tcPr>
+            <w:tcW w:w="7143" w:type="dxa"/>
+            <w:vAlign w:val="center"/>
+          </w:tcPr>
+          <w:p>
+            <w:pPr>
+              <w:pStyle w:val="PZPlain"/>
+              <w:spacing w:before="40" w:after="40" w:line="240" w:lineRule="auto"/>
+              <w:jc w:val="both"/>
+            </w:pPr>
             <w:r>
               <w:rPr>
                 <w:sz w:val="20"/>
                 <w:szCs w:val="20"/>
               </w:rPr>
-              <w:t xml:space="preserve"> / </w:t>
-            </w:r>
-            <w:r>
-              <w:rPr>
-                <w:sz w:val="20"/>
-                <w:szCs w:val="20"/>
-              </w:rPr>
-              <w:t>本平台</w:t>
-            </w:r>
-          </w:p>
-        </w:tc>
-        <w:tc>
-          <w:tcPr>
-            <w:tcW w:w="7143" w:type="dxa"/>
-            <w:vAlign w:val="center"/>
-          </w:tcPr>
-          <w:p>
-            <w:pPr>
-              <w:pStyle w:val="PZPlain"/>
-              <w:spacing w:before="40" w:after="40" w:line="240" w:lineRule="auto"/>
-              <w:jc w:val="both"/>
-            </w:pPr>
-            <w:r>
-              <w:rPr>
-                <w:sz w:val="20"/>
-                <w:szCs w:val="20"/>
-              </w:rPr>
-              <w:t>中俄跨境贸易轻量化协同平台</w:t>
-            </w:r>
-            <w:r>
-              <w:rPr>
-                <w:sz w:val="20"/>
-                <w:szCs w:val="20"/>
-              </w:rPr>
-              <w:t xml:space="preserve"> Web </w:t>
-            </w:r>
-            <w:r>
-              <w:rPr>
-                <w:sz w:val="20"/>
-                <w:szCs w:val="20"/>
-              </w:rPr>
-              <w:t>客户端（</w:t>
-            </w:r>
-            <w:r>
-              <w:rPr>
-                <w:sz w:val="20"/>
-                <w:szCs w:val="20"/>
-              </w:rPr>
-              <w:t xml:space="preserve">Django </w:t>
-            </w:r>
-            <w:r>
-              <w:rPr>
-                <w:sz w:val="20"/>
-                <w:szCs w:val="20"/>
-              </w:rPr>
-              <w:t>项目</w:t>
-            </w:r>
-            <w:r>
-              <w:rPr>
-                <w:sz w:val="20"/>
-                <w:szCs w:val="20"/>
-              </w:rPr>
-              <w:t xml:space="preserve"> tradehub</w:t>
-            </w:r>
-            <w:r>
-              <w:rPr>
-                <w:sz w:val="20"/>
-                <w:szCs w:val="20"/>
-              </w:rPr>
-              <w:t>）</w:t>
+              <w:t>веб-клиент платформы кооперации для трансграничной торговли России и Китая (проект Django tradehub)</w:t>
             </w:r>
           </w:p>
         </w:tc>
@@ -19505,7 +15241,7 @@
                 <w:sz w:val="20"/>
                 <w:szCs w:val="20"/>
               </w:rPr>
-              <w:t>轻量化协同</w:t>
+              <w:t>Легковесная кооперация</w:t>
             </w:r>
           </w:p>
         </w:tc>
@@ -19525,7 +15261,7 @@
                 <w:sz w:val="20"/>
                 <w:szCs w:val="20"/>
               </w:rPr>
-              <w:t>不要求合作方更换或改造既有系统，以低门槛方式实现跨企业信息与任务协同</w:t>
+              <w:t>не требует от партнёров замены или доработки их систем; межкорпоративная координация с низким порогом входа</w:t>
             </w:r>
           </w:p>
         </w:tc>
@@ -19550,7 +15286,7 @@
                 <w:sz w:val="20"/>
                 <w:szCs w:val="20"/>
               </w:rPr>
-              <w:t>页面清单</w:t>
+              <w:t>Перечень страниц</w:t>
             </w:r>
           </w:p>
         </w:tc>
@@ -19570,7 +15306,7 @@
                 <w:sz w:val="20"/>
                 <w:szCs w:val="20"/>
               </w:rPr>
-              <w:t>应用全部页面的登记表，含名称、地址、路由名称、权限、用途与内容</w:t>
+              <w:t>реестр всех страниц приложения с названием, адресом, именем маршрута, доступом, назначением и содержанием</w:t>
             </w:r>
           </w:p>
         </w:tc>
@@ -19595,7 +15331,7 @@
                 <w:sz w:val="20"/>
                 <w:szCs w:val="20"/>
               </w:rPr>
-              <w:t>页面注册表</w:t>
+              <w:t>Реестр страниц</w:t>
             </w:r>
           </w:p>
         </w:tc>
@@ -19615,21 +15351,7 @@
                 <w:sz w:val="20"/>
                 <w:szCs w:val="20"/>
               </w:rPr>
-              <w:t>项目内的</w:t>
-            </w:r>
-            <w:r>
-              <w:rPr>
-                <w:sz w:val="20"/>
-                <w:szCs w:val="20"/>
-              </w:rPr>
-              <w:t xml:space="preserve"> portal/pages.py </w:t>
-            </w:r>
-            <w:r>
-              <w:rPr>
-                <w:sz w:val="20"/>
-                <w:szCs w:val="20"/>
-              </w:rPr>
-              <w:t>模块，是页面清单的唯一数据源</w:t>
+              <w:t>модуль portal/pages.py — единственный источник данных перечня</w:t>
             </w:r>
           </w:p>
         </w:tc>
@@ -19654,48 +15376,27 @@
                 <w:sz w:val="20"/>
                 <w:szCs w:val="20"/>
               </w:rPr>
-              <w:t>路由</w:t>
-            </w:r>
+              <w:t>Маршрут</w:t>
+            </w:r>
+          </w:p>
+        </w:tc>
+        <w:tc>
+          <w:tcPr>
+            <w:tcW w:w="7143" w:type="dxa"/>
+            <w:vAlign w:val="center"/>
+          </w:tcPr>
+          <w:p>
+            <w:pPr>
+              <w:pStyle w:val="PZPlain"/>
+              <w:spacing w:before="40" w:after="40" w:line="240" w:lineRule="auto"/>
+              <w:jc w:val="both"/>
+            </w:pPr>
             <w:r>
               <w:rPr>
                 <w:sz w:val="20"/>
                 <w:szCs w:val="20"/>
               </w:rPr>
-              <w:t xml:space="preserve"> /  маршрут</w:t>
-            </w:r>
-          </w:p>
-        </w:tc>
-        <w:tc>
-          <w:tcPr>
-            <w:tcW w:w="7143" w:type="dxa"/>
-            <w:vAlign w:val="center"/>
-          </w:tcPr>
-          <w:p>
-            <w:pPr>
-              <w:pStyle w:val="PZPlain"/>
-              <w:spacing w:before="40" w:after="40" w:line="240" w:lineRule="auto"/>
-              <w:jc w:val="both"/>
-            </w:pPr>
-            <w:r>
-              <w:rPr>
-                <w:sz w:val="20"/>
-                <w:szCs w:val="20"/>
-              </w:rPr>
-              <w:t>地址与视图之间的映射关系，由</w:t>
-            </w:r>
-            <w:r>
-              <w:rPr>
-                <w:sz w:val="20"/>
-                <w:szCs w:val="20"/>
-              </w:rPr>
-              <w:t xml:space="preserve"> URLconf </w:t>
-            </w:r>
-            <w:r>
-              <w:rPr>
-                <w:sz w:val="20"/>
-                <w:szCs w:val="20"/>
-              </w:rPr>
-              <w:t>定义</w:t>
+              <w:t>сопоставление адреса и представления, задаётся в URLconf</w:t>
             </w:r>
           </w:p>
         </w:tc>
@@ -19720,34 +15421,27 @@
                 <w:sz w:val="20"/>
                 <w:szCs w:val="20"/>
               </w:rPr>
-              <w:t>视图</w:t>
-            </w:r>
+              <w:t>Представление</w:t>
+            </w:r>
+          </w:p>
+        </w:tc>
+        <w:tc>
+          <w:tcPr>
+            <w:tcW w:w="7143" w:type="dxa"/>
+            <w:vAlign w:val="center"/>
+          </w:tcPr>
+          <w:p>
+            <w:pPr>
+              <w:pStyle w:val="PZPlain"/>
+              <w:spacing w:before="40" w:after="40" w:line="240" w:lineRule="auto"/>
+              <w:jc w:val="both"/>
+            </w:pPr>
             <w:r>
               <w:rPr>
                 <w:sz w:val="20"/>
                 <w:szCs w:val="20"/>
               </w:rPr>
-              <w:t xml:space="preserve"> / представление</w:t>
-            </w:r>
-          </w:p>
-        </w:tc>
-        <w:tc>
-          <w:tcPr>
-            <w:tcW w:w="7143" w:type="dxa"/>
-            <w:vAlign w:val="center"/>
-          </w:tcPr>
-          <w:p>
-            <w:pPr>
-              <w:pStyle w:val="PZPlain"/>
-              <w:spacing w:before="40" w:after="40" w:line="240" w:lineRule="auto"/>
-              <w:jc w:val="both"/>
-            </w:pPr>
-            <w:r>
-              <w:rPr>
-                <w:sz w:val="20"/>
-                <w:szCs w:val="20"/>
-              </w:rPr>
-              <w:t>接收请求、准备上下文并返回响应的函数</w:t>
+              <w:t>функция, принимающая запрос, готовящая контекст и возвращающая ответ</w:t>
             </w:r>
           </w:p>
         </w:tc>
@@ -19772,34 +15466,27 @@
                 <w:sz w:val="20"/>
                 <w:szCs w:val="20"/>
               </w:rPr>
-              <w:t>原型</w:t>
-            </w:r>
+              <w:t>Прототип</w:t>
+            </w:r>
+          </w:p>
+        </w:tc>
+        <w:tc>
+          <w:tcPr>
+            <w:tcW w:w="7143" w:type="dxa"/>
+            <w:vAlign w:val="center"/>
+          </w:tcPr>
+          <w:p>
+            <w:pPr>
+              <w:pStyle w:val="PZPlain"/>
+              <w:spacing w:before="40" w:after="40" w:line="240" w:lineRule="auto"/>
+              <w:jc w:val="both"/>
+            </w:pPr>
             <w:r>
               <w:rPr>
                 <w:sz w:val="20"/>
                 <w:szCs w:val="20"/>
               </w:rPr>
-              <w:t xml:space="preserve"> / прототип</w:t>
-            </w:r>
-          </w:p>
-        </w:tc>
-        <w:tc>
-          <w:tcPr>
-            <w:tcW w:w="7143" w:type="dxa"/>
-            <w:vAlign w:val="center"/>
-          </w:tcPr>
-          <w:p>
-            <w:pPr>
-              <w:pStyle w:val="PZPlain"/>
-              <w:spacing w:before="40" w:after="40" w:line="240" w:lineRule="auto"/>
-              <w:jc w:val="both"/>
-            </w:pPr>
-            <w:r>
-              <w:rPr>
-                <w:sz w:val="20"/>
-                <w:szCs w:val="20"/>
-              </w:rPr>
-              <w:t>仅验证路由、模板与上下文连通性、不含业务逻辑的临时实现</w:t>
+              <w:t>временная реализация, проверяющая связность маршрута, шаблона и контекста и не содержащая бизнес-логики</w:t>
             </w:r>
           </w:p>
         </w:tc>
@@ -19824,7 +15511,7 @@
                 <w:sz w:val="20"/>
                 <w:szCs w:val="20"/>
               </w:rPr>
-              <w:t>履约</w:t>
+              <w:t>Исполнение сделки</w:t>
             </w:r>
           </w:p>
         </w:tc>
@@ -19844,7 +15531,7 @@
                 <w:sz w:val="20"/>
                 <w:szCs w:val="20"/>
               </w:rPr>
-              <w:t>从订单确认到货物签收、对账完成的全部执行过程</w:t>
+              <w:t>весь путь от подтверждения заказа до приёмки груза и завершения сверки</w:t>
             </w:r>
           </w:p>
         </w:tc>
@@ -19869,7 +15556,7 @@
                 <w:sz w:val="20"/>
                 <w:szCs w:val="20"/>
               </w:rPr>
-              <w:t>单证</w:t>
+              <w:t>Документы</w:t>
             </w:r>
           </w:p>
         </w:tc>
@@ -19889,7 +15576,7 @@
                 <w:sz w:val="20"/>
                 <w:szCs w:val="20"/>
               </w:rPr>
-              <w:t>商业发票、装箱单、合同、运单、原产地文件、认证证书等随货或随单流转的文件</w:t>
+              <w:t>коммерческий инвойс, упаковочный лист, договор, транспортная накладная, сертификат происхождения, сертификаты соответствия</w:t>
             </w:r>
           </w:p>
         </w:tc>
@@ -19914,34 +15601,27 @@
                 <w:sz w:val="20"/>
                 <w:szCs w:val="20"/>
               </w:rPr>
-              <w:t xml:space="preserve">EAC </w:t>
-            </w:r>
+              <w:t>Сертификация EAC</w:t>
+            </w:r>
+          </w:p>
+        </w:tc>
+        <w:tc>
+          <w:tcPr>
+            <w:tcW w:w="7143" w:type="dxa"/>
+            <w:vAlign w:val="center"/>
+          </w:tcPr>
+          <w:p>
+            <w:pPr>
+              <w:pStyle w:val="PZPlain"/>
+              <w:spacing w:before="40" w:after="40" w:line="240" w:lineRule="auto"/>
+              <w:jc w:val="both"/>
+            </w:pPr>
             <w:r>
               <w:rPr>
                 <w:sz w:val="20"/>
                 <w:szCs w:val="20"/>
               </w:rPr>
-              <w:t>认证</w:t>
-            </w:r>
-          </w:p>
-        </w:tc>
-        <w:tc>
-          <w:tcPr>
-            <w:tcW w:w="7143" w:type="dxa"/>
-            <w:vAlign w:val="center"/>
-          </w:tcPr>
-          <w:p>
-            <w:pPr>
-              <w:pStyle w:val="PZPlain"/>
-              <w:spacing w:before="40" w:after="40" w:line="240" w:lineRule="auto"/>
-              <w:jc w:val="both"/>
-            </w:pPr>
-            <w:r>
-              <w:rPr>
-                <w:sz w:val="20"/>
-                <w:szCs w:val="20"/>
-              </w:rPr>
-              <w:t>欧亚经济联盟范围内的产品合格认证制度</w:t>
+              <w:t>обязательная оценка соответствия продукции в рамках ЕАЭС</w:t>
             </w:r>
           </w:p>
         </w:tc>
@@ -19986,7 +15666,7 @@
                 <w:sz w:val="20"/>
                 <w:szCs w:val="20"/>
               </w:rPr>
-              <w:t>俄罗斯用于电子证书管理的联邦信息系统</w:t>
+              <w:t>федеральная государственная информационная система РФ для учёта электронных сертификатов</w:t>
             </w:r>
           </w:p>
         </w:tc>
@@ -20031,21 +15711,7 @@
                 <w:sz w:val="20"/>
                 <w:szCs w:val="20"/>
               </w:rPr>
-              <w:t>人民币跨境支付系统</w:t>
-            </w:r>
-            <w:r>
-              <w:rPr>
-                <w:sz w:val="20"/>
-                <w:szCs w:val="20"/>
-              </w:rPr>
-              <w:t xml:space="preserve"> / </w:t>
-            </w:r>
-            <w:r>
-              <w:rPr>
-                <w:sz w:val="20"/>
-                <w:szCs w:val="20"/>
-              </w:rPr>
-              <w:t>俄罗斯金融信息传输系统</w:t>
+              <w:t>система трансграничных платежей КНР / система передачи финансовых сообщений Банка России</w:t>
             </w:r>
           </w:p>
         </w:tc>
@@ -20090,7 +15756,7 @@
                 <w:sz w:val="20"/>
                 <w:szCs w:val="20"/>
               </w:rPr>
-              <w:t>国际贸易术语解释通则，用于界定交货地点与费用、风险划分</w:t>
+              <w:t>международные правила толкования торговых терминов; определяют место поставки и распределение расходов и рисков</w:t>
             </w:r>
           </w:p>
         </w:tc>
@@ -20115,34 +15781,27 @@
                 <w:sz w:val="20"/>
                 <w:szCs w:val="20"/>
               </w:rPr>
-              <w:t xml:space="preserve">HS </w:t>
-            </w:r>
+              <w:t>Код ТН ВЭД / HS</w:t>
+            </w:r>
+          </w:p>
+        </w:tc>
+        <w:tc>
+          <w:tcPr>
+            <w:tcW w:w="7143" w:type="dxa"/>
+            <w:vAlign w:val="center"/>
+          </w:tcPr>
+          <w:p>
+            <w:pPr>
+              <w:pStyle w:val="PZPlain"/>
+              <w:spacing w:before="40" w:after="40" w:line="240" w:lineRule="auto"/>
+              <w:jc w:val="both"/>
+            </w:pPr>
             <w:r>
               <w:rPr>
                 <w:sz w:val="20"/>
                 <w:szCs w:val="20"/>
               </w:rPr>
-              <w:t>编码</w:t>
-            </w:r>
-          </w:p>
-        </w:tc>
-        <w:tc>
-          <w:tcPr>
-            <w:tcW w:w="7143" w:type="dxa"/>
-            <w:vAlign w:val="center"/>
-          </w:tcPr>
-          <w:p>
-            <w:pPr>
-              <w:pStyle w:val="PZPlain"/>
-              <w:spacing w:before="40" w:after="40" w:line="240" w:lineRule="auto"/>
-              <w:jc w:val="both"/>
-            </w:pPr>
-            <w:r>
-              <w:rPr>
-                <w:sz w:val="20"/>
-                <w:szCs w:val="20"/>
-              </w:rPr>
-              <w:t>商品名称及编码协调制度编码，用于商品归类</w:t>
+              <w:t>гармонизированная система описания и кодирования товаров; используется для классификации товара</w:t>
             </w:r>
           </w:p>
         </w:tc>
@@ -20158,7 +15817,6 @@
       <w:pPr>
         <w:pStyle w:val="1"/>
       </w:pPr>
-      <w:bookmarkStart w:id="29" w:name="_Toc241418978"/>
       <w:r>
         <w:rPr>
           <w:rFonts w:ascii="Times New Roman" w:eastAsia="SimHei" w:hAnsi="Times New Roman" w:cs="Times New Roman"/>
@@ -20166,7 +15824,6 @@
         <w:lastRenderedPageBreak/>
         <w:t>ПРИЛОЖЕНИЕ Б</w:t>
       </w:r>
-      <w:bookmarkEnd w:id="29"/>
     </w:p>
     <w:p>
       <w:pPr>
@@ -20177,21 +15834,7 @@
           <w:sz w:val="26"/>
           <w:szCs w:val="26"/>
         </w:rPr>
-        <w:t>（页面索引</w:t>
-      </w:r>
-      <w:r>
-        <w:rPr>
-          <w:sz w:val="26"/>
-          <w:szCs w:val="26"/>
-        </w:rPr>
-        <w:t xml:space="preserve"> / Указатель страниц</w:t>
-      </w:r>
-      <w:r>
-        <w:rPr>
-          <w:sz w:val="26"/>
-          <w:szCs w:val="26"/>
-        </w:rPr>
-        <w:t>）</w:t>
+        <w:t>(Указатель страниц по модулям)</w:t>
       </w:r>
     </w:p>
     <w:p>
@@ -20199,7 +15842,7 @@
         <w:pStyle w:val="PZTableCaption"/>
       </w:pPr>
       <w:r>
-        <w:t>Таблица B.1 – Указатель страниц по модулям</w:t>
+        <w:t>Таблица Б.1 – Указатель страниц по модулям</w:t>
       </w:r>
     </w:p>
     <w:tbl>
@@ -20356,14 +15999,7 @@
                 <w:sz w:val="17"/>
                 <w:szCs w:val="17"/>
               </w:rPr>
-              <w:t xml:space="preserve">Общие страницы / </w:t>
-            </w:r>
-            <w:r>
-              <w:rPr>
-                <w:sz w:val="17"/>
-                <w:szCs w:val="17"/>
-              </w:rPr>
-              <w:t>公共页面</w:t>
+              <w:t>Общие страницы</w:t>
             </w:r>
           </w:p>
         </w:tc>
@@ -20447,14 +16083,7 @@
                 <w:sz w:val="17"/>
                 <w:szCs w:val="17"/>
               </w:rPr>
-              <w:t xml:space="preserve">Предприятие и аккаунт / </w:t>
-            </w:r>
-            <w:r>
-              <w:rPr>
-                <w:sz w:val="17"/>
-                <w:szCs w:val="17"/>
-              </w:rPr>
-              <w:t>企业与账号</w:t>
+              <w:t>Предприятие и аккаунт</w:t>
             </w:r>
           </w:p>
         </w:tc>
@@ -20538,14 +16167,7 @@
                 <w:sz w:val="17"/>
                 <w:szCs w:val="17"/>
               </w:rPr>
-              <w:t xml:space="preserve">Товары / </w:t>
-            </w:r>
-            <w:r>
-              <w:rPr>
-                <w:sz w:val="17"/>
-                <w:szCs w:val="17"/>
-              </w:rPr>
-              <w:t>商品管理</w:t>
+              <w:t>Товары</w:t>
             </w:r>
           </w:p>
         </w:tc>
@@ -20629,14 +16251,7 @@
                 <w:sz w:val="17"/>
                 <w:szCs w:val="17"/>
               </w:rPr>
-              <w:t xml:space="preserve">Запросы и предложения / </w:t>
-            </w:r>
-            <w:r>
-              <w:rPr>
-                <w:sz w:val="17"/>
-                <w:szCs w:val="17"/>
-              </w:rPr>
-              <w:t>询价与报价</w:t>
+              <w:t>Запросы и предложения</w:t>
             </w:r>
           </w:p>
         </w:tc>
@@ -20720,14 +16335,7 @@
                 <w:sz w:val="17"/>
                 <w:szCs w:val="17"/>
               </w:rPr>
-              <w:t xml:space="preserve">Заказы / </w:t>
-            </w:r>
-            <w:r>
-              <w:rPr>
-                <w:sz w:val="17"/>
-                <w:szCs w:val="17"/>
-              </w:rPr>
-              <w:t>订单管理</w:t>
+              <w:t>Заказы</w:t>
             </w:r>
           </w:p>
         </w:tc>
@@ -20811,14 +16419,7 @@
                 <w:sz w:val="17"/>
                 <w:szCs w:val="17"/>
               </w:rPr>
-              <w:t xml:space="preserve">Логистика и пункты пропуска / </w:t>
-            </w:r>
-            <w:r>
-              <w:rPr>
-                <w:sz w:val="17"/>
-                <w:szCs w:val="17"/>
-              </w:rPr>
-              <w:t>物流与口岸</w:t>
+              <w:t>Логистика и пункты пропуска</w:t>
             </w:r>
           </w:p>
         </w:tc>
@@ -20902,14 +16503,7 @@
                 <w:sz w:val="17"/>
                 <w:szCs w:val="17"/>
               </w:rPr>
-              <w:t xml:space="preserve">Документы и соответствие / </w:t>
-            </w:r>
-            <w:r>
-              <w:rPr>
-                <w:sz w:val="17"/>
-                <w:szCs w:val="17"/>
-              </w:rPr>
-              <w:t>单证与合规</w:t>
+              <w:t>Документы и соответствие</w:t>
             </w:r>
           </w:p>
         </w:tc>
@@ -20993,14 +16587,7 @@
                 <w:sz w:val="17"/>
                 <w:szCs w:val="17"/>
               </w:rPr>
-              <w:t xml:space="preserve">Двуязычное общение / </w:t>
-            </w:r>
-            <w:r>
-              <w:rPr>
-                <w:sz w:val="17"/>
-                <w:szCs w:val="17"/>
-              </w:rPr>
-              <w:t>双语沟通</w:t>
+              <w:t>Двуязычное общение</w:t>
             </w:r>
           </w:p>
         </w:tc>
@@ -21084,14 +16671,7 @@
                 <w:sz w:val="17"/>
                 <w:szCs w:val="17"/>
               </w:rPr>
-              <w:t xml:space="preserve">Задачи и напоминания / </w:t>
-            </w:r>
-            <w:r>
-              <w:rPr>
-                <w:sz w:val="17"/>
-                <w:szCs w:val="17"/>
-              </w:rPr>
-              <w:t>任务与提醒</w:t>
+              <w:t>Задачи и напоминания</w:t>
             </w:r>
           </w:p>
         </w:tc>
@@ -21175,14 +16755,7 @@
                 <w:sz w:val="17"/>
                 <w:szCs w:val="17"/>
               </w:rPr>
-              <w:t xml:space="preserve">Аналитика / </w:t>
-            </w:r>
-            <w:r>
-              <w:rPr>
-                <w:sz w:val="17"/>
-                <w:szCs w:val="17"/>
-              </w:rPr>
-              <w:t>数据看板</w:t>
+              <w:t>Аналитика</w:t>
             </w:r>
           </w:p>
         </w:tc>
@@ -21266,14 +16839,7 @@
                 <w:sz w:val="17"/>
                 <w:szCs w:val="17"/>
               </w:rPr>
-              <w:t xml:space="preserve">Расчёты и сверка / </w:t>
-            </w:r>
-            <w:r>
-              <w:rPr>
-                <w:sz w:val="17"/>
-                <w:szCs w:val="17"/>
-              </w:rPr>
-              <w:t>结算与对账</w:t>
+              <w:t>Расчёты и сверка</w:t>
             </w:r>
           </w:p>
         </w:tc>
@@ -21357,14 +16923,7 @@
                 <w:sz w:val="17"/>
                 <w:szCs w:val="17"/>
               </w:rPr>
-              <w:t xml:space="preserve">Администрирование / </w:t>
-            </w:r>
-            <w:r>
-              <w:rPr>
-                <w:sz w:val="17"/>
-                <w:szCs w:val="17"/>
-              </w:rPr>
-              <w:t>系统管理</w:t>
+              <w:t>Администрирование</w:t>
             </w:r>
           </w:p>
         </w:tc>
@@ -21448,14 +17007,7 @@
                 <w:sz w:val="17"/>
                 <w:szCs w:val="17"/>
               </w:rPr>
-              <w:t xml:space="preserve">Итого / </w:t>
-            </w:r>
-            <w:r>
-              <w:rPr>
-                <w:sz w:val="17"/>
-                <w:szCs w:val="17"/>
-              </w:rPr>
-              <w:t>合计</w:t>
+              <w:t>Итого</w:t>
             </w:r>
           </w:p>
         </w:tc>
@@ -21768,31 +17320,31 @@
       </w:rPr>
     </w:lvl>
   </w:abstractNum>
-  <w:num w:numId="1" w16cid:durableId="543712522">
+  <w:num w:numId="1" w16cid:durableId="662272532">
     <w:abstractNumId w:val="8"/>
   </w:num>
-  <w:num w:numId="2" w16cid:durableId="526061370">
+  <w:num w:numId="2" w16cid:durableId="661666878">
     <w:abstractNumId w:val="6"/>
   </w:num>
-  <w:num w:numId="3" w16cid:durableId="40053984">
+  <w:num w:numId="3" w16cid:durableId="755829409">
     <w:abstractNumId w:val="5"/>
   </w:num>
-  <w:num w:numId="4" w16cid:durableId="1365836276">
+  <w:num w:numId="4" w16cid:durableId="1785034809">
     <w:abstractNumId w:val="4"/>
   </w:num>
-  <w:num w:numId="5" w16cid:durableId="1011831033">
+  <w:num w:numId="5" w16cid:durableId="612631213">
     <w:abstractNumId w:val="7"/>
   </w:num>
-  <w:num w:numId="6" w16cid:durableId="1562059317">
+  <w:num w:numId="6" w16cid:durableId="624307943">
     <w:abstractNumId w:val="3"/>
   </w:num>
-  <w:num w:numId="7" w16cid:durableId="989284755">
+  <w:num w:numId="7" w16cid:durableId="350688774">
     <w:abstractNumId w:val="2"/>
   </w:num>
-  <w:num w:numId="8" w16cid:durableId="855654749">
+  <w:num w:numId="8" w16cid:durableId="305355921">
     <w:abstractNumId w:val="1"/>
   </w:num>
-  <w:num w:numId="9" w16cid:durableId="921254710">
+  <w:num w:numId="9" w16cid:durableId="1230070383">
     <w:abstractNumId w:val="0"/>
   </w:num>
 </w:numbering>
@@ -33288,38 +28840,6 @@
       <w:jc w:val="center"/>
     </w:pPr>
   </w:style>
-  <w:style w:type="paragraph" w:styleId="TOC1">
-    <w:name w:val="toc 1"/>
-    <w:basedOn w:val="a1"/>
-    <w:next w:val="a1"/>
-    <w:autoRedefine/>
-    <w:uiPriority w:val="39"/>
-    <w:unhideWhenUsed/>
-    <w:rsid w:val="00C459B5"/>
-  </w:style>
-  <w:style w:type="paragraph" w:styleId="TOC2">
-    <w:name w:val="toc 2"/>
-    <w:basedOn w:val="a1"/>
-    <w:next w:val="a1"/>
-    <w:autoRedefine/>
-    <w:uiPriority w:val="39"/>
-    <w:unhideWhenUsed/>
-    <w:rsid w:val="00C459B5"/>
-    <w:pPr>
-      <w:ind w:leftChars="200" w:left="420"/>
-    </w:pPr>
-  </w:style>
-  <w:style w:type="character" w:styleId="aff9">
-    <w:name w:val="Hyperlink"/>
-    <w:basedOn w:val="a2"/>
-    <w:uiPriority w:val="99"/>
-    <w:unhideWhenUsed/>
-    <w:rsid w:val="00C459B5"/>
-    <w:rPr>
-      <w:color w:val="0000FF" w:themeColor="hyperlink"/>
-      <w:u w:val="single"/>
-    </w:rPr>
-  </w:style>
 </w:styles>
 </file>
 

--- a/docs/Описание_страниц_приложения.docx
+++ b/docs/Описание_страниц_приложения.docx
@@ -275,7 +275,7 @@
         <w:pStyle w:val="PZPlain"/>
       </w:pPr>
       <w:r>
-        <w:t>Курсовой проект содержит 31 страница, 4 рисунка, 18 таблиц и 10 источников.</w:t>
+        <w:t>Курсовой проект содержит 32 страницы, 4 рисунка, 18 таблиц и 10 источников.</w:t>
       </w:r>
     </w:p>
     <w:p>
@@ -839,7 +839,7 @@
       </w:r>
       <w:r>
         <w:tab/>
-        <w:t>27</w:t>
+        <w:t>28</w:t>
       </w:r>
     </w:p>
     <w:p>
@@ -855,7 +855,7 @@
       </w:r>
       <w:r>
         <w:tab/>
-        <w:t>29</w:t>
+        <w:t>30</w:t>
       </w:r>
     </w:p>
     <w:p>
@@ -871,7 +871,7 @@
       </w:r>
       <w:r>
         <w:tab/>
-        <w:t>30</w:t>
+        <w:t>31</w:t>
       </w:r>
     </w:p>
     <w:p>
@@ -888,7 +888,7 @@
       </w:r>
       <w:r>
         <w:tab/>
-        <w:t>31</w:t>
+        <w:t>32</w:t>
       </w:r>
     </w:p>
     <w:p>
@@ -1937,11 +1937,11 @@
     </w:p>
     <w:p>
       <w:r>
-        <w:t xml:space="preserve">Технически приложение представляет собой проект Django, включающий конфигурацию tradehub и приложение portal. Все страницы </w:t>
+        <w:t xml:space="preserve">Технически приложение представляет собой проект Django, включающий конфигурацию tradehub и одиннадцать приложений — ядро core </w:t>
       </w:r>
       <w:r>
         <w:lastRenderedPageBreak/>
-        <w:t>предоставляются приложением portal, при этом страницы ведения данных используют встроенную административную панель Django.</w:t>
+        <w:t>и десять доменных приложений по ограниченным контекстам (accounts, catalog, trading, logistics, documents, messaging, tasks, analytics, billing, system). Страницы распределены между приложениями, при этом страницы ведения данных используют встроенную административную панель Django.</w:t>
       </w:r>
     </w:p>
     <w:p>
@@ -2425,6 +2425,7 @@
         <w:pStyle w:val="PZList"/>
       </w:pPr>
       <w:r>
+        <w:lastRenderedPageBreak/>
         <w:t>– страница принадлежит модулю: каждая страница относится ровно к одному функциональному модулю M0–M11, модуль задаёт префикс адреса и группу в навигации;</w:t>
       </w:r>
     </w:p>
@@ -2433,7 +2434,6 @@
         <w:pStyle w:val="PZList"/>
       </w:pPr>
       <w:r>
-        <w:lastRenderedPageBreak/>
         <w:t>– адрес отражает иерархию: путь URL отражает модуль и уровень объекта (например, /orders/&lt;id&gt;/milestones/), поэтому адрес читается сам по себе;</w:t>
       </w:r>
     </w:p>
@@ -2442,7 +2442,7 @@
         <w:pStyle w:val="PZList"/>
       </w:pPr>
       <w:r>
-        <w:t>– у перечня один источник: реестр portal/pages.py — единственный источник данных, из которого выведены маршруты, представления и настоящий документ.</w:t>
+        <w:t>– у перечня один источник: реестр core/pages.py — единственный источник данных, из которого выведены маршруты, представления и настоящий документ.</w:t>
       </w:r>
     </w:p>
     <w:p>
@@ -2989,7 +2989,7 @@
                 <w:sz w:val="20"/>
                 <w:szCs w:val="20"/>
               </w:rPr>
-              <w:t>имена маршрутов находятся в пространстве имён portal, в шаблонах используется portal:&lt;имя&gt;</w:t>
+              <w:t>у каждого приложения своё пространство имён, совпадающее с его именем; в шаблонах используется &lt;приложение&gt;:&lt;имя&gt;</w:t>
             </w:r>
           </w:p>
         </w:tc>
@@ -3008,7 +3008,7 @@
                 <w:sz w:val="20"/>
                 <w:szCs w:val="20"/>
               </w:rPr>
-              <w:t>portal:order_detail</w:t>
+              <w:t>trading:order_detail</w:t>
             </w:r>
           </w:p>
         </w:tc>
@@ -3050,7 +3050,7 @@
     </w:p>
     <w:p>
       <w:r>
-        <w:t>Корневая конфигурация tradehub/urls.py передаёт приложению portal все запросы, кроме административной панели. Приложение portal делит адреса по префиксам модулей; распределение двенадцати модулей и числа страниц показано на рисунке.</w:t>
+        <w:t>Корневая конфигурация tradehub/urls.py передаёт запросы приложениям проекта: у каждого домена свой URLconf и своё пространство имён, административная панель обслуживается отдельно. Приложения делят адреса по префиксам модулей; распределение двенадцати модулей и числа страниц показано на рисунке.</w:t>
       </w:r>
     </w:p>
     <w:p>
@@ -3062,7 +3062,7 @@
           <w:noProof/>
         </w:rPr>
         <w:drawing>
-          <wp:inline distT="0" distB="0" distL="0" distR="0" wp14:anchorId="661EE3FC" wp14:editId="4A1D3069">
+          <wp:inline distT="0" distB="0" distL="0" distR="0" wp14:anchorId="69F7E3B9" wp14:editId="65E810A3">
             <wp:extent cx="5616000" cy="3729202"/>
             <wp:effectExtent l="0" t="0" r="0" b="0"/>
             <wp:docPr id="1" name="Picture 1"/>
@@ -3137,7 +3137,7 @@
           <w:noProof/>
         </w:rPr>
         <w:drawing>
-          <wp:inline distT="0" distB="0" distL="0" distR="0" wp14:anchorId="5CD6FB44" wp14:editId="3E7258B6">
+          <wp:inline distT="0" distB="0" distL="0" distR="0" wp14:anchorId="12D334A7" wp14:editId="4B97B2AC">
             <wp:extent cx="5616000" cy="3396237"/>
             <wp:effectExtent l="0" t="0" r="0" b="0"/>
             <wp:docPr id="2" name="Picture 2"/>
@@ -3212,7 +3212,7 @@
         </w:rPr>
         <w:lastRenderedPageBreak/>
         <w:drawing>
-          <wp:inline distT="0" distB="0" distL="0" distR="0" wp14:anchorId="43C2255E" wp14:editId="0A206C88">
+          <wp:inline distT="0" distB="0" distL="0" distR="0" wp14:anchorId="15AE5FAE" wp14:editId="5D995EF7">
             <wp:extent cx="5400000" cy="3265613"/>
             <wp:effectExtent l="0" t="0" r="0" b="0"/>
             <wp:docPr id="3" name="Picture 3"/>
@@ -3287,7 +3287,7 @@
         </w:rPr>
         <w:lastRenderedPageBreak/>
         <w:drawing>
-          <wp:inline distT="0" distB="0" distL="0" distR="0" wp14:anchorId="18F047AB" wp14:editId="54FA2FAE">
+          <wp:inline distT="0" distB="0" distL="0" distR="0" wp14:anchorId="5FDD11E1" wp14:editId="3F03D103">
             <wp:extent cx="5184000" cy="2982726"/>
             <wp:effectExtent l="0" t="0" r="0" b="0"/>
             <wp:docPr id="4" name="Picture 4"/>
@@ -3527,7 +3527,7 @@
                 <w:szCs w:val="17"/>
               </w:rPr>
               <w:br/>
-              <w:t>portal:index</w:t>
+              <w:t>core:index</w:t>
             </w:r>
           </w:p>
         </w:tc>
@@ -3628,7 +3628,7 @@
                 <w:szCs w:val="17"/>
               </w:rPr>
               <w:br/>
-              <w:t>portal:about</w:t>
+              <w:t>core:about</w:t>
             </w:r>
           </w:p>
         </w:tc>
@@ -3729,7 +3729,7 @@
                 <w:szCs w:val="17"/>
               </w:rPr>
               <w:br/>
-              <w:t>portal:help</w:t>
+              <w:t>core:help</w:t>
             </w:r>
           </w:p>
         </w:tc>
@@ -3830,7 +3830,7 @@
                 <w:szCs w:val="17"/>
               </w:rPr>
               <w:br/>
-              <w:t>portal:login</w:t>
+              <w:t>accounts:login</w:t>
             </w:r>
           </w:p>
         </w:tc>
@@ -3931,7 +3931,7 @@
                 <w:szCs w:val="17"/>
               </w:rPr>
               <w:br/>
-              <w:t>portal:register</w:t>
+              <w:t>accounts:register</w:t>
             </w:r>
           </w:p>
         </w:tc>
@@ -4032,7 +4032,7 @@
                 <w:szCs w:val="17"/>
               </w:rPr>
               <w:br/>
-              <w:t>portal:logout</w:t>
+              <w:t>accounts:logout</w:t>
             </w:r>
           </w:p>
         </w:tc>
@@ -4143,10 +4143,10 @@
         <w:tblLook w:val="04A0" w:firstRow="1" w:lastRow="0" w:firstColumn="1" w:lastColumn="0" w:noHBand="0" w:noVBand="1"/>
       </w:tblPr>
       <w:tblGrid>
-        <w:gridCol w:w="2312"/>
-        <w:gridCol w:w="1097"/>
-        <w:gridCol w:w="3004"/>
-        <w:gridCol w:w="3292"/>
+        <w:gridCol w:w="2382"/>
+        <w:gridCol w:w="1087"/>
+        <w:gridCol w:w="2975"/>
+        <w:gridCol w:w="3261"/>
       </w:tblGrid>
       <w:tr>
         <w:trPr>
@@ -4279,7 +4279,7 @@
                 <w:szCs w:val="17"/>
               </w:rPr>
               <w:br/>
-              <w:t>portal:enterprise_profile</w:t>
+              <w:t>accounts:enterprise_profile</w:t>
             </w:r>
           </w:p>
         </w:tc>
@@ -4380,7 +4380,7 @@
                 <w:szCs w:val="17"/>
               </w:rPr>
               <w:br/>
-              <w:t>portal:enterprise_verification</w:t>
+              <w:t>accounts:enterprise_verification</w:t>
             </w:r>
           </w:p>
         </w:tc>
@@ -4481,7 +4481,7 @@
                 <w:szCs w:val="17"/>
               </w:rPr>
               <w:br/>
-              <w:t>portal:enterprise_members</w:t>
+              <w:t>accounts:enterprise_members</w:t>
             </w:r>
           </w:p>
         </w:tc>
@@ -4582,7 +4582,7 @@
                 <w:szCs w:val="17"/>
               </w:rPr>
               <w:br/>
-              <w:t>portal:enterprise_invitations</w:t>
+              <w:t>accounts:enterprise_invitations</w:t>
             </w:r>
           </w:p>
         </w:tc>
@@ -4834,7 +4834,7 @@
                 <w:sz w:val="17"/>
                 <w:szCs w:val="17"/>
               </w:rPr>
-              <w:t>portal:goods_list</w:t>
+              <w:t>catalog:goods_list</w:t>
             </w:r>
           </w:p>
         </w:tc>
@@ -4935,7 +4935,7 @@
                 <w:szCs w:val="17"/>
               </w:rPr>
               <w:br/>
-              <w:t>portal:goods_detail</w:t>
+              <w:t>catalog:goods_detail</w:t>
             </w:r>
           </w:p>
         </w:tc>
@@ -5037,7 +5037,7 @@
                 <w:szCs w:val="17"/>
               </w:rPr>
               <w:br/>
-              <w:t>portal:goods_form</w:t>
+              <w:t>catalog:goods_form</w:t>
             </w:r>
           </w:p>
         </w:tc>
@@ -5283,7 +5283,7 @@
                 <w:szCs w:val="17"/>
               </w:rPr>
               <w:br/>
-              <w:t>portal:rfq_list</w:t>
+              <w:t>trading:rfq_list</w:t>
             </w:r>
           </w:p>
         </w:tc>
@@ -5384,7 +5384,7 @@
                 <w:szCs w:val="17"/>
               </w:rPr>
               <w:br/>
-              <w:t>portal:rfq_create</w:t>
+              <w:t>trading:rfq_create</w:t>
             </w:r>
           </w:p>
         </w:tc>
@@ -5485,7 +5485,7 @@
                 <w:szCs w:val="17"/>
               </w:rPr>
               <w:br/>
-              <w:t>portal:rfq_detail</w:t>
+              <w:t>trading:rfq_detail</w:t>
             </w:r>
           </w:p>
         </w:tc>
@@ -5586,7 +5586,7 @@
                 <w:szCs w:val="17"/>
               </w:rPr>
               <w:br/>
-              <w:t>portal:quote_list</w:t>
+              <w:t>trading:quote_list</w:t>
             </w:r>
           </w:p>
         </w:tc>
@@ -5687,7 +5687,7 @@
                 <w:szCs w:val="17"/>
               </w:rPr>
               <w:br/>
-              <w:t>portal:quote_detail</w:t>
+              <w:t>trading:quote_detail</w:t>
             </w:r>
           </w:p>
         </w:tc>
@@ -5937,7 +5937,7 @@
                 <w:szCs w:val="17"/>
               </w:rPr>
               <w:br/>
-              <w:t>portal:order_list</w:t>
+              <w:t>trading:order_list</w:t>
             </w:r>
           </w:p>
         </w:tc>
@@ -6038,7 +6038,7 @@
                 <w:szCs w:val="17"/>
               </w:rPr>
               <w:br/>
-              <w:t>portal:order_detail</w:t>
+              <w:t>trading:order_detail</w:t>
             </w:r>
           </w:p>
         </w:tc>
@@ -6139,7 +6139,7 @@
                 <w:szCs w:val="17"/>
               </w:rPr>
               <w:br/>
-              <w:t>portal:order_milestones</w:t>
+              <w:t>trading:order_milestones</w:t>
             </w:r>
           </w:p>
         </w:tc>
@@ -6240,7 +6240,7 @@
                 <w:szCs w:val="17"/>
               </w:rPr>
               <w:br/>
-              <w:t>portal:order_changes</w:t>
+              <w:t>trading:order_changes</w:t>
             </w:r>
           </w:p>
         </w:tc>
@@ -6486,7 +6486,7 @@
                 <w:szCs w:val="17"/>
               </w:rPr>
               <w:br/>
-              <w:t>portal:shipment_list</w:t>
+              <w:t>logistics:shipment_list</w:t>
             </w:r>
           </w:p>
         </w:tc>
@@ -6587,7 +6587,7 @@
                 <w:szCs w:val="17"/>
               </w:rPr>
               <w:br/>
-              <w:t>portal:shipment_detail</w:t>
+              <w:t>logistics:shipment_detail</w:t>
             </w:r>
           </w:p>
         </w:tc>
@@ -6688,7 +6688,7 @@
                 <w:szCs w:val="17"/>
               </w:rPr>
               <w:br/>
-              <w:t>portal:exception_list</w:t>
+              <w:t>logistics:exception_list</w:t>
             </w:r>
           </w:p>
         </w:tc>
@@ -6796,7 +6796,7 @@
                 <w:szCs w:val="17"/>
               </w:rPr>
               <w:br/>
-              <w:t>portal:exception_create</w:t>
+              <w:t>logistics:exception_create</w:t>
             </w:r>
           </w:p>
         </w:tc>
@@ -7042,7 +7042,7 @@
                 <w:szCs w:val="17"/>
               </w:rPr>
               <w:br/>
-              <w:t>portal:documents_list</w:t>
+              <w:t>documents:documents_list</w:t>
             </w:r>
           </w:p>
         </w:tc>
@@ -7143,7 +7143,7 @@
                 <w:szCs w:val="17"/>
               </w:rPr>
               <w:br/>
-              <w:t>portal:documents_upload</w:t>
+              <w:t>documents:documents_upload</w:t>
             </w:r>
           </w:p>
         </w:tc>
@@ -7244,7 +7244,7 @@
                 <w:szCs w:val="17"/>
               </w:rPr>
               <w:br/>
-              <w:t>portal:certificates_list</w:t>
+              <w:t>documents:certificates_list</w:t>
             </w:r>
           </w:p>
         </w:tc>
@@ -7345,7 +7345,7 @@
                 <w:szCs w:val="17"/>
               </w:rPr>
               <w:br/>
-              <w:t>portal:compliance_check</w:t>
+              <w:t>documents:compliance_check</w:t>
             </w:r>
           </w:p>
         </w:tc>
@@ -7592,7 +7592,7 @@
                 <w:szCs w:val="17"/>
               </w:rPr>
               <w:br/>
-              <w:t>portal:message_list</w:t>
+              <w:t>messaging:message_list</w:t>
             </w:r>
           </w:p>
         </w:tc>
@@ -7693,7 +7693,7 @@
                 <w:szCs w:val="17"/>
               </w:rPr>
               <w:br/>
-              <w:t>portal:message_detail</w:t>
+              <w:t>messaging:message_detail</w:t>
             </w:r>
           </w:p>
         </w:tc>
@@ -7939,7 +7939,7 @@
                 <w:szCs w:val="17"/>
               </w:rPr>
               <w:br/>
-              <w:t>portal:task_board</w:t>
+              <w:t>tasks:task_board</w:t>
             </w:r>
           </w:p>
         </w:tc>
@@ -8040,7 +8040,7 @@
                 <w:szCs w:val="17"/>
               </w:rPr>
               <w:br/>
-              <w:t>portal:task_detail</w:t>
+              <w:t>tasks:task_detail</w:t>
             </w:r>
           </w:p>
         </w:tc>
@@ -8133,6 +8133,12 @@
                 <w:szCs w:val="17"/>
               </w:rPr>
               <w:br/>
+            </w:r>
+            <w:r>
+              <w:rPr>
+                <w:sz w:val="17"/>
+                <w:szCs w:val="17"/>
+              </w:rPr>
               <w:t>/notifications/settings/</w:t>
             </w:r>
             <w:r>
@@ -8141,7 +8147,7 @@
                 <w:szCs w:val="17"/>
               </w:rPr>
               <w:br/>
-              <w:t>portal:notification_settings</w:t>
+              <w:t>tasks:notification_settings</w:t>
             </w:r>
           </w:p>
         </w:tc>
@@ -8252,10 +8258,10 @@
         <w:tblLook w:val="04A0" w:firstRow="1" w:lastRow="0" w:firstColumn="1" w:lastColumn="0" w:noHBand="0" w:noVBand="1"/>
       </w:tblPr>
       <w:tblGrid>
-        <w:gridCol w:w="2312"/>
-        <w:gridCol w:w="1097"/>
-        <w:gridCol w:w="3004"/>
-        <w:gridCol w:w="3292"/>
+        <w:gridCol w:w="2411"/>
+        <w:gridCol w:w="1083"/>
+        <w:gridCol w:w="2963"/>
+        <w:gridCol w:w="3248"/>
       </w:tblGrid>
       <w:tr>
         <w:trPr>
@@ -8388,7 +8394,7 @@
                 <w:szCs w:val="17"/>
               </w:rPr>
               <w:br/>
-              <w:t>portal:dashboard</w:t>
+              <w:t>analytics:dashboard</w:t>
             </w:r>
           </w:p>
         </w:tc>
@@ -8489,7 +8495,7 @@
                 <w:szCs w:val="17"/>
               </w:rPr>
               <w:br/>
-              <w:t>portal:dashboard_logistics</w:t>
+              <w:t>analytics:dashboard_logistics</w:t>
             </w:r>
           </w:p>
         </w:tc>
@@ -8590,7 +8596,7 @@
                 <w:szCs w:val="17"/>
               </w:rPr>
               <w:br/>
-              <w:t>portal:dashboard_compliance</w:t>
+              <w:t>analytics:dashboard_compliance</w:t>
             </w:r>
           </w:p>
         </w:tc>
@@ -8836,7 +8842,7 @@
                 <w:szCs w:val="17"/>
               </w:rPr>
               <w:br/>
-              <w:t>portal:statement_list</w:t>
+              <w:t>billing:statement_list</w:t>
             </w:r>
           </w:p>
         </w:tc>
@@ -8937,7 +8943,7 @@
                 <w:szCs w:val="17"/>
               </w:rPr>
               <w:br/>
-              <w:t>portal:statement_detail</w:t>
+              <w:t>billing:statement_detail</w:t>
             </w:r>
           </w:p>
         </w:tc>
@@ -9184,7 +9190,7 @@
                 <w:szCs w:val="17"/>
               </w:rPr>
               <w:br/>
-              <w:t>portal:audit_log_list</w:t>
+              <w:t>system:audit_log_list</w:t>
             </w:r>
           </w:p>
         </w:tc>
@@ -9285,7 +9291,7 @@
                 <w:szCs w:val="17"/>
               </w:rPr>
               <w:br/>
-              <w:t>portal:dictionary_list</w:t>
+              <w:t>system:dictionary_list</w:t>
             </w:r>
           </w:p>
         </w:tc>
@@ -9497,12 +9503,12 @@
         <w:tblLook w:val="04A0" w:firstRow="1" w:lastRow="0" w:firstColumn="1" w:lastColumn="0" w:noHBand="0" w:noVBand="1"/>
       </w:tblPr>
       <w:tblGrid>
-        <w:gridCol w:w="376"/>
-        <w:gridCol w:w="783"/>
-        <w:gridCol w:w="1625"/>
-        <w:gridCol w:w="2128"/>
-        <w:gridCol w:w="2191"/>
-        <w:gridCol w:w="2602"/>
+        <w:gridCol w:w="338"/>
+        <w:gridCol w:w="733"/>
+        <w:gridCol w:w="1459"/>
+        <w:gridCol w:w="1954"/>
+        <w:gridCol w:w="2220"/>
+        <w:gridCol w:w="3001"/>
       </w:tblGrid>
       <w:tr>
         <w:trPr>
@@ -9741,7 +9747,7 @@
                 <w:sz w:val="17"/>
                 <w:szCs w:val="17"/>
               </w:rPr>
-              <w:t>portal:index</w:t>
+              <w:t>core:index</w:t>
             </w:r>
           </w:p>
         </w:tc>
@@ -9760,7 +9766,7 @@
                 <w:sz w:val="17"/>
                 <w:szCs w:val="17"/>
               </w:rPr>
-              <w:t>views.index_view</w:t>
+              <w:t>core.views.index_view</w:t>
             </w:r>
           </w:p>
         </w:tc>
@@ -9863,7 +9869,7 @@
                 <w:sz w:val="17"/>
                 <w:szCs w:val="17"/>
               </w:rPr>
-              <w:t>portal:about</w:t>
+              <w:t>core:about</w:t>
             </w:r>
           </w:p>
         </w:tc>
@@ -9882,7 +9888,7 @@
                 <w:sz w:val="17"/>
                 <w:szCs w:val="17"/>
               </w:rPr>
-              <w:t>views.about_view</w:t>
+              <w:t>core.views.about_view</w:t>
             </w:r>
           </w:p>
         </w:tc>
@@ -9985,7 +9991,7 @@
                 <w:sz w:val="17"/>
                 <w:szCs w:val="17"/>
               </w:rPr>
-              <w:t>portal:help</w:t>
+              <w:t>core:help</w:t>
             </w:r>
           </w:p>
         </w:tc>
@@ -10004,7 +10010,7 @@
                 <w:sz w:val="17"/>
                 <w:szCs w:val="17"/>
               </w:rPr>
-              <w:t>views.help_view</w:t>
+              <w:t>core.views.help_view</w:t>
             </w:r>
           </w:p>
         </w:tc>
@@ -10107,7 +10113,7 @@
                 <w:sz w:val="17"/>
                 <w:szCs w:val="17"/>
               </w:rPr>
-              <w:t>portal:login</w:t>
+              <w:t>accounts:login</w:t>
             </w:r>
           </w:p>
         </w:tc>
@@ -10126,7 +10132,7 @@
                 <w:sz w:val="17"/>
                 <w:szCs w:val="17"/>
               </w:rPr>
-              <w:t>views.login_view</w:t>
+              <w:t>accounts.views.login_view</w:t>
             </w:r>
           </w:p>
         </w:tc>
@@ -10229,7 +10235,7 @@
                 <w:sz w:val="17"/>
                 <w:szCs w:val="17"/>
               </w:rPr>
-              <w:t>portal:register</w:t>
+              <w:t>accounts:register</w:t>
             </w:r>
           </w:p>
         </w:tc>
@@ -10248,7 +10254,7 @@
                 <w:sz w:val="17"/>
                 <w:szCs w:val="17"/>
               </w:rPr>
-              <w:t>views.register_view</w:t>
+              <w:t>accounts.views.register_view</w:t>
             </w:r>
           </w:p>
         </w:tc>
@@ -10351,7 +10357,7 @@
                 <w:sz w:val="17"/>
                 <w:szCs w:val="17"/>
               </w:rPr>
-              <w:t>portal:logout</w:t>
+              <w:t>accounts:logout</w:t>
             </w:r>
           </w:p>
         </w:tc>
@@ -10370,7 +10376,7 @@
                 <w:sz w:val="17"/>
                 <w:szCs w:val="17"/>
               </w:rPr>
-              <w:t>views.logout_view</w:t>
+              <w:t>accounts.views.logout_view</w:t>
             </w:r>
           </w:p>
         </w:tc>
@@ -10473,7 +10479,7 @@
                 <w:sz w:val="17"/>
                 <w:szCs w:val="17"/>
               </w:rPr>
-              <w:t>portal:enterprise_profile</w:t>
+              <w:t>accounts:enterprise_profile</w:t>
             </w:r>
           </w:p>
         </w:tc>
@@ -10492,7 +10498,7 @@
                 <w:sz w:val="17"/>
                 <w:szCs w:val="17"/>
               </w:rPr>
-              <w:t>views.enterprise_profile_view</w:t>
+              <w:t>accounts.views.enterprise_profile_view</w:t>
             </w:r>
           </w:p>
         </w:tc>
@@ -10595,7 +10601,7 @@
                 <w:sz w:val="17"/>
                 <w:szCs w:val="17"/>
               </w:rPr>
-              <w:t>portal:enterprise_verification</w:t>
+              <w:t>accounts:enterprise_verification</w:t>
             </w:r>
           </w:p>
         </w:tc>
@@ -10614,7 +10620,7 @@
                 <w:sz w:val="17"/>
                 <w:szCs w:val="17"/>
               </w:rPr>
-              <w:t>views.enterprise_verification_view</w:t>
+              <w:t>accounts.views.enterprise_verification_view</w:t>
             </w:r>
           </w:p>
         </w:tc>
@@ -10717,7 +10723,7 @@
                 <w:sz w:val="17"/>
                 <w:szCs w:val="17"/>
               </w:rPr>
-              <w:t>portal:enterprise_members</w:t>
+              <w:t>accounts:enterprise_members</w:t>
             </w:r>
           </w:p>
         </w:tc>
@@ -10736,7 +10742,7 @@
                 <w:sz w:val="17"/>
                 <w:szCs w:val="17"/>
               </w:rPr>
-              <w:t>views.enterprise_members_view</w:t>
+              <w:t>accounts.views.enterprise_members_view</w:t>
             </w:r>
           </w:p>
         </w:tc>
@@ -10839,7 +10845,7 @@
                 <w:sz w:val="17"/>
                 <w:szCs w:val="17"/>
               </w:rPr>
-              <w:t>portal:enterprise_invitations</w:t>
+              <w:t>accounts:enterprise_invitations</w:t>
             </w:r>
           </w:p>
         </w:tc>
@@ -10858,7 +10864,7 @@
                 <w:sz w:val="17"/>
                 <w:szCs w:val="17"/>
               </w:rPr>
-              <w:t>views.enterprise_invitations_view</w:t>
+              <w:t>accounts.views.enterprise_invitations_view</w:t>
             </w:r>
           </w:p>
         </w:tc>
@@ -10961,7 +10967,7 @@
                 <w:sz w:val="17"/>
                 <w:szCs w:val="17"/>
               </w:rPr>
-              <w:t>portal:goods_list</w:t>
+              <w:t>catalog:goods_list</w:t>
             </w:r>
           </w:p>
         </w:tc>
@@ -10980,7 +10986,7 @@
                 <w:sz w:val="17"/>
                 <w:szCs w:val="17"/>
               </w:rPr>
-              <w:t>views.goods_list_view</w:t>
+              <w:t>catalog.views.goods_list_view</w:t>
             </w:r>
           </w:p>
         </w:tc>
@@ -11083,7 +11089,7 @@
                 <w:sz w:val="17"/>
                 <w:szCs w:val="17"/>
               </w:rPr>
-              <w:t>portal:goods_detail</w:t>
+              <w:t>catalog:goods_detail</w:t>
             </w:r>
           </w:p>
         </w:tc>
@@ -11102,7 +11108,7 @@
                 <w:sz w:val="17"/>
                 <w:szCs w:val="17"/>
               </w:rPr>
-              <w:t>views.goods_detail_view</w:t>
+              <w:t>catalog.views.goods_detail_view</w:t>
             </w:r>
           </w:p>
         </w:tc>
@@ -11205,7 +11211,7 @@
                 <w:sz w:val="17"/>
                 <w:szCs w:val="17"/>
               </w:rPr>
-              <w:t>portal:goods_form</w:t>
+              <w:t>catalog:goods_form</w:t>
             </w:r>
           </w:p>
         </w:tc>
@@ -11224,7 +11230,7 @@
                 <w:sz w:val="17"/>
                 <w:szCs w:val="17"/>
               </w:rPr>
-              <w:t>views.goods_form_view</w:t>
+              <w:t>catalog.views.goods_form_view</w:t>
             </w:r>
           </w:p>
         </w:tc>
@@ -11327,7 +11333,7 @@
                 <w:sz w:val="17"/>
                 <w:szCs w:val="17"/>
               </w:rPr>
-              <w:t>portal:rfq_list</w:t>
+              <w:t>trading:rfq_list</w:t>
             </w:r>
           </w:p>
         </w:tc>
@@ -11346,7 +11352,7 @@
                 <w:sz w:val="17"/>
                 <w:szCs w:val="17"/>
               </w:rPr>
-              <w:t>views.rfq_list_view</w:t>
+              <w:t>trading.views.rfq_list_view</w:t>
             </w:r>
           </w:p>
         </w:tc>
@@ -11449,7 +11455,7 @@
                 <w:sz w:val="17"/>
                 <w:szCs w:val="17"/>
               </w:rPr>
-              <w:t>portal:rfq_create</w:t>
+              <w:t>trading:rfq_create</w:t>
             </w:r>
           </w:p>
         </w:tc>
@@ -11468,7 +11474,7 @@
                 <w:sz w:val="17"/>
                 <w:szCs w:val="17"/>
               </w:rPr>
-              <w:t>views.rfq_create_view</w:t>
+              <w:t>trading.views.rfq_create_view</w:t>
             </w:r>
           </w:p>
         </w:tc>
@@ -11571,7 +11577,7 @@
                 <w:sz w:val="17"/>
                 <w:szCs w:val="17"/>
               </w:rPr>
-              <w:t>portal:rfq_detail</w:t>
+              <w:t>trading:rfq_detail</w:t>
             </w:r>
           </w:p>
         </w:tc>
@@ -11590,7 +11596,7 @@
                 <w:sz w:val="17"/>
                 <w:szCs w:val="17"/>
               </w:rPr>
-              <w:t>views.rfq_detail_view</w:t>
+              <w:t>trading.views.rfq_detail_view</w:t>
             </w:r>
           </w:p>
         </w:tc>
@@ -11693,7 +11699,7 @@
                 <w:sz w:val="17"/>
                 <w:szCs w:val="17"/>
               </w:rPr>
-              <w:t>portal:quote_list</w:t>
+              <w:t>trading:quote_list</w:t>
             </w:r>
           </w:p>
         </w:tc>
@@ -11712,7 +11718,7 @@
                 <w:sz w:val="17"/>
                 <w:szCs w:val="17"/>
               </w:rPr>
-              <w:t>views.quote_list_view</w:t>
+              <w:t>trading.views.quote_list_view</w:t>
             </w:r>
           </w:p>
         </w:tc>
@@ -11815,7 +11821,7 @@
                 <w:sz w:val="17"/>
                 <w:szCs w:val="17"/>
               </w:rPr>
-              <w:t>portal:quote_detail</w:t>
+              <w:t>trading:quote_detail</w:t>
             </w:r>
           </w:p>
         </w:tc>
@@ -11834,7 +11840,7 @@
                 <w:sz w:val="17"/>
                 <w:szCs w:val="17"/>
               </w:rPr>
-              <w:t>views.quote_detail_view</w:t>
+              <w:t>trading.views.quote_detail_view</w:t>
             </w:r>
           </w:p>
         </w:tc>
@@ -11937,7 +11943,7 @@
                 <w:sz w:val="17"/>
                 <w:szCs w:val="17"/>
               </w:rPr>
-              <w:t>portal:order_list</w:t>
+              <w:t>trading:order_list</w:t>
             </w:r>
           </w:p>
         </w:tc>
@@ -11956,7 +11962,7 @@
                 <w:sz w:val="17"/>
                 <w:szCs w:val="17"/>
               </w:rPr>
-              <w:t>views.order_list_view</w:t>
+              <w:t>trading.views.order_list_view</w:t>
             </w:r>
           </w:p>
         </w:tc>
@@ -11982,6 +11988,7 @@
                 <w:sz w:val="17"/>
                 <w:szCs w:val="17"/>
               </w:rPr>
+              <w:lastRenderedPageBreak/>
               <w:t>20</w:t>
             </w:r>
           </w:p>
@@ -12059,7 +12066,7 @@
                 <w:sz w:val="17"/>
                 <w:szCs w:val="17"/>
               </w:rPr>
-              <w:t>portal:order_detail</w:t>
+              <w:t>trading:order_detail</w:t>
             </w:r>
           </w:p>
         </w:tc>
@@ -12078,7 +12085,7 @@
                 <w:sz w:val="17"/>
                 <w:szCs w:val="17"/>
               </w:rPr>
-              <w:t>views.order_detail_view</w:t>
+              <w:t>trading.views.order_detail_view</w:t>
             </w:r>
           </w:p>
         </w:tc>
@@ -12181,7 +12188,7 @@
                 <w:sz w:val="17"/>
                 <w:szCs w:val="17"/>
               </w:rPr>
-              <w:t>portal:order_milestones</w:t>
+              <w:t>trading:order_milestones</w:t>
             </w:r>
           </w:p>
         </w:tc>
@@ -12200,7 +12207,7 @@
                 <w:sz w:val="17"/>
                 <w:szCs w:val="17"/>
               </w:rPr>
-              <w:t>views.order_milestones_view</w:t>
+              <w:t>trading.views.order_milestones_view</w:t>
             </w:r>
           </w:p>
         </w:tc>
@@ -12303,7 +12310,7 @@
                 <w:sz w:val="17"/>
                 <w:szCs w:val="17"/>
               </w:rPr>
-              <w:t>portal:order_changes</w:t>
+              <w:t>trading:order_changes</w:t>
             </w:r>
           </w:p>
         </w:tc>
@@ -12322,7 +12329,7 @@
                 <w:sz w:val="17"/>
                 <w:szCs w:val="17"/>
               </w:rPr>
-              <w:t>views.order_changes_view</w:t>
+              <w:t>trading.views.order_changes_view</w:t>
             </w:r>
           </w:p>
         </w:tc>
@@ -12425,7 +12432,7 @@
                 <w:sz w:val="17"/>
                 <w:szCs w:val="17"/>
               </w:rPr>
-              <w:t>portal:shipment_list</w:t>
+              <w:t>logistics:shipment_list</w:t>
             </w:r>
           </w:p>
         </w:tc>
@@ -12444,7 +12451,7 @@
                 <w:sz w:val="17"/>
                 <w:szCs w:val="17"/>
               </w:rPr>
-              <w:t>views.shipment_list_view</w:t>
+              <w:t>logistics.views.shipment_list_view</w:t>
             </w:r>
           </w:p>
         </w:tc>
@@ -12547,7 +12554,7 @@
                 <w:sz w:val="17"/>
                 <w:szCs w:val="17"/>
               </w:rPr>
-              <w:t>portal:shipment_detail</w:t>
+              <w:t>logistics:shipment_detail</w:t>
             </w:r>
           </w:p>
         </w:tc>
@@ -12566,7 +12573,7 @@
                 <w:sz w:val="17"/>
                 <w:szCs w:val="17"/>
               </w:rPr>
-              <w:t>views.shipment_detail_view</w:t>
+              <w:t>logistics.views.shipment_detail_view</w:t>
             </w:r>
           </w:p>
         </w:tc>
@@ -12592,7 +12599,6 @@
                 <w:sz w:val="17"/>
                 <w:szCs w:val="17"/>
               </w:rPr>
-              <w:lastRenderedPageBreak/>
               <w:t>25</w:t>
             </w:r>
           </w:p>
@@ -12670,7 +12676,7 @@
                 <w:sz w:val="17"/>
                 <w:szCs w:val="17"/>
               </w:rPr>
-              <w:t>portal:exception_list</w:t>
+              <w:t>logistics:exception_list</w:t>
             </w:r>
           </w:p>
         </w:tc>
@@ -12689,7 +12695,7 @@
                 <w:sz w:val="17"/>
                 <w:szCs w:val="17"/>
               </w:rPr>
-              <w:t>views.exception_list_view</w:t>
+              <w:t>logistics.views.exception_list_view</w:t>
             </w:r>
           </w:p>
         </w:tc>
@@ -12792,7 +12798,7 @@
                 <w:sz w:val="17"/>
                 <w:szCs w:val="17"/>
               </w:rPr>
-              <w:t>portal:exception_create</w:t>
+              <w:t>logistics:exception_create</w:t>
             </w:r>
           </w:p>
         </w:tc>
@@ -12811,7 +12817,7 @@
                 <w:sz w:val="17"/>
                 <w:szCs w:val="17"/>
               </w:rPr>
-              <w:t>views.exception_create_view</w:t>
+              <w:t>logistics.views.exception_create_view</w:t>
             </w:r>
           </w:p>
         </w:tc>
@@ -12914,7 +12920,7 @@
                 <w:sz w:val="17"/>
                 <w:szCs w:val="17"/>
               </w:rPr>
-              <w:t>portal:documents_list</w:t>
+              <w:t>documents:documents_list</w:t>
             </w:r>
           </w:p>
         </w:tc>
@@ -12933,7 +12939,7 @@
                 <w:sz w:val="17"/>
                 <w:szCs w:val="17"/>
               </w:rPr>
-              <w:t>views.documents_list_view</w:t>
+              <w:t>documents.views.documents_list_view</w:t>
             </w:r>
           </w:p>
         </w:tc>
@@ -13036,7 +13042,7 @@
                 <w:sz w:val="17"/>
                 <w:szCs w:val="17"/>
               </w:rPr>
-              <w:t>portal:documents_upload</w:t>
+              <w:t>documents:documents_upload</w:t>
             </w:r>
           </w:p>
         </w:tc>
@@ -13055,7 +13061,7 @@
                 <w:sz w:val="17"/>
                 <w:szCs w:val="17"/>
               </w:rPr>
-              <w:t>views.documents_upload_view</w:t>
+              <w:t>documents.views.documents_upload_view</w:t>
             </w:r>
           </w:p>
         </w:tc>
@@ -13158,7 +13164,7 @@
                 <w:sz w:val="17"/>
                 <w:szCs w:val="17"/>
               </w:rPr>
-              <w:t>portal:certificates_list</w:t>
+              <w:t>documents:certificates_list</w:t>
             </w:r>
           </w:p>
         </w:tc>
@@ -13177,7 +13183,7 @@
                 <w:sz w:val="17"/>
                 <w:szCs w:val="17"/>
               </w:rPr>
-              <w:t>views.certificates_list_view</w:t>
+              <w:t>documents.views.certificates_list_view</w:t>
             </w:r>
           </w:p>
         </w:tc>
@@ -13280,7 +13286,7 @@
                 <w:sz w:val="17"/>
                 <w:szCs w:val="17"/>
               </w:rPr>
-              <w:t>portal:compliance_check</w:t>
+              <w:t>documents:compliance_check</w:t>
             </w:r>
           </w:p>
         </w:tc>
@@ -13299,7 +13305,7 @@
                 <w:sz w:val="17"/>
                 <w:szCs w:val="17"/>
               </w:rPr>
-              <w:t>views.compliance_check_view</w:t>
+              <w:t>documents.views.compliance_check_view</w:t>
             </w:r>
           </w:p>
         </w:tc>
@@ -13402,7 +13408,7 @@
                 <w:sz w:val="17"/>
                 <w:szCs w:val="17"/>
               </w:rPr>
-              <w:t>portal:message_list</w:t>
+              <w:t>messaging:message_list</w:t>
             </w:r>
           </w:p>
         </w:tc>
@@ -13421,7 +13427,7 @@
                 <w:sz w:val="17"/>
                 <w:szCs w:val="17"/>
               </w:rPr>
-              <w:t>views.message_list_view</w:t>
+              <w:t>messaging.views.message_list_view</w:t>
             </w:r>
           </w:p>
         </w:tc>
@@ -13524,7 +13530,7 @@
                 <w:sz w:val="17"/>
                 <w:szCs w:val="17"/>
               </w:rPr>
-              <w:t>portal:message_detail</w:t>
+              <w:t>messaging:message_detail</w:t>
             </w:r>
           </w:p>
         </w:tc>
@@ -13543,7 +13549,7 @@
                 <w:sz w:val="17"/>
                 <w:szCs w:val="17"/>
               </w:rPr>
-              <w:t>views.message_detail_view</w:t>
+              <w:t>messaging.views.message_detail_view</w:t>
             </w:r>
           </w:p>
         </w:tc>
@@ -13646,7 +13652,7 @@
                 <w:sz w:val="17"/>
                 <w:szCs w:val="17"/>
               </w:rPr>
-              <w:t>portal:task_board</w:t>
+              <w:t>tasks:task_board</w:t>
             </w:r>
           </w:p>
         </w:tc>
@@ -13665,7 +13671,7 @@
                 <w:sz w:val="17"/>
                 <w:szCs w:val="17"/>
               </w:rPr>
-              <w:t>views.task_board_view</w:t>
+              <w:t>tasks.views.task_board_view</w:t>
             </w:r>
           </w:p>
         </w:tc>
@@ -13768,7 +13774,7 @@
                 <w:sz w:val="17"/>
                 <w:szCs w:val="17"/>
               </w:rPr>
-              <w:t>portal:task_detail</w:t>
+              <w:t>tasks:task_detail</w:t>
             </w:r>
           </w:p>
         </w:tc>
@@ -13787,7 +13793,7 @@
                 <w:sz w:val="17"/>
                 <w:szCs w:val="17"/>
               </w:rPr>
-              <w:t>views.task_detail_view</w:t>
+              <w:t>tasks.views.task_detail_view</w:t>
             </w:r>
           </w:p>
         </w:tc>
@@ -13890,7 +13896,7 @@
                 <w:sz w:val="17"/>
                 <w:szCs w:val="17"/>
               </w:rPr>
-              <w:t>portal:notification_settings</w:t>
+              <w:t>tasks:notification_settings</w:t>
             </w:r>
           </w:p>
         </w:tc>
@@ -13909,7 +13915,7 @@
                 <w:sz w:val="17"/>
                 <w:szCs w:val="17"/>
               </w:rPr>
-              <w:t>views.notification_settings_view</w:t>
+              <w:t>tasks.views.notification_settings_view</w:t>
             </w:r>
           </w:p>
         </w:tc>
@@ -14012,7 +14018,7 @@
                 <w:sz w:val="17"/>
                 <w:szCs w:val="17"/>
               </w:rPr>
-              <w:t>portal:dashboard</w:t>
+              <w:t>analytics:dashboard</w:t>
             </w:r>
           </w:p>
         </w:tc>
@@ -14031,7 +14037,7 @@
                 <w:sz w:val="17"/>
                 <w:szCs w:val="17"/>
               </w:rPr>
-              <w:t>views.dashboard_view</w:t>
+              <w:t>analytics.views.dashboard_view</w:t>
             </w:r>
           </w:p>
         </w:tc>
@@ -14134,7 +14140,7 @@
                 <w:sz w:val="17"/>
                 <w:szCs w:val="17"/>
               </w:rPr>
-              <w:t>portal:dashboard_logistics</w:t>
+              <w:t>analytics:dashboard_logistics</w:t>
             </w:r>
           </w:p>
         </w:tc>
@@ -14153,7 +14159,7 @@
                 <w:sz w:val="17"/>
                 <w:szCs w:val="17"/>
               </w:rPr>
-              <w:t>views.dashboard_logistics_view</w:t>
+              <w:t>analytics.views.dashboard_logistics_view</w:t>
             </w:r>
           </w:p>
         </w:tc>
@@ -14256,7 +14262,7 @@
                 <w:sz w:val="17"/>
                 <w:szCs w:val="17"/>
               </w:rPr>
-              <w:t>portal:dashboard_compliance</w:t>
+              <w:t>analytics:dashboard_compliance</w:t>
             </w:r>
           </w:p>
         </w:tc>
@@ -14275,7 +14281,7 @@
                 <w:sz w:val="17"/>
                 <w:szCs w:val="17"/>
               </w:rPr>
-              <w:t>views.dashboard_compliance_view</w:t>
+              <w:t>analytics.views.dashboard_compliance_view</w:t>
             </w:r>
           </w:p>
         </w:tc>
@@ -14378,7 +14384,7 @@
                 <w:sz w:val="17"/>
                 <w:szCs w:val="17"/>
               </w:rPr>
-              <w:t>portal:statement_list</w:t>
+              <w:t>billing:statement_list</w:t>
             </w:r>
           </w:p>
         </w:tc>
@@ -14397,7 +14403,7 @@
                 <w:sz w:val="17"/>
                 <w:szCs w:val="17"/>
               </w:rPr>
-              <w:t>views.statement_list_view</w:t>
+              <w:t>billing.views.statement_list_view</w:t>
             </w:r>
           </w:p>
         </w:tc>
@@ -14500,7 +14506,7 @@
                 <w:sz w:val="17"/>
                 <w:szCs w:val="17"/>
               </w:rPr>
-              <w:t>portal:statement_detail</w:t>
+              <w:t>billing:statement_detail</w:t>
             </w:r>
           </w:p>
         </w:tc>
@@ -14519,7 +14525,7 @@
                 <w:sz w:val="17"/>
                 <w:szCs w:val="17"/>
               </w:rPr>
-              <w:t>views.statement_detail_view</w:t>
+              <w:t>billing.views.statement_detail_view</w:t>
             </w:r>
           </w:p>
         </w:tc>
@@ -14622,7 +14628,7 @@
                 <w:sz w:val="17"/>
                 <w:szCs w:val="17"/>
               </w:rPr>
-              <w:t>portal:audit_log_list</w:t>
+              <w:t>system:audit_log_list</w:t>
             </w:r>
           </w:p>
         </w:tc>
@@ -14641,7 +14647,7 @@
                 <w:sz w:val="17"/>
                 <w:szCs w:val="17"/>
               </w:rPr>
-              <w:t>views.audit_log_list_view</w:t>
+              <w:t>system.views.audit_log_list_view</w:t>
             </w:r>
           </w:p>
         </w:tc>
@@ -14744,7 +14750,7 @@
                 <w:sz w:val="17"/>
                 <w:szCs w:val="17"/>
               </w:rPr>
-              <w:t>portal:dictionary_list</w:t>
+              <w:t>system:dictionary_list</w:t>
             </w:r>
           </w:p>
         </w:tc>
@@ -14763,7 +14769,7 @@
                 <w:sz w:val="17"/>
                 <w:szCs w:val="17"/>
               </w:rPr>
-              <w:t>views.dictionary_list_view</w:t>
+              <w:t>system.views.dictionary_list_view</w:t>
             </w:r>
           </w:p>
         </w:tc>
@@ -14902,6 +14908,7 @@
         <w:pStyle w:val="PZNote"/>
       </w:pPr>
       <w:r>
+        <w:lastRenderedPageBreak/>
         <w:t>Критерий проверки: каждой записи реестра страниц должны соответствовать маршрут, представление и доступная страница. В проекте эту проверку автоматически выполняют скрипты tools/check_routes.py и tools/smoke_test.py.</w:t>
       </w:r>
     </w:p>
@@ -14935,7 +14942,7 @@
         <w:pStyle w:val="PZList"/>
       </w:pPr>
       <w:r>
-        <w:t>2) перечень получил единый источник данных: реестр portal/pages.py одновременно управляет конфигурацией маршрутов, прототипами представлений и настоящим документом, что принципиально исключает их взаимное расхождение;</w:t>
+        <w:t>2) перечень получил единый источник данных: реестр core/pages.py одновременно управляет конфигурацией маршрутов, прототипами представлений и настоящим документом, что принципиально исключает их взаимное расхождение;</w:t>
       </w:r>
     </w:p>
     <w:p>
@@ -15351,7 +15358,7 @@
                 <w:sz w:val="20"/>
                 <w:szCs w:val="20"/>
               </w:rPr>
-              <w:t>модуль portal/pages.py — единственный источник данных перечня</w:t>
+              <w:t>модуль core/pages.py — единственный источник данных перечня</w:t>
             </w:r>
           </w:p>
         </w:tc>
@@ -17320,31 +17327,31 @@
       </w:rPr>
     </w:lvl>
   </w:abstractNum>
-  <w:num w:numId="1" w16cid:durableId="662272532">
+  <w:num w:numId="1" w16cid:durableId="1091505135">
     <w:abstractNumId w:val="8"/>
   </w:num>
-  <w:num w:numId="2" w16cid:durableId="661666878">
+  <w:num w:numId="2" w16cid:durableId="468207668">
     <w:abstractNumId w:val="6"/>
   </w:num>
-  <w:num w:numId="3" w16cid:durableId="755829409">
+  <w:num w:numId="3" w16cid:durableId="646787477">
     <w:abstractNumId w:val="5"/>
   </w:num>
-  <w:num w:numId="4" w16cid:durableId="1785034809">
+  <w:num w:numId="4" w16cid:durableId="1222861631">
     <w:abstractNumId w:val="4"/>
   </w:num>
-  <w:num w:numId="5" w16cid:durableId="612631213">
+  <w:num w:numId="5" w16cid:durableId="543445859">
     <w:abstractNumId w:val="7"/>
   </w:num>
-  <w:num w:numId="6" w16cid:durableId="624307943">
+  <w:num w:numId="6" w16cid:durableId="1368795399">
     <w:abstractNumId w:val="3"/>
   </w:num>
-  <w:num w:numId="7" w16cid:durableId="350688774">
+  <w:num w:numId="7" w16cid:durableId="1520697994">
     <w:abstractNumId w:val="2"/>
   </w:num>
-  <w:num w:numId="8" w16cid:durableId="305355921">
+  <w:num w:numId="8" w16cid:durableId="815489053">
     <w:abstractNumId w:val="1"/>
   </w:num>
-  <w:num w:numId="9" w16cid:durableId="1230070383">
+  <w:num w:numId="9" w16cid:durableId="2023897983">
     <w:abstractNumId w:val="0"/>
   </w:num>
 </w:numbering>
